--- a/04-滤波电路/05-其他滤波器/巴特沃斯滤波器/巴特沃斯滤波器.docx
+++ b/04-滤波电路/05-其他滤波器/巴特沃斯滤波器/巴特沃斯滤波器.docx
@@ -2488,6 +2488,20 @@
     </w:p>
     <w:bookmarkEnd w:id="26"/>
     <w:bookmarkEnd w:id="27"/>
+    <w:p>
+      <w:pPr>
+        <w:spacing w:before="360"/>
+        <w:jc w:val="center"/>
+      </w:pPr>
+      <w:r>
+        <w:rPr>
+          <w:rFonts w:ascii="Times New Roman" w:hAnsi="Times New Roman"/>
+          <w:color w:val="555555"/>
+          <w:sz w:val="21"/>
+        </w:rPr>
+        <w:t>材料收集者：杜文杰</w:t>
+      </w:r>
+    </w:p>
     <w:sectPr>
       <w:headerReference r:id="rId9" w:type="default"/>
       <w:footerReference r:id="rId10" w:type="default"/>

--- a/04-滤波电路/05-其他滤波器/巴特沃斯滤波器/巴特沃斯滤波器.docx
+++ b/04-滤波电路/05-其他滤波器/巴特沃斯滤波器/巴特沃斯滤波器.docx
@@ -1,6 +1,6 @@
 
 <file path=word/document.xml><?xml version="1.0" encoding="utf-8"?>
-<w:document xmlns:w="http://schemas.openxmlformats.org/wordprocessingml/2006/main" xmlns:m="http://schemas.openxmlformats.org/officeDocument/2006/math" xmlns:r="http://schemas.openxmlformats.org/officeDocument/2006/relationships" xmlns:o="urn:schemas-microsoft-com:office:office" xmlns:v="urn:schemas-microsoft-com:vml" xmlns:w10="urn:schemas-microsoft-com:office:word" xmlns:a="http://schemas.openxmlformats.org/drawingml/2006/main" xmlns:pic="http://schemas.openxmlformats.org/drawingml/2006/picture" xmlns:wp="http://schemas.openxmlformats.org/drawingml/2006/wordprocessingDrawing">
+<w:document xmlns:m="http://schemas.openxmlformats.org/officeDocument/2006/math" xmlns:r="http://schemas.openxmlformats.org/officeDocument/2006/relationships" xmlns:w="http://schemas.openxmlformats.org/wordprocessingml/2006/main" xmlns:o="urn:schemas-microsoft-com:office:office" xmlns:v="urn:schemas-microsoft-com:vml" xmlns:w10="urn:schemas-microsoft-com:office:word" xmlns:a="http://schemas.openxmlformats.org/drawingml/2006/main" xmlns:pic="http://schemas.openxmlformats.org/drawingml/2006/picture" xmlns:wp="http://schemas.openxmlformats.org/drawingml/2006/wordprocessingDrawing">
   <w:body>
     <w:bookmarkStart w:id="27" w:name="巴特沃斯滤波器"/>
     <w:p>
@@ -9,7 +9,7 @@
       </w:pPr>
       <w:r>
         <w:rPr>
-          <w:rFonts w:hint="eastAsia"/>
+          <w:rFonts w:hint="eastAsia" w:eastAsia="黑体"/>
         </w:rPr>
         <w:t xml:space="preserve">巴特沃斯滤波器</w:t>
       </w:r>
@@ -21,7 +21,7 @@
       </w:pPr>
       <w:r>
         <w:rPr>
-          <w:rFonts w:hint="eastAsia"/>
+          <w:rFonts w:hint="eastAsia" w:eastAsia="黑体"/>
         </w:rPr>
         <w:t xml:space="preserve">拓扑描述</w:t>
       </w:r>
@@ -32,16 +32,19 @@
       </w:pPr>
       <w:r>
         <w:rPr>
-          <w:rFonts w:hint="eastAsia"/>
+          <w:rFonts w:hint="eastAsia" w:eastAsia="黑体"/>
         </w:rPr>
         <w:t xml:space="preserve">本电路为以“最大平坦幅度响应”为特征的滤波器逼近类型，元件组成为</w:t>
       </w:r>
       <w:r>
+        <w:rPr>
+          <w:rFonts w:eastAsia="黑体"/>
+        </w:rPr>
         <w:t xml:space="preserve"> </w:t>
       </w:r>
       <w:r>
         <w:rPr>
-          <w:rFonts w:hint="eastAsia"/>
+          <w:rFonts w:hint="eastAsia" w:eastAsia="黑体"/>
           <w:b/>
           <w:bCs/>
         </w:rPr>
@@ -49,6 +52,7 @@
       </w:r>
       <w:r>
         <w:rPr>
+          <w:rFonts w:eastAsia="黑体"/>
           <w:b/>
           <w:bCs/>
         </w:rPr>
@@ -56,7 +60,7 @@
       </w:r>
       <w:r>
         <w:rPr>
-          <w:rFonts w:hint="eastAsia"/>
+          <w:rFonts w:hint="eastAsia" w:eastAsia="黑体"/>
           <w:b/>
           <w:bCs/>
         </w:rPr>
@@ -64,6 +68,7 @@
       </w:r>
       <w:r>
         <w:rPr>
+          <w:rFonts w:eastAsia="黑体"/>
           <w:b/>
           <w:bCs/>
         </w:rPr>
@@ -76,7 +81,7 @@
       </m:oMath>
       <w:r>
         <w:rPr>
-          <w:rFonts w:hint="eastAsia"/>
+          <w:rFonts w:hint="eastAsia" w:eastAsia="黑体"/>
           <w:b/>
           <w:bCs/>
         </w:rPr>
@@ -84,6 +89,7 @@
       </w:r>
       <w:r>
         <w:rPr>
+          <w:rFonts w:eastAsia="黑体"/>
           <w:b/>
           <w:bCs/>
         </w:rPr>
@@ -96,7 +102,7 @@
       </m:oMath>
       <w:r>
         <w:rPr>
-          <w:rFonts w:hint="eastAsia"/>
+          <w:rFonts w:hint="eastAsia" w:eastAsia="黑体"/>
           <w:b/>
           <w:bCs/>
         </w:rPr>
@@ -104,6 +110,7 @@
       </w:r>
       <w:r>
         <w:rPr>
+          <w:rFonts w:eastAsia="黑体"/>
           <w:b/>
           <w:bCs/>
         </w:rPr>
@@ -116,7 +123,7 @@
       </m:oMath>
       <w:r>
         <w:rPr>
-          <w:rFonts w:hint="eastAsia"/>
+          <w:rFonts w:hint="eastAsia" w:eastAsia="黑体"/>
           <w:b/>
           <w:bCs/>
         </w:rPr>
@@ -124,6 +131,7 @@
       </w:r>
       <w:r>
         <w:rPr>
+          <w:rFonts w:eastAsia="黑体"/>
           <w:b/>
           <w:bCs/>
         </w:rPr>
@@ -131,7 +139,7 @@
       </w:r>
       <w:r>
         <w:rPr>
-          <w:rFonts w:hint="eastAsia"/>
+          <w:rFonts w:hint="eastAsia" w:eastAsia="黑体"/>
           <w:b/>
           <w:bCs/>
         </w:rPr>
@@ -139,6 +147,7 @@
       </w:r>
       <w:r>
         <w:rPr>
+          <w:rFonts w:eastAsia="黑体"/>
           <w:b/>
           <w:bCs/>
         </w:rPr>
@@ -146,7 +155,7 @@
       </w:r>
       <w:r>
         <w:rPr>
-          <w:rFonts w:hint="eastAsia"/>
+          <w:rFonts w:hint="eastAsia" w:eastAsia="黑体"/>
           <w:b/>
           <w:bCs/>
         </w:rPr>
@@ -154,11 +163,14 @@
       </w:r>
       <w:r>
         <w:rPr>
-          <w:rFonts w:hint="eastAsia"/>
+          <w:rFonts w:hint="eastAsia" w:eastAsia="黑体"/>
         </w:rPr>
         <w:t xml:space="preserve">。关键节点命名如下：输入节点</w:t>
       </w:r>
       <w:r>
+        <w:rPr>
+          <w:rFonts w:eastAsia="黑体"/>
+        </w:rPr>
         <w:t xml:space="preserve"> </w:t>
       </w:r>
       <m:oMath>
@@ -179,15 +191,21 @@
         </m:sSub>
       </m:oMath>
       <w:r>
+        <w:rPr>
+          <w:rFonts w:eastAsia="黑体"/>
+        </w:rPr>
         <w:t xml:space="preserve"> </w:t>
       </w:r>
       <w:r>
         <w:rPr>
-          <w:rFonts w:hint="eastAsia"/>
+          <w:rFonts w:hint="eastAsia" w:eastAsia="黑体"/>
         </w:rPr>
         <w:t xml:space="preserve">为信号入口，输出节点</w:t>
       </w:r>
       <w:r>
+        <w:rPr>
+          <w:rFonts w:eastAsia="黑体"/>
+        </w:rPr>
         <w:t xml:space="preserve"> </w:t>
       </w:r>
       <m:oMath>
@@ -211,15 +229,21 @@
         </m:sSub>
       </m:oMath>
       <w:r>
+        <w:rPr>
+          <w:rFonts w:eastAsia="黑体"/>
+        </w:rPr>
         <w:t xml:space="preserve"> </w:t>
       </w:r>
       <w:r>
         <w:rPr>
-          <w:rFonts w:hint="eastAsia"/>
+          <w:rFonts w:hint="eastAsia" w:eastAsia="黑体"/>
         </w:rPr>
         <w:t xml:space="preserve">为信号出口，地节点</w:t>
       </w:r>
       <w:r>
+        <w:rPr>
+          <w:rFonts w:eastAsia="黑体"/>
+        </w:rPr>
         <w:t xml:space="preserve"> </w:t>
       </w:r>
       <m:oMath>
@@ -234,15 +258,21 @@
         </m:r>
       </m:oMath>
       <w:r>
+        <w:rPr>
+          <w:rFonts w:eastAsia="黑体"/>
+        </w:rPr>
         <w:t xml:space="preserve"> </w:t>
       </w:r>
       <w:r>
         <w:rPr>
-          <w:rFonts w:hint="eastAsia"/>
+          <w:rFonts w:hint="eastAsia" w:eastAsia="黑体"/>
         </w:rPr>
         <w:t xml:space="preserve">为公共参考；无源实现时各中间节点</w:t>
       </w:r>
       <w:r>
+        <w:rPr>
+          <w:rFonts w:eastAsia="黑体"/>
+        </w:rPr>
         <w:t xml:space="preserve"> </w:t>
       </w:r>
       <m:oMath>
@@ -260,6 +290,9 @@
         </m:sSub>
       </m:oMath>
       <w:r>
+        <w:rPr>
+          <w:rFonts w:eastAsia="黑体"/>
+        </w:rPr>
         <w:t xml:space="preserve">、</w:t>
       </w:r>
       <m:oMath>
@@ -277,6 +310,9 @@
         </m:sSub>
       </m:oMath>
       <w:r>
+        <w:rPr>
+          <w:rFonts w:eastAsia="黑体"/>
+        </w:rPr>
         <w:t xml:space="preserve">、…、</w:t>
       </w:r>
       <m:oMath>
@@ -294,15 +330,21 @@
         </m:sSub>
       </m:oMath>
       <w:r>
+        <w:rPr>
+          <w:rFonts w:eastAsia="黑体"/>
+        </w:rPr>
         <w:t xml:space="preserve"> </w:t>
       </w:r>
       <w:r>
         <w:rPr>
-          <w:rFonts w:hint="eastAsia"/>
+          <w:rFonts w:hint="eastAsia" w:eastAsia="黑体"/>
         </w:rPr>
         <w:t xml:space="preserve">为阶梯网络中串联元件与并联分支的交点；有源实现时节点</w:t>
       </w:r>
       <w:r>
+        <w:rPr>
+          <w:rFonts w:eastAsia="黑体"/>
+        </w:rPr>
         <w:t xml:space="preserve"> </w:t>
       </w:r>
       <m:oMath>
@@ -329,6 +371,9 @@
         </m:sSub>
       </m:oMath>
       <w:r>
+        <w:rPr>
+          <w:rFonts w:eastAsia="黑体"/>
+        </w:rPr>
         <w:t xml:space="preserve">、</w:t>
       </w:r>
       <m:oMath>
@@ -355,11 +400,14 @@
         </m:sSub>
       </m:oMath>
       <w:r>
+        <w:rPr>
+          <w:rFonts w:eastAsia="黑体"/>
+        </w:rPr>
         <w:t xml:space="preserve"> </w:t>
       </w:r>
       <w:r>
         <w:rPr>
-          <w:rFonts w:hint="eastAsia"/>
+          <w:rFonts w:hint="eastAsia" w:eastAsia="黑体"/>
         </w:rPr>
         <w:t xml:space="preserve">为各二阶节运放的输入端点。</w:t>
       </w:r>
@@ -368,20 +416,26 @@
       <w:pPr/>
       <w:r>
         <w:rPr>
-          <w:rFonts w:hint="eastAsia"/>
+          <w:rFonts w:hint="eastAsia" w:eastAsia="黑体"/>
         </w:rPr>
         <w:t xml:space="preserve">各元件管脚连接（以无源</w:t>
       </w:r>
       <w:r>
+        <w:rPr>
+          <w:rFonts w:eastAsia="黑体"/>
+        </w:rPr>
         <w:t xml:space="preserve"> RLC </w:t>
       </w:r>
       <w:r>
         <w:rPr>
-          <w:rFonts w:hint="eastAsia"/>
+          <w:rFonts w:hint="eastAsia" w:eastAsia="黑体"/>
         </w:rPr>
         <w:t xml:space="preserve">阶梯低通为例）：每级串联元件（电感</w:t>
       </w:r>
       <w:r>
+        <w:rPr>
+          <w:rFonts w:eastAsia="黑体"/>
+        </w:rPr>
         <w:t xml:space="preserve"> </w:t>
       </w:r>
       <m:oMath>
@@ -390,15 +444,21 @@
         </m:r>
       </m:oMath>
       <w:r>
+        <w:rPr>
+          <w:rFonts w:eastAsia="黑体"/>
+        </w:rPr>
         <w:t xml:space="preserve"> </w:t>
       </w:r>
       <w:r>
         <w:rPr>
-          <w:rFonts w:hint="eastAsia"/>
+          <w:rFonts w:hint="eastAsia" w:eastAsia="黑体"/>
         </w:rPr>
         <w:t xml:space="preserve">或电阻</w:t>
       </w:r>
       <w:r>
+        <w:rPr>
+          <w:rFonts w:eastAsia="黑体"/>
+        </w:rPr>
         <w:t xml:space="preserve"> </w:t>
       </w:r>
       <m:oMath>
@@ -408,11 +468,14 @@
       </m:oMath>
       <w:r>
         <w:rPr>
-          <w:rFonts w:hint="eastAsia"/>
+          <w:rFonts w:hint="eastAsia" w:eastAsia="黑体"/>
         </w:rPr>
         <w:t xml:space="preserve">）一端接上一级节点、另一端接本级节点</w:t>
       </w:r>
       <w:r>
+        <w:rPr>
+          <w:rFonts w:eastAsia="黑体"/>
+        </w:rPr>
         <w:t xml:space="preserve"> </w:t>
       </w:r>
       <m:oMath>
@@ -431,11 +494,14 @@
       </m:oMath>
       <w:r>
         <w:rPr>
-          <w:rFonts w:hint="eastAsia"/>
+          <w:rFonts w:hint="eastAsia" w:eastAsia="黑体"/>
         </w:rPr>
         <w:t xml:space="preserve">，并联元件（电容</w:t>
       </w:r>
       <w:r>
+        <w:rPr>
+          <w:rFonts w:eastAsia="黑体"/>
+        </w:rPr>
         <w:t xml:space="preserve"> </w:t>
       </w:r>
       <m:oMath>
@@ -445,11 +511,14 @@
       </m:oMath>
       <w:r>
         <w:rPr>
-          <w:rFonts w:hint="eastAsia"/>
+          <w:rFonts w:hint="eastAsia" w:eastAsia="黑体"/>
         </w:rPr>
         <w:t xml:space="preserve">）一端接</w:t>
       </w:r>
       <w:r>
+        <w:rPr>
+          <w:rFonts w:eastAsia="黑体"/>
+        </w:rPr>
         <w:t xml:space="preserve"> </w:t>
       </w:r>
       <m:oMath>
@@ -468,11 +537,14 @@
       </m:oMath>
       <w:r>
         <w:rPr>
-          <w:rFonts w:hint="eastAsia"/>
+          <w:rFonts w:hint="eastAsia" w:eastAsia="黑体"/>
         </w:rPr>
         <w:t xml:space="preserve">、另一端接地节点</w:t>
       </w:r>
       <w:r>
+        <w:rPr>
+          <w:rFonts w:eastAsia="黑体"/>
+        </w:rPr>
         <w:t xml:space="preserve"> </w:t>
       </w:r>
       <m:oMath>
@@ -488,11 +560,14 @@
       </m:oMath>
       <w:r>
         <w:rPr>
-          <w:rFonts w:hint="eastAsia"/>
+          <w:rFonts w:hint="eastAsia" w:eastAsia="黑体"/>
         </w:rPr>
         <w:t xml:space="preserve">，各级依次串联，输入端接</w:t>
       </w:r>
       <w:r>
+        <w:rPr>
+          <w:rFonts w:eastAsia="黑体"/>
+        </w:rPr>
         <w:t xml:space="preserve"> </w:t>
       </w:r>
       <m:oMath>
@@ -514,11 +589,14 @@
       </m:oMath>
       <w:r>
         <w:rPr>
-          <w:rFonts w:hint="eastAsia"/>
+          <w:rFonts w:hint="eastAsia" w:eastAsia="黑体"/>
         </w:rPr>
         <w:t xml:space="preserve">、末端接输出节点</w:t>
       </w:r>
       <w:r>
+        <w:rPr>
+          <w:rFonts w:eastAsia="黑体"/>
+        </w:rPr>
         <w:t xml:space="preserve"> </w:t>
       </w:r>
       <m:oMath>
@@ -543,16 +621,19 @@
       </m:oMath>
       <w:r>
         <w:rPr>
-          <w:rFonts w:hint="eastAsia"/>
+          <w:rFonts w:hint="eastAsia" w:eastAsia="黑体"/>
         </w:rPr>
         <w:t xml:space="preserve">，其元件值按巴特沃斯极点表确定。有源实现时，以</w:t>
       </w:r>
       <w:r>
+        <w:rPr>
+          <w:rFonts w:eastAsia="黑体"/>
+        </w:rPr>
         <w:t xml:space="preserve"> Sallen-Key </w:t>
       </w:r>
       <w:r>
         <w:rPr>
-          <w:rFonts w:hint="eastAsia"/>
+          <w:rFonts w:hint="eastAsia" w:eastAsia="黑体"/>
         </w:rPr>
         <w:t xml:space="preserve">节为例，</w:t>
       </w:r>
@@ -562,15 +643,21 @@
         </m:r>
       </m:oMath>
       <w:r>
+        <w:rPr>
+          <w:rFonts w:eastAsia="黑体"/>
+        </w:rPr>
         <w:t xml:space="preserve"> </w:t>
       </w:r>
       <w:r>
         <w:rPr>
-          <w:rFonts w:hint="eastAsia"/>
+          <w:rFonts w:hint="eastAsia" w:eastAsia="黑体"/>
         </w:rPr>
         <w:t xml:space="preserve">与</w:t>
       </w:r>
       <w:r>
+        <w:rPr>
+          <w:rFonts w:eastAsia="黑体"/>
+        </w:rPr>
         <w:t xml:space="preserve"> </w:t>
       </w:r>
       <m:oMath>
@@ -579,78 +666,105 @@
         </m:r>
       </m:oMath>
       <w:r>
+        <w:rPr>
+          <w:rFonts w:eastAsia="黑体"/>
+        </w:rPr>
         <w:t xml:space="preserve"> </w:t>
       </w:r>
       <w:r>
         <w:rPr>
-          <w:rFonts w:hint="eastAsia"/>
+          <w:rFonts w:hint="eastAsia" w:eastAsia="黑体"/>
         </w:rPr>
         <w:t xml:space="preserve">串联于输入节点与运放同相端</w:t>
       </w:r>
       <w:r>
+        <w:rPr>
+          <w:rFonts w:eastAsia="黑体"/>
+        </w:rPr>
         <w:t xml:space="preserve"> IN+ </w:t>
       </w:r>
       <w:r>
         <w:rPr>
-          <w:rFonts w:hint="eastAsia"/>
+          <w:rFonts w:hint="eastAsia" w:eastAsia="黑体"/>
         </w:rPr>
         <w:t xml:space="preserve">之间、两只电容一只并跨于</w:t>
       </w:r>
       <w:r>
+        <w:rPr>
+          <w:rFonts w:eastAsia="黑体"/>
+        </w:rPr>
         <w:t xml:space="preserve"> IN+ </w:t>
       </w:r>
       <w:r>
         <w:rPr>
-          <w:rFonts w:hint="eastAsia"/>
+          <w:rFonts w:hint="eastAsia" w:eastAsia="黑体"/>
         </w:rPr>
         <w:t xml:space="preserve">与输出、一只自</w:t>
       </w:r>
       <w:r>
+        <w:rPr>
+          <w:rFonts w:eastAsia="黑体"/>
+        </w:rPr>
         <w:t xml:space="preserve"> IN+ </w:t>
       </w:r>
       <w:r>
         <w:rPr>
-          <w:rFonts w:hint="eastAsia"/>
+          <w:rFonts w:hint="eastAsia" w:eastAsia="黑体"/>
         </w:rPr>
         <w:t xml:space="preserve">接地，运放</w:t>
       </w:r>
       <w:r>
+        <w:rPr>
+          <w:rFonts w:eastAsia="黑体"/>
+        </w:rPr>
         <w:t xml:space="preserve"> OUT </w:t>
       </w:r>
       <w:r>
         <w:rPr>
-          <w:rFonts w:hint="eastAsia"/>
+          <w:rFonts w:hint="eastAsia" w:eastAsia="黑体"/>
         </w:rPr>
         <w:t xml:space="preserve">经分压反馈折回</w:t>
       </w:r>
       <w:r>
+        <w:rPr>
+          <w:rFonts w:eastAsia="黑体"/>
+        </w:rPr>
         <w:t xml:space="preserve"> </w:t>
       </w:r>
       <w:r>
         <w:rPr>
-          <w:rFonts w:hint="eastAsia"/>
+          <w:rFonts w:hint="eastAsia" w:eastAsia="黑体"/>
         </w:rPr>
         <w:t xml:space="preserve">IN−，各二阶节</w:t>
       </w:r>
       <w:r>
+        <w:rPr>
+          <w:rFonts w:eastAsia="黑体"/>
+        </w:rPr>
         <w:t xml:space="preserve"> OUT </w:t>
       </w:r>
       <w:r>
         <w:rPr>
-          <w:rFonts w:hint="eastAsia"/>
+          <w:rFonts w:hint="eastAsia" w:eastAsia="黑体"/>
         </w:rPr>
         <w:t xml:space="preserve">逐级串联形成高阶结构；MFB</w:t>
       </w:r>
       <w:r>
+        <w:rPr>
+          <w:rFonts w:eastAsia="黑体"/>
+        </w:rPr>
         <w:t xml:space="preserve"> </w:t>
       </w:r>
       <w:r>
         <w:rPr>
-          <w:rFonts w:hint="eastAsia"/>
+          <w:rFonts w:hint="eastAsia" w:eastAsia="黑体"/>
         </w:rPr>
         <w:t xml:space="preserve">节则用</w:t>
       </w:r>
       <w:r>
+        <w:rPr>
+          <w:rFonts w:eastAsia="黑体"/>
+        </w:rPr>
         <w:t xml:space="preserve"> </w:t>
       </w:r>
       <m:oMath>
@@ -668,6 +782,9 @@
         </m:sSub>
       </m:oMath>
       <w:r>
+        <w:rPr>
+          <w:rFonts w:eastAsia="黑体"/>
+        </w:rPr>
         <w:t xml:space="preserve">、</w:t>
       </w:r>
       <m:oMath>
@@ -685,6 +802,9 @@
         </m:sSub>
       </m:oMath>
       <w:r>
+        <w:rPr>
+          <w:rFonts w:eastAsia="黑体"/>
+        </w:rPr>
         <w:t xml:space="preserve">、</w:t>
       </w:r>
       <m:oMath>
@@ -702,11 +822,14 @@
         </m:sSub>
       </m:oMath>
       <w:r>
+        <w:rPr>
+          <w:rFonts w:eastAsia="黑体"/>
+        </w:rPr>
         <w:t xml:space="preserve"> </w:t>
       </w:r>
       <w:r>
         <w:rPr>
-          <w:rFonts w:hint="eastAsia"/>
+          <w:rFonts w:hint="eastAsia" w:eastAsia="黑体"/>
         </w:rPr>
         <w:t xml:space="preserve">与两只电容构成反相反馈网络。</w:t>
       </w:r>
@@ -715,7 +838,7 @@
       <w:pPr/>
       <w:r>
         <w:rPr>
-          <w:rFonts w:hint="eastAsia"/>
+          <w:rFonts w:hint="eastAsia" w:eastAsia="黑体"/>
         </w:rPr>
         <w:t xml:space="preserve">组态上，这是把极点均匀分布在复平面单位圆上的最大平坦滤波器组态，可用于低通、高通、带通、带阻等各种频响形状。</w:t>
       </w:r>
@@ -728,7 +851,7 @@
       </w:pPr>
       <w:r>
         <w:rPr>
-          <w:rFonts w:hint="eastAsia"/>
+          <w:rFonts w:hint="eastAsia" w:eastAsia="黑体"/>
         </w:rPr>
         <w:t xml:space="preserve">工作原理</w:t>
       </w:r>
@@ -739,11 +862,14 @@
       </w:pPr>
       <w:r>
         <w:rPr>
-          <w:rFonts w:hint="eastAsia"/>
+          <w:rFonts w:hint="eastAsia" w:eastAsia="黑体"/>
         </w:rPr>
         <w:t xml:space="preserve">通过精心选择极点在复平面单位圆上的均匀分布，使通带幅度响应在</w:t>
       </w:r>
       <w:r>
+        <w:rPr>
+          <w:rFonts w:eastAsia="黑体"/>
+        </w:rPr>
         <w:t xml:space="preserve"> </w:t>
       </w:r>
       <m:oMath>
@@ -761,15 +887,21 @@
         </m:r>
       </m:oMath>
       <w:r>
+        <w:rPr>
+          <w:rFonts w:eastAsia="黑体"/>
+        </w:rPr>
         <w:t xml:space="preserve"> </w:t>
       </w:r>
       <w:r>
         <w:rPr>
-          <w:rFonts w:hint="eastAsia"/>
+          <w:rFonts w:hint="eastAsia" w:eastAsia="黑体"/>
         </w:rPr>
         <w:t xml:space="preserve">处的前</w:t>
       </w:r>
       <w:r>
+        <w:rPr>
+          <w:rFonts w:eastAsia="黑体"/>
+        </w:rPr>
         <w:t xml:space="preserve"> </w:t>
       </w:r>
       <m:oMath>
@@ -790,24 +922,33 @@
         </m:r>
       </m:oMath>
       <w:r>
+        <w:rPr>
+          <w:rFonts w:eastAsia="黑体"/>
+        </w:rPr>
         <w:t xml:space="preserve"> </w:t>
       </w:r>
       <w:r>
         <w:rPr>
-          <w:rFonts w:hint="eastAsia"/>
+          <w:rFonts w:hint="eastAsia" w:eastAsia="黑体"/>
         </w:rPr>
         <w:t xml:space="preserve">阶导数皆为零，从而获得最大平坦的通带，代价是相位非线性、阶跃响应存在一定过冲。n</w:t>
       </w:r>
       <w:r>
+        <w:rPr>
+          <w:rFonts w:eastAsia="黑体"/>
+        </w:rPr>
         <w:t xml:space="preserve"> </w:t>
       </w:r>
       <w:r>
         <w:rPr>
-          <w:rFonts w:hint="eastAsia"/>
+          <w:rFonts w:hint="eastAsia" w:eastAsia="黑体"/>
         </w:rPr>
         <w:t xml:space="preserve">阶滤波器阻带以</w:t>
       </w:r>
       <w:r>
+        <w:rPr>
+          <w:rFonts w:eastAsia="黑体"/>
+        </w:rPr>
         <w:t xml:space="preserve"> </w:t>
       </w:r>
       <m:oMath>
@@ -825,11 +966,14 @@
         </m:r>
       </m:oMath>
       <w:r>
+        <w:rPr>
+          <w:rFonts w:eastAsia="黑体"/>
+        </w:rPr>
         <w:t xml:space="preserve"> </w:t>
       </w:r>
       <w:r>
         <w:rPr>
-          <w:rFonts w:hint="eastAsia"/>
+          <w:rFonts w:hint="eastAsia" w:eastAsia="黑体"/>
         </w:rPr>
         <w:t xml:space="preserve">dB/十倍频的斜率下降。</w:t>
       </w:r>
@@ -842,7 +986,7 @@
       </w:pPr>
       <w:r>
         <w:rPr>
-          <w:rFonts w:hint="eastAsia"/>
+          <w:rFonts w:hint="eastAsia" w:eastAsia="黑体"/>
         </w:rPr>
         <w:t xml:space="preserve">关键计算公式</w:t>
       </w:r>
@@ -855,11 +999,14 @@
         </w:numPr>
       </w:pPr>
       <w:r>
+        <w:rPr>
+          <w:rFonts w:eastAsia="黑体"/>
+        </w:rPr>
         <w:t xml:space="preserve">n </w:t>
       </w:r>
       <w:r>
         <w:rPr>
-          <w:rFonts w:hint="eastAsia"/>
+          <w:rFonts w:hint="eastAsia" w:eastAsia="黑体"/>
         </w:rPr>
         <w:t xml:space="preserve">阶低通幅度平方响应：</w:t>
       </w:r>
@@ -1000,11 +1147,14 @@
         </w:numPr>
       </w:pPr>
       <w:r>
+        <w:rPr>
+          <w:rFonts w:eastAsia="黑体"/>
+        </w:rPr>
         <w:t xml:space="preserve">n </w:t>
       </w:r>
       <w:r>
         <w:rPr>
-          <w:rFonts w:hint="eastAsia"/>
+          <w:rFonts w:hint="eastAsia" w:eastAsia="黑体"/>
         </w:rPr>
         <w:t xml:space="preserve">阶低通传递函数（归一化形式可据极点展开）：</w:t>
       </w:r>
@@ -1200,7 +1350,7 @@
       </w:pPr>
       <w:r>
         <w:rPr>
-          <w:rFonts w:hint="eastAsia"/>
+          <w:rFonts w:hint="eastAsia" w:eastAsia="黑体"/>
         </w:rPr>
         <w:t xml:space="preserve">阻带衰减（</w:t>
       </w:r>
@@ -1229,7 +1379,7 @@
       </m:oMath>
       <w:r>
         <w:rPr>
-          <w:rFonts w:hint="eastAsia"/>
+          <w:rFonts w:hint="eastAsia" w:eastAsia="黑体"/>
         </w:rPr>
         <w:t xml:space="preserve">）：</w:t>
       </w:r>
@@ -1335,11 +1485,14 @@
       </w:pPr>
       <w:r>
         <w:rPr>
-          <w:rFonts w:hint="eastAsia"/>
+          <w:rFonts w:hint="eastAsia" w:eastAsia="黑体"/>
         </w:rPr>
         <w:t xml:space="preserve">阶数估算（给定阻带频率</w:t>
       </w:r>
       <w:r>
+        <w:rPr>
+          <w:rFonts w:eastAsia="黑体"/>
+        </w:rPr>
         <w:t xml:space="preserve"> </w:t>
       </w:r>
       <m:oMath>
@@ -1357,15 +1510,21 @@
         </m:sSub>
       </m:oMath>
       <w:r>
+        <w:rPr>
+          <w:rFonts w:eastAsia="黑体"/>
+        </w:rPr>
         <w:t xml:space="preserve"> </w:t>
       </w:r>
       <w:r>
         <w:rPr>
-          <w:rFonts w:hint="eastAsia"/>
+          <w:rFonts w:hint="eastAsia" w:eastAsia="黑体"/>
         </w:rPr>
         <w:t xml:space="preserve">与最小衰减</w:t>
       </w:r>
       <w:r>
+        <w:rPr>
+          <w:rFonts w:eastAsia="黑体"/>
+        </w:rPr>
         <w:t xml:space="preserve"> </w:t>
       </w:r>
       <m:oMath>
@@ -1384,7 +1543,7 @@
       </m:oMath>
       <w:r>
         <w:rPr>
-          <w:rFonts w:hint="eastAsia"/>
+          <w:rFonts w:hint="eastAsia" w:eastAsia="黑体"/>
         </w:rPr>
         <w:t xml:space="preserve">）：</w:t>
       </w:r>
@@ -1573,7 +1732,7 @@
             </w:pPr>
             <w:r>
               <w:rPr>
-                <w:rFonts w:hint="eastAsia"/>
+                <w:rFonts w:hint="eastAsia" w:eastAsia="黑体"/>
               </w:rPr>
               <w:t xml:space="preserve">符号</w:t>
             </w:r>
@@ -1587,7 +1746,7 @@
             </w:pPr>
             <w:r>
               <w:rPr>
-                <w:rFonts w:hint="eastAsia"/>
+                <w:rFonts w:hint="eastAsia" w:eastAsia="黑体"/>
               </w:rPr>
               <w:t xml:space="preserve">含义</w:t>
             </w:r>
@@ -1601,7 +1760,7 @@
             </w:pPr>
             <w:r>
               <w:rPr>
-                <w:rFonts w:hint="eastAsia"/>
+                <w:rFonts w:hint="eastAsia" w:eastAsia="黑体"/>
               </w:rPr>
               <w:t xml:space="preserve">单位</w:t>
             </w:r>
@@ -1621,6 +1780,9 @@
               </m:r>
             </m:oMath>
             <w:r>
+              <w:rPr>
+                <w:rFonts w:eastAsia="黑体"/>
+              </w:rPr>
               <w:t xml:space="preserve">​</w:t>
             </w:r>
           </w:p>
@@ -1633,7 +1795,7 @@
             </w:pPr>
             <w:r>
               <w:rPr>
-                <w:rFonts w:hint="eastAsia"/>
+                <w:rFonts w:hint="eastAsia" w:eastAsia="黑体"/>
               </w:rPr>
               <w:t xml:space="preserve">滤波器阶数</w:t>
             </w:r>
@@ -1646,6 +1808,9 @@
               <w:pStyle w:val="Compact"/>
             </w:pPr>
             <w:r>
+              <w:rPr>
+                <w:rFonts w:eastAsia="黑体"/>
+              </w:rPr>
               <w:t xml:space="preserve">—</w:t>
             </w:r>
           </w:p>
@@ -1673,6 +1838,9 @@
               </m:sSub>
             </m:oMath>
             <w:r>
+              <w:rPr>
+                <w:rFonts w:eastAsia="黑体"/>
+              </w:rPr>
               <w:t xml:space="preserve">​</w:t>
             </w:r>
           </w:p>
@@ -1685,16 +1853,19 @@
             </w:pPr>
             <w:r>
               <w:rPr>
-                <w:rFonts w:hint="eastAsia"/>
+                <w:rFonts w:hint="eastAsia" w:eastAsia="黑体"/>
               </w:rPr>
               <w:t xml:space="preserve">截止角频率（-3</w:t>
             </w:r>
             <w:r>
+              <w:rPr>
+                <w:rFonts w:eastAsia="黑体"/>
+              </w:rPr>
               <w:t xml:space="preserve"> dB </w:t>
             </w:r>
             <w:r>
               <w:rPr>
-                <w:rFonts w:hint="eastAsia"/>
+                <w:rFonts w:hint="eastAsia" w:eastAsia="黑体"/>
               </w:rPr>
               <w:t xml:space="preserve">点）</w:t>
             </w:r>
@@ -1707,6 +1878,9 @@
               <w:pStyle w:val="Compact"/>
             </w:pPr>
             <w:r>
+              <w:rPr>
+                <w:rFonts w:eastAsia="黑体"/>
+              </w:rPr>
               <w:t xml:space="preserve">rad/s</w:t>
             </w:r>
           </w:p>
@@ -1725,6 +1899,9 @@
               </m:r>
             </m:oMath>
             <w:r>
+              <w:rPr>
+                <w:rFonts w:eastAsia="黑体"/>
+              </w:rPr>
               <w:t xml:space="preserve">​</w:t>
             </w:r>
           </w:p>
@@ -1737,7 +1914,7 @@
             </w:pPr>
             <w:r>
               <w:rPr>
-                <w:rFonts w:hint="eastAsia"/>
+                <w:rFonts w:hint="eastAsia" w:eastAsia="黑体"/>
               </w:rPr>
               <w:t xml:space="preserve">角频率</w:t>
             </w:r>
@@ -1750,6 +1927,9 @@
               <w:pStyle w:val="Compact"/>
             </w:pPr>
             <w:r>
+              <w:rPr>
+                <w:rFonts w:eastAsia="黑体"/>
+              </w:rPr>
               <w:t xml:space="preserve">rad/s</w:t>
             </w:r>
           </w:p>
@@ -1780,6 +1960,9 @@
               </m:sSub>
             </m:oMath>
             <w:r>
+              <w:rPr>
+                <w:rFonts w:eastAsia="黑体"/>
+              </w:rPr>
               <w:t xml:space="preserve">​</w:t>
             </w:r>
           </w:p>
@@ -1792,7 +1975,7 @@
             </w:pPr>
             <w:r>
               <w:rPr>
-                <w:rFonts w:hint="eastAsia"/>
+                <w:rFonts w:hint="eastAsia" w:eastAsia="黑体"/>
               </w:rPr>
               <w:t xml:space="preserve">衰减（增益）</w:t>
             </w:r>
@@ -1805,6 +1988,9 @@
               <w:pStyle w:val="Compact"/>
             </w:pPr>
             <w:r>
+              <w:rPr>
+                <w:rFonts w:eastAsia="黑体"/>
+              </w:rPr>
               <w:t xml:space="preserve">dB</w:t>
             </w:r>
           </w:p>
@@ -1819,7 +2005,7 @@
       </w:pPr>
       <w:r>
         <w:rPr>
-          <w:rFonts w:hint="eastAsia"/>
+          <w:rFonts w:hint="eastAsia" w:eastAsia="黑体"/>
         </w:rPr>
         <w:t xml:space="preserve">元件调整影响</w:t>
       </w:r>
@@ -1834,7 +2020,7 @@
       </w:pPr>
       <w:r>
         <w:rPr>
-          <w:rFonts w:hint="eastAsia"/>
+          <w:rFonts w:hint="eastAsia" w:eastAsia="黑体"/>
           <w:b/>
           <w:bCs/>
         </w:rPr>
@@ -1842,6 +2028,7 @@
       </w:r>
       <w:r>
         <w:rPr>
+          <w:rFonts w:eastAsia="黑体"/>
           <w:b/>
           <w:bCs/>
         </w:rPr>
@@ -1849,21 +2036,27 @@
       </w:r>
       <w:r>
         <w:rPr>
-          <w:rFonts w:hint="eastAsia"/>
+          <w:rFonts w:hint="eastAsia" w:eastAsia="黑体"/>
           <w:b/>
           <w:bCs/>
         </w:rPr>
         <w:t xml:space="preserve">增大</w:t>
       </w:r>
       <w:r>
+        <w:rPr>
+          <w:rFonts w:eastAsia="黑体"/>
+        </w:rPr>
         <w:t xml:space="preserve"> </w:t>
       </w:r>
       <w:r>
+        <w:rPr>
+          <w:rFonts w:eastAsia="黑体"/>
+        </w:rPr>
         <w:t xml:space="preserve">→ </w:t>
       </w:r>
       <w:r>
         <w:rPr>
-          <w:rFonts w:hint="eastAsia"/>
+          <w:rFonts w:hint="eastAsia" w:eastAsia="黑体"/>
         </w:rPr>
         <w:t xml:space="preserve">阻带下降更陡、过渡带更窄，但电路更复杂、相位失真更大。</w:t>
       </w:r>
@@ -1878,6 +2071,7 @@
       </w:pPr>
       <w:r>
         <w:rPr>
+          <w:rFonts w:eastAsia="黑体"/>
           <w:b/>
           <w:bCs/>
         </w:rPr>
@@ -1885,25 +2079,34 @@
       </w:r>
       <w:r>
         <w:rPr>
-          <w:rFonts w:hint="eastAsia"/>
+          <w:rFonts w:hint="eastAsia" w:eastAsia="黑体"/>
           <w:b/>
           <w:bCs/>
         </w:rPr>
         <w:t xml:space="preserve">的乘积增大</w:t>
       </w:r>
       <w:r>
+        <w:rPr>
+          <w:rFonts w:eastAsia="黑体"/>
+        </w:rPr>
         <w:t xml:space="preserve"> </w:t>
       </w:r>
       <w:r>
+        <w:rPr>
+          <w:rFonts w:eastAsia="黑体"/>
+        </w:rPr>
         <w:t xml:space="preserve">→ </w:t>
       </w:r>
       <w:r>
         <w:rPr>
-          <w:rFonts w:hint="eastAsia"/>
+          <w:rFonts w:hint="eastAsia" w:eastAsia="黑体"/>
         </w:rPr>
         <w:t xml:space="preserve">截止频率</w:t>
       </w:r>
       <w:r>
+        <w:rPr>
+          <w:rFonts w:eastAsia="黑体"/>
+        </w:rPr>
         <w:t xml:space="preserve"> </w:t>
       </w:r>
       <m:oMath>
@@ -1921,11 +2124,14 @@
         </m:sSub>
       </m:oMath>
       <w:r>
+        <w:rPr>
+          <w:rFonts w:eastAsia="黑体"/>
+        </w:rPr>
         <w:t xml:space="preserve"> </w:t>
       </w:r>
       <w:r>
         <w:rPr>
-          <w:rFonts w:hint="eastAsia"/>
+          <w:rFonts w:hint="eastAsia" w:eastAsia="黑体"/>
         </w:rPr>
         <w:t xml:space="preserve">降低。</w:t>
       </w:r>
@@ -1940,21 +2146,27 @@
       </w:pPr>
       <w:r>
         <w:rPr>
-          <w:rFonts w:hint="eastAsia"/>
+          <w:rFonts w:hint="eastAsia" w:eastAsia="黑体"/>
           <w:b/>
           <w:bCs/>
         </w:rPr>
         <w:t xml:space="preserve">元件取值偏差</w:t>
       </w:r>
       <w:r>
+        <w:rPr>
+          <w:rFonts w:eastAsia="黑体"/>
+        </w:rPr>
         <w:t xml:space="preserve"> </w:t>
       </w:r>
       <w:r>
+        <w:rPr>
+          <w:rFonts w:eastAsia="黑体"/>
+        </w:rPr>
         <w:t xml:space="preserve">→ </w:t>
       </w:r>
       <w:r>
         <w:rPr>
-          <w:rFonts w:hint="eastAsia"/>
+          <w:rFonts w:hint="eastAsia" w:eastAsia="黑体"/>
         </w:rPr>
         <w:t xml:space="preserve">偏离理想极点位置，通带平坦度与阻带特性变差。</w:t>
       </w:r>
@@ -1969,7 +2181,7 @@
       </w:pPr>
       <w:r>
         <w:rPr>
-          <w:rFonts w:hint="eastAsia"/>
+          <w:rFonts w:hint="eastAsia" w:eastAsia="黑体"/>
         </w:rPr>
         <w:t xml:space="preserve">与同阶切比雪夫相比，通带最平、阻带下降较缓。</w:t>
       </w:r>
@@ -1982,7 +2194,7 @@
       </w:pPr>
       <w:r>
         <w:rPr>
-          <w:rFonts w:hint="eastAsia"/>
+          <w:rFonts w:hint="eastAsia" w:eastAsia="黑体"/>
         </w:rPr>
         <w:t xml:space="preserve">典型参数示例</w:t>
       </w:r>
@@ -1997,16 +2209,19 @@
       </w:pPr>
       <w:r>
         <w:rPr>
-          <w:rFonts w:hint="eastAsia"/>
+          <w:rFonts w:hint="eastAsia" w:eastAsia="黑体"/>
         </w:rPr>
         <w:t xml:space="preserve">设计</w:t>
       </w:r>
       <w:r>
+        <w:rPr>
+          <w:rFonts w:eastAsia="黑体"/>
+        </w:rPr>
         <w:t xml:space="preserve"> 2 </w:t>
       </w:r>
       <w:r>
         <w:rPr>
-          <w:rFonts w:hint="eastAsia"/>
+          <w:rFonts w:hint="eastAsia" w:eastAsia="黑体"/>
         </w:rPr>
         <w:t xml:space="preserve">阶低通、</w:t>
       </w:r>
@@ -2044,29 +2259,38 @@
         </m:r>
       </m:oMath>
       <w:r>
+        <w:rPr>
+          <w:rFonts w:eastAsia="黑体"/>
+        </w:rPr>
         <w:t xml:space="preserve"> </w:t>
       </w:r>
       <w:r>
         <w:rPr>
-          <w:rFonts w:hint="eastAsia"/>
+          <w:rFonts w:hint="eastAsia" w:eastAsia="黑体"/>
         </w:rPr>
         <w:t xml:space="preserve">的</w:t>
       </w:r>
       <w:r>
+        <w:rPr>
+          <w:rFonts w:eastAsia="黑体"/>
+        </w:rPr>
         <w:t xml:space="preserve"> Sallen-Key </w:t>
       </w:r>
       <w:r>
         <w:rPr>
-          <w:rFonts w:hint="eastAsia"/>
+          <w:rFonts w:hint="eastAsia" w:eastAsia="黑体"/>
         </w:rPr>
         <w:t xml:space="preserve">巴特沃斯：取增益</w:t>
       </w:r>
       <w:r>
+        <w:rPr>
+          <w:rFonts w:eastAsia="黑体"/>
+        </w:rPr>
         <w:t xml:space="preserve"> </w:t>
       </w:r>
       <w:r>
         <w:rPr>
-          <w:rFonts w:hint="eastAsia"/>
+          <w:rFonts w:hint="eastAsia" w:eastAsia="黑体"/>
         </w:rPr>
         <w:t xml:space="preserve">1，</w:t>
       </w:r>
@@ -2096,11 +2320,14 @@
       </m:oMath>
       <w:r>
         <w:rPr>
-          <w:rFonts w:hint="eastAsia"/>
+          <w:rFonts w:hint="eastAsia" w:eastAsia="黑体"/>
         </w:rPr>
         <w:t xml:space="preserve">，由</w:t>
       </w:r>
       <w:r>
+        <w:rPr>
+          <w:rFonts w:eastAsia="黑体"/>
+        </w:rPr>
         <w:t xml:space="preserve"> </w:t>
       </w:r>
       <m:oMath>
@@ -2142,15 +2369,21 @@
         </m:f>
       </m:oMath>
       <w:r>
+        <w:rPr>
+          <w:rFonts w:eastAsia="黑体"/>
+        </w:rPr>
         <w:t xml:space="preserve"> </w:t>
       </w:r>
       <w:r>
         <w:rPr>
-          <w:rFonts w:hint="eastAsia"/>
+          <w:rFonts w:hint="eastAsia" w:eastAsia="黑体"/>
         </w:rPr>
         <w:t xml:space="preserve">得</w:t>
       </w:r>
       <w:r>
+        <w:rPr>
+          <w:rFonts w:eastAsia="黑体"/>
+        </w:rPr>
         <w:t xml:space="preserve"> </w:t>
       </w:r>
       <m:oMath>
@@ -2230,16 +2463,19 @@
       </m:oMath>
       <w:r>
         <w:rPr>
-          <w:rFonts w:hint="eastAsia"/>
+          <w:rFonts w:hint="eastAsia" w:eastAsia="黑体"/>
         </w:rPr>
         <w:t xml:space="preserve">，并按标准</w:t>
       </w:r>
       <w:r>
+        <w:rPr>
+          <w:rFonts w:eastAsia="黑体"/>
+        </w:rPr>
         <w:t xml:space="preserve"> Sallen-Key </w:t>
       </w:r>
       <w:r>
         <w:rPr>
-          <w:rFonts w:hint="eastAsia"/>
+          <w:rFonts w:hint="eastAsia" w:eastAsia="黑体"/>
         </w:rPr>
         <w:t xml:space="preserve">系数分配两只电容。</w:t>
       </w:r>
@@ -2252,7 +2488,7 @@
       </w:pPr>
       <w:r>
         <w:rPr>
-          <w:rFonts w:hint="eastAsia"/>
+          <w:rFonts w:hint="eastAsia" w:eastAsia="黑体"/>
         </w:rPr>
         <w:t xml:space="preserve">常见器件型号</w:t>
       </w:r>
@@ -2267,7 +2503,7 @@
       </w:pPr>
       <w:r>
         <w:rPr>
-          <w:rFonts w:hint="eastAsia"/>
+          <w:rFonts w:hint="eastAsia" w:eastAsia="黑体"/>
         </w:rPr>
         <w:t xml:space="preserve">运放：TL072、LM358、OPA227、LT1490（低功耗）。</w:t>
       </w:r>
@@ -2282,25 +2518,31 @@
       </w:pPr>
       <w:r>
         <w:rPr>
-          <w:rFonts w:hint="eastAsia"/>
+          <w:rFonts w:hint="eastAsia" w:eastAsia="黑体"/>
         </w:rPr>
         <w:t xml:space="preserve">集成开关电容</w:t>
       </w:r>
       <w:r>
+        <w:rPr>
+          <w:rFonts w:eastAsia="黑体"/>
+        </w:rPr>
         <w:t xml:space="preserve"> / </w:t>
       </w:r>
       <w:r>
         <w:rPr>
-          <w:rFonts w:hint="eastAsia"/>
+          <w:rFonts w:hint="eastAsia" w:eastAsia="黑体"/>
         </w:rPr>
         <w:t xml:space="preserve">有源滤波</w:t>
       </w:r>
       <w:r>
+        <w:rPr>
+          <w:rFonts w:eastAsia="黑体"/>
+        </w:rPr>
         <w:t xml:space="preserve"> </w:t>
       </w:r>
       <w:r>
         <w:rPr>
-          <w:rFonts w:hint="eastAsia"/>
+          <w:rFonts w:hint="eastAsia" w:eastAsia="黑体"/>
         </w:rPr>
         <w:t xml:space="preserve">IC：LTC1064、MAX291、LMF100。</w:t>
       </w:r>
@@ -2315,16 +2557,19 @@
       </w:pPr>
       <w:r>
         <w:rPr>
-          <w:rFonts w:hint="eastAsia"/>
+          <w:rFonts w:hint="eastAsia" w:eastAsia="黑体"/>
         </w:rPr>
         <w:t xml:space="preserve">阻容：1%</w:t>
       </w:r>
       <w:r>
+        <w:rPr>
+          <w:rFonts w:eastAsia="黑体"/>
+        </w:rPr>
         <w:t xml:space="preserve"> </w:t>
       </w:r>
       <w:r>
         <w:rPr>
-          <w:rFonts w:hint="eastAsia"/>
+          <w:rFonts w:hint="eastAsia" w:eastAsia="黑体"/>
         </w:rPr>
         <w:t xml:space="preserve">金属膜电阻、C0G/NP0、聚苯乙烯电容。</w:t>
       </w:r>
@@ -2337,7 +2582,7 @@
       </w:pPr>
       <w:r>
         <w:rPr>
-          <w:rFonts w:hint="eastAsia"/>
+          <w:rFonts w:hint="eastAsia" w:eastAsia="黑体"/>
         </w:rPr>
         <w:t xml:space="preserve">注意事项</w:t>
       </w:r>
@@ -2352,7 +2597,7 @@
       </w:pPr>
       <w:r>
         <w:rPr>
-          <w:rFonts w:hint="eastAsia"/>
+          <w:rFonts w:hint="eastAsia" w:eastAsia="黑体"/>
         </w:rPr>
         <w:t xml:space="preserve">通带平坦以相位非线性为代价，脉冲应用注意过冲与振铃。</w:t>
       </w:r>
@@ -2367,7 +2612,7 @@
       </w:pPr>
       <w:r>
         <w:rPr>
-          <w:rFonts w:hint="eastAsia"/>
+          <w:rFonts w:hint="eastAsia" w:eastAsia="黑体"/>
         </w:rPr>
         <w:t xml:space="preserve">高阶电路对元件容差敏感，建议用精密元件或集成滤波器。</w:t>
       </w:r>
@@ -2382,20 +2627,26 @@
       </w:pPr>
       <w:r>
         <w:rPr>
-          <w:rFonts w:hint="eastAsia"/>
+          <w:rFonts w:hint="eastAsia" w:eastAsia="黑体"/>
         </w:rPr>
         <w:t xml:space="preserve">需按信号频率选择运放带宽（GBW</w:t>
       </w:r>
       <w:r>
+        <w:rPr>
+          <w:rFonts w:eastAsia="黑体"/>
+        </w:rPr>
         <w:t xml:space="preserve"> </w:t>
       </w:r>
       <w:r>
         <w:rPr>
-          <w:rFonts w:hint="eastAsia"/>
+          <w:rFonts w:hint="eastAsia" w:eastAsia="黑体"/>
         </w:rPr>
         <w:t xml:space="preserve">应远高于</w:t>
       </w:r>
       <w:r>
+        <w:rPr>
+          <w:rFonts w:eastAsia="黑体"/>
+        </w:rPr>
         <w:t xml:space="preserve"> </w:t>
       </w:r>
       <m:oMath>
@@ -2414,7 +2665,7 @@
       </m:oMath>
       <w:r>
         <w:rPr>
-          <w:rFonts w:hint="eastAsia"/>
+          <w:rFonts w:hint="eastAsia" w:eastAsia="黑体"/>
         </w:rPr>
         <w:t xml:space="preserve">）。</w:t>
       </w:r>
@@ -2427,7 +2678,7 @@
       </w:pPr>
       <w:r>
         <w:rPr>
-          <w:rFonts w:hint="eastAsia"/>
+          <w:rFonts w:hint="eastAsia" w:eastAsia="黑体"/>
         </w:rPr>
         <w:t xml:space="preserve">参考资料</w:t>
       </w:r>
@@ -2441,6 +2692,9 @@
         </w:numPr>
       </w:pPr>
       <w:r>
+        <w:rPr>
+          <w:rFonts w:eastAsia="黑体"/>
+        </w:rPr>
         <w:t xml:space="preserve">Wikipedia: Butterworth filter。</w:t>
       </w:r>
     </w:p>
@@ -2454,7 +2708,7 @@
       </w:pPr>
       <w:r>
         <w:rPr>
-          <w:rFonts w:hint="eastAsia"/>
+          <w:rFonts w:hint="eastAsia" w:eastAsia="黑体"/>
         </w:rPr>
         <w:t xml:space="preserve">《信号与系统》或《模拟电子技术基础》（童诗白、华成英）。</w:t>
       </w:r>
@@ -2468,20 +2722,26 @@
         </w:numPr>
       </w:pPr>
       <w:r>
+        <w:rPr>
+          <w:rFonts w:eastAsia="黑体"/>
+        </w:rPr>
         <w:t xml:space="preserve">TI </w:t>
       </w:r>
       <w:r>
         <w:rPr>
-          <w:rFonts w:hint="eastAsia"/>
+          <w:rFonts w:hint="eastAsia" w:eastAsia="黑体"/>
         </w:rPr>
         <w:t xml:space="preserve">应用笔记</w:t>
       </w:r>
       <w:r>
+        <w:rPr>
+          <w:rFonts w:eastAsia="黑体"/>
+        </w:rPr>
         <w:t xml:space="preserve"> </w:t>
       </w:r>
       <w:r>
         <w:rPr>
-          <w:rFonts w:hint="eastAsia"/>
+          <w:rFonts w:hint="eastAsia" w:eastAsia="黑体"/>
         </w:rPr>
         <w:t xml:space="preserve">SLOA049（滤波器设计）。</w:t>
       </w:r>
@@ -2495,11 +2755,11 @@
       </w:pPr>
       <w:r>
         <w:rPr>
-          <w:rFonts w:ascii="Times New Roman" w:hAnsi="Times New Roman"/>
+          <w:rFonts w:ascii="Times New Roman" w:hAnsi="Times New Roman" w:eastAsia="黑体"/>
           <w:color w:val="555555"/>
           <w:sz w:val="21"/>
         </w:rPr>
-        <w:t>材料收集者：杜文杰</w:t>
+        <w:t>材料收集者：杜文杰，WX手机：19519196569，QQ:3478827729</w:t>
       </w:r>
     </w:p>
     <w:sectPr>
@@ -2519,7 +2779,7 @@
 </file>
 
 <file path=word/footer1.xml><?xml version="1.0" encoding="utf-8"?>
-<w:ftr xmlns:m="http://schemas.openxmlformats.org/officeDocument/2006/math" xmlns:mc="http://schemas.openxmlformats.org/markup-compatibility/2006" xmlns:mo="http://schemas.microsoft.com/office/mac/office/2008/main" xmlns:mv="urn:schemas-microsoft-com:mac:vml" xmlns:o="urn:schemas-microsoft-com:office:office" xmlns:r="http://schemas.openxmlformats.org/officeDocument/2006/relationships" xmlns:v="urn:schemas-microsoft-com:vml" xmlns:w10="urn:schemas-microsoft-com:office:word" xmlns:w14="http://schemas.microsoft.com/office/word/2010/wordml" xmlns:w="http://schemas.openxmlformats.org/wordprocessingml/2006/main" xmlns:wne="http://schemas.microsoft.com/office/word/2006/wordml" xmlns:wp14="http://schemas.microsoft.com/office/word/2010/wordprocessingDrawing" xmlns:wp="http://schemas.openxmlformats.org/drawingml/2006/wordprocessingDrawing" xmlns:wpc="http://schemas.microsoft.com/office/word/2010/wordprocessingCanvas" xmlns:wpg="http://schemas.microsoft.com/office/word/2010/wordprocessingGroup" xmlns:wpi="http://schemas.microsoft.com/office/word/2010/wordprocessingInk" xmlns:wps="http://schemas.microsoft.com/office/word/2010/wordprocessingShape" mc:Ignorable="w14 wp14">
+<w:ftr xmlns:mc="http://schemas.openxmlformats.org/markup-compatibility/2006" xmlns:w="http://schemas.openxmlformats.org/wordprocessingml/2006/main" xmlns:m="http://schemas.openxmlformats.org/officeDocument/2006/math" xmlns:mo="http://schemas.microsoft.com/office/mac/office/2008/main" xmlns:mv="urn:schemas-microsoft-com:mac:vml" xmlns:o="urn:schemas-microsoft-com:office:office" xmlns:r="http://schemas.openxmlformats.org/officeDocument/2006/relationships" xmlns:v="urn:schemas-microsoft-com:vml" xmlns:w10="urn:schemas-microsoft-com:office:word" xmlns:w14="http://schemas.microsoft.com/office/word/2010/wordml" xmlns:wne="http://schemas.microsoft.com/office/word/2006/wordml" xmlns:wp14="http://schemas.microsoft.com/office/word/2010/wordprocessingDrawing" xmlns:wp="http://schemas.openxmlformats.org/drawingml/2006/wordprocessingDrawing" xmlns:wpc="http://schemas.microsoft.com/office/word/2010/wordprocessingCanvas" xmlns:wpg="http://schemas.microsoft.com/office/word/2010/wordprocessingGroup" xmlns:wpi="http://schemas.microsoft.com/office/word/2010/wordprocessingInk" xmlns:wps="http://schemas.microsoft.com/office/word/2010/wordprocessingShape" mc:Ignorable="w14 wp14">
   <w:p>
     <w:pPr>
       <w:pStyle w:val="Footer"/>
@@ -2527,12 +2787,14 @@
     </w:pPr>
     <w:r>
       <w:rPr>
+        <w:rFonts w:eastAsia="黑体"/>
         <w:sz w:val="18"/>
       </w:rPr>
       <w:t xml:space="preserve">第 </w:t>
     </w:r>
     <w:r>
       <w:rPr>
+        <w:rFonts w:eastAsia="黑体"/>
         <w:sz w:val="18"/>
       </w:rPr>
       <w:fldChar w:fldCharType="begin"/>
@@ -2541,6 +2803,7 @@
     </w:r>
     <w:r>
       <w:rPr>
+        <w:rFonts w:eastAsia="黑体"/>
         <w:sz w:val="18"/>
       </w:rPr>
       <w:t xml:space="preserve"> 页</w:t>
@@ -2554,6 +2817,9 @@
   <w:footnote w:type="continuationSeparator" w:id="0">
     <w:p>
       <w:r>
+        <w:rPr>
+          <w:rFonts w:eastAsia="黑体"/>
+        </w:rPr>
         <w:continuationSeparator/>
       </w:r>
     </w:p>
@@ -2561,6 +2827,9 @@
   <w:footnote w:type="separator" w:id="-1">
     <w:p>
       <w:r>
+        <w:rPr>
+          <w:rFonts w:eastAsia="黑体"/>
+        </w:rPr>
         <w:separator/>
       </w:r>
     </w:p>
@@ -2569,7 +2838,7 @@
 </file>
 
 <file path=word/header1.xml><?xml version="1.0" encoding="utf-8"?>
-<w:hdr xmlns:m="http://schemas.openxmlformats.org/officeDocument/2006/math" xmlns:mc="http://schemas.openxmlformats.org/markup-compatibility/2006" xmlns:mo="http://schemas.microsoft.com/office/mac/office/2008/main" xmlns:mv="urn:schemas-microsoft-com:mac:vml" xmlns:o="urn:schemas-microsoft-com:office:office" xmlns:r="http://schemas.openxmlformats.org/officeDocument/2006/relationships" xmlns:v="urn:schemas-microsoft-com:vml" xmlns:w10="urn:schemas-microsoft-com:office:word" xmlns:w14="http://schemas.microsoft.com/office/word/2010/wordml" xmlns:w="http://schemas.openxmlformats.org/wordprocessingml/2006/main" xmlns:wne="http://schemas.microsoft.com/office/word/2006/wordml" xmlns:wp14="http://schemas.microsoft.com/office/word/2010/wordprocessingDrawing" xmlns:wp="http://schemas.openxmlformats.org/drawingml/2006/wordprocessingDrawing" xmlns:wpc="http://schemas.microsoft.com/office/word/2010/wordprocessingCanvas" xmlns:wpg="http://schemas.microsoft.com/office/word/2010/wordprocessingGroup" xmlns:wpi="http://schemas.microsoft.com/office/word/2010/wordprocessingInk" xmlns:wps="http://schemas.microsoft.com/office/word/2010/wordprocessingShape" mc:Ignorable="w14 wp14">
+<w:hdr xmlns:mc="http://schemas.openxmlformats.org/markup-compatibility/2006" xmlns:w="http://schemas.openxmlformats.org/wordprocessingml/2006/main" xmlns:m="http://schemas.openxmlformats.org/officeDocument/2006/math" xmlns:mo="http://schemas.microsoft.com/office/mac/office/2008/main" xmlns:mv="urn:schemas-microsoft-com:mac:vml" xmlns:o="urn:schemas-microsoft-com:office:office" xmlns:r="http://schemas.openxmlformats.org/officeDocument/2006/relationships" xmlns:v="urn:schemas-microsoft-com:vml" xmlns:w10="urn:schemas-microsoft-com:office:word" xmlns:w14="http://schemas.microsoft.com/office/word/2010/wordml" xmlns:wne="http://schemas.microsoft.com/office/word/2006/wordml" xmlns:wp14="http://schemas.microsoft.com/office/word/2010/wordprocessingDrawing" xmlns:wp="http://schemas.openxmlformats.org/drawingml/2006/wordprocessingDrawing" xmlns:wpc="http://schemas.microsoft.com/office/word/2010/wordprocessingCanvas" xmlns:wpg="http://schemas.microsoft.com/office/word/2010/wordprocessingGroup" xmlns:wpi="http://schemas.microsoft.com/office/word/2010/wordprocessingInk" xmlns:wps="http://schemas.microsoft.com/office/word/2010/wordprocessingShape" mc:Ignorable="w14 wp14">
   <w:p>
     <w:pPr>
       <w:pStyle w:val="Header"/>
@@ -2577,7 +2846,7 @@
     </w:pPr>
     <w:r>
       <w:rPr>
-        <w:rFonts w:ascii="Times New Roman" w:hAnsi="Times New Roman"/>
+        <w:rFonts w:ascii="Times New Roman" w:hAnsi="Times New Roman" w:eastAsia="黑体"/>
         <w:sz w:val="18"/>
         <w:rFonts w:eastAsia="黑体"/>
         <w:rFonts w:eastAsia="黑体"/>
@@ -2589,7 +2858,7 @@
 </file>
 
 <file path=word/numbering.xml><?xml version="1.0" encoding="utf-8"?>
-<w:numbering xmlns:m="http://schemas.openxmlformats.org/officeDocument/2006/math" xmlns:mc="http://schemas.openxmlformats.org/markup-compatibility/2006" xmlns:mo="http://schemas.microsoft.com/office/mac/office/2008/main" xmlns:mv="urn:schemas-microsoft-com:mac:vml" xmlns:o="urn:schemas-microsoft-com:office:office" xmlns:r="http://schemas.openxmlformats.org/officeDocument/2006/relationships" xmlns:v="urn:schemas-microsoft-com:vml" xmlns:w="http://schemas.openxmlformats.org/wordprocessingml/2006/main" xmlns:w10="urn:schemas-microsoft-com:office:word" xmlns:w14="http://schemas.microsoft.com/office/word/2010/wordml" xmlns:wne="http://schemas.microsoft.com/office/word/2006/wordml" xmlns:wp="http://schemas.openxmlformats.org/drawingml/2006/wordprocessingDrawing" xmlns:wp14="http://schemas.microsoft.com/office/word/2010/wordprocessingDrawing" xmlns:wpc="http://schemas.microsoft.com/office/word/2010/wordprocessingCanvas" xmlns:wpg="http://schemas.microsoft.com/office/word/2010/wordprocessingGroup" xmlns:wpi="http://schemas.microsoft.com/office/word/2010/wordprocessingInk" xmlns:wps="http://schemas.microsoft.com/office/word/2010/wordprocessingShape" mc:Ignorable="w14 wp14">
+<w:numbering xmlns:mc="http://schemas.openxmlformats.org/markup-compatibility/2006" xmlns:w="http://schemas.openxmlformats.org/wordprocessingml/2006/main" xmlns:m="http://schemas.openxmlformats.org/officeDocument/2006/math" xmlns:mo="http://schemas.microsoft.com/office/mac/office/2008/main" xmlns:mv="urn:schemas-microsoft-com:mac:vml" xmlns:o="urn:schemas-microsoft-com:office:office" xmlns:r="http://schemas.openxmlformats.org/officeDocument/2006/relationships" xmlns:v="urn:schemas-microsoft-com:vml" xmlns:w10="urn:schemas-microsoft-com:office:word" xmlns:w14="http://schemas.microsoft.com/office/word/2010/wordml" xmlns:wne="http://schemas.microsoft.com/office/word/2006/wordml" xmlns:wp="http://schemas.openxmlformats.org/drawingml/2006/wordprocessingDrawing" xmlns:wp14="http://schemas.microsoft.com/office/word/2010/wordprocessingDrawing" xmlns:wpc="http://schemas.microsoft.com/office/word/2010/wordprocessingCanvas" xmlns:wpg="http://schemas.microsoft.com/office/word/2010/wordprocessingGroup" xmlns:wpi="http://schemas.microsoft.com/office/word/2010/wordprocessingInk" xmlns:wps="http://schemas.microsoft.com/office/word/2010/wordprocessingShape" mc:Ignorable="w14 wp14">
   <w:abstractNum w:abstractNumId="0">
     <w:nsid w:val="FFFFFF7C"/>
     <w:multiLevelType w:val="singleLevel"/>
@@ -2676,7 +2945,7 @@
         <w:ind w:hanging="360" w:left="1440"/>
       </w:pPr>
       <w:rPr>
-        <w:rFonts w:ascii="Symbol" w:hAnsi="Symbol" w:hint="default"/>
+        <w:rFonts w:ascii="Symbol" w:hAnsi="Symbol" w:hint="default" w:eastAsia="黑体"/>
       </w:rPr>
     </w:lvl>
   </w:abstractNum>
@@ -2697,7 +2966,7 @@
         <w:ind w:hanging="360" w:left="1080"/>
       </w:pPr>
       <w:rPr>
-        <w:rFonts w:ascii="Symbol" w:hAnsi="Symbol" w:hint="default"/>
+        <w:rFonts w:ascii="Symbol" w:hAnsi="Symbol" w:hint="default" w:eastAsia="黑体"/>
       </w:rPr>
     </w:lvl>
   </w:abstractNum>
@@ -2718,7 +2987,7 @@
         <w:ind w:hanging="360" w:left="720"/>
       </w:pPr>
       <w:rPr>
-        <w:rFonts w:ascii="Symbol" w:hAnsi="Symbol" w:hint="default"/>
+        <w:rFonts w:ascii="Symbol" w:hAnsi="Symbol" w:hint="default" w:eastAsia="黑体"/>
       </w:rPr>
     </w:lvl>
   </w:abstractNum>
@@ -2757,7 +3026,7 @@
         <w:ind w:hanging="360" w:left="360"/>
       </w:pPr>
       <w:rPr>
-        <w:rFonts w:ascii="Symbol" w:hAnsi="Symbol" w:hint="default"/>
+        <w:rFonts w:ascii="Symbol" w:hAnsi="Symbol" w:hint="default" w:eastAsia="黑体"/>
       </w:rPr>
     </w:lvl>
   </w:abstractNum>
@@ -2848,7 +3117,7 @@
         <w:ind w:left="720" w:hanging="360"/>
       </w:pPr>
       <w:rPr>
-        <w:rFonts w:ascii="Symbol" w:hAnsi="Symbol" w:cs="Symbol" w:hint="default"/>
+        <w:rFonts w:ascii="Symbol" w:hAnsi="Symbol" w:cs="Symbol" w:hint="default" w:eastAsia="黑体"/>
       </w:rPr>
     </w:lvl>
     <w:lvl w:ilvl="1">
@@ -2859,7 +3128,7 @@
         <w:ind w:left="1440" w:hanging="360"/>
       </w:pPr>
       <w:rPr>
-        <w:rFonts w:ascii="Courier New" w:hAnsi="Courier New" w:cs="Courier New" w:hint="default"/>
+        <w:rFonts w:ascii="Courier New" w:hAnsi="Courier New" w:cs="Courier New" w:hint="default" w:eastAsia="黑体"/>
       </w:rPr>
     </w:lvl>
     <w:lvl w:ilvl="2">
@@ -2870,7 +3139,7 @@
         <w:ind w:left="2160" w:hanging="360"/>
       </w:pPr>
       <w:rPr>
-        <w:rFonts w:ascii="Wingdings" w:hAnsi="Wingdings" w:cs="Wingdings" w:hint="default"/>
+        <w:rFonts w:ascii="Wingdings" w:hAnsi="Wingdings" w:cs="Wingdings" w:hint="default" w:eastAsia="黑体"/>
       </w:rPr>
     </w:lvl>
     <w:lvl w:ilvl="3">
@@ -2881,7 +3150,7 @@
         <w:ind w:left="2880" w:hanging="360"/>
       </w:pPr>
       <w:rPr>
-        <w:rFonts w:ascii="Symbol" w:hAnsi="Symbol" w:cs="Symbol" w:hint="default"/>
+        <w:rFonts w:ascii="Symbol" w:hAnsi="Symbol" w:cs="Symbol" w:hint="default" w:eastAsia="黑体"/>
       </w:rPr>
     </w:lvl>
     <w:lvl w:ilvl="4">
@@ -2892,7 +3161,7 @@
         <w:ind w:left="3600" w:hanging="360"/>
       </w:pPr>
       <w:rPr>
-        <w:rFonts w:ascii="Courier New" w:hAnsi="Courier New" w:cs="Courier New" w:hint="default"/>
+        <w:rFonts w:ascii="Courier New" w:hAnsi="Courier New" w:cs="Courier New" w:hint="default" w:eastAsia="黑体"/>
       </w:rPr>
     </w:lvl>
     <w:lvl w:ilvl="5">
@@ -2903,7 +3172,7 @@
         <w:ind w:left="4320" w:hanging="360"/>
       </w:pPr>
       <w:rPr>
-        <w:rFonts w:ascii="Wingdings" w:hAnsi="Wingdings" w:cs="Wingdings" w:hint="default"/>
+        <w:rFonts w:ascii="Wingdings" w:hAnsi="Wingdings" w:cs="Wingdings" w:hint="default" w:eastAsia="黑体"/>
       </w:rPr>
     </w:lvl>
     <w:lvl w:ilvl="6">
@@ -2914,7 +3183,7 @@
         <w:ind w:left="5040" w:hanging="360"/>
       </w:pPr>
       <w:rPr>
-        <w:rFonts w:ascii="Symbol" w:hAnsi="Symbol" w:cs="Symbol" w:hint="default"/>
+        <w:rFonts w:ascii="Symbol" w:hAnsi="Symbol" w:cs="Symbol" w:hint="default" w:eastAsia="黑体"/>
       </w:rPr>
     </w:lvl>
     <w:lvl w:ilvl="7">
@@ -2925,7 +3194,7 @@
         <w:ind w:left="5760" w:hanging="360"/>
       </w:pPr>
       <w:rPr>
-        <w:rFonts w:ascii="Courier New" w:hAnsi="Courier New" w:cs="Courier New" w:hint="default"/>
+        <w:rFonts w:ascii="Courier New" w:hAnsi="Courier New" w:cs="Courier New" w:hint="default" w:eastAsia="黑体"/>
       </w:rPr>
     </w:lvl>
     <w:lvl w:ilvl="8">
@@ -2936,7 +3205,7 @@
         <w:ind w:left="6480" w:hanging="360"/>
       </w:pPr>
       <w:rPr>
-        <w:rFonts w:ascii="Wingdings" w:hAnsi="Wingdings" w:cs="Wingdings" w:hint="default"/>
+        <w:rFonts w:ascii="Wingdings" w:hAnsi="Wingdings" w:cs="Wingdings" w:hint="default" w:eastAsia="黑体"/>
       </w:rPr>
     </w:lvl>
   </w:abstractNum>
@@ -2992,11 +3261,11 @@
 </file>
 
 <file path=word/styles.xml><?xml version="1.0" encoding="utf-8"?>
-<w:styles xmlns:mc="http://schemas.openxmlformats.org/markup-compatibility/2006" xmlns:r="http://schemas.openxmlformats.org/officeDocument/2006/relationships" xmlns:w="http://schemas.openxmlformats.org/wordprocessingml/2006/main" xmlns:w14="http://schemas.microsoft.com/office/word/2010/wordml" mc:Ignorable="w14">
+<w:styles xmlns:mc="http://schemas.openxmlformats.org/markup-compatibility/2006" xmlns:w="http://schemas.openxmlformats.org/wordprocessingml/2006/main" xmlns:r="http://schemas.openxmlformats.org/officeDocument/2006/relationships" xmlns:w14="http://schemas.microsoft.com/office/word/2010/wordml" mc:Ignorable="w14">
   <w:docDefaults>
     <w:rPrDefault>
       <w:rPr>
-        <w:rFonts w:asciiTheme="minorHAnsi" w:cstheme="minorBidi" w:eastAsiaTheme="minorEastAsia" w:hAnsiTheme="minorHAnsi"/>
+        <w:rFonts w:asciiTheme="minorHAnsi" w:cstheme="minorBidi" w:hAnsiTheme="minorHAnsi" w:eastAsia="黑体"/>
         <w:sz w:val="22"/>
         <w:szCs w:val="22"/>
         <w:lang w:bidi="ar-SA" w:eastAsia="en-US" w:val="en-US"/>
@@ -3218,7 +3487,7 @@
       <w:outlineLvl w:val="0"/>
     </w:pPr>
     <w:rPr>
-      <w:rFonts w:ascii="Times New Roman" w:asciiTheme="majorHAnsi" w:cstheme="majorBidi" w:eastAsia="黑体" w:eastAsiaTheme="majorEastAsia" w:hAnsi="Times New Roman" w:hAnsiTheme="majorHAnsi"/>
+      <w:rFonts w:ascii="Times New Roman" w:asciiTheme="majorHAnsi" w:cstheme="majorBidi" w:eastAsia="黑体" w:hAnsi="Times New Roman" w:hAnsiTheme="majorHAnsi"/>
       <w:b/>
       <w:bCs/>
       <w:color w:val="1F3864"/>
@@ -3242,7 +3511,7 @@
       <w:outlineLvl w:val="1"/>
     </w:pPr>
     <w:rPr>
-      <w:rFonts w:ascii="Times New Roman" w:asciiTheme="majorHAnsi" w:cstheme="majorBidi" w:eastAsia="黑体" w:eastAsiaTheme="majorEastAsia" w:hAnsi="Times New Roman" w:hAnsiTheme="majorHAnsi"/>
+      <w:rFonts w:ascii="Times New Roman" w:asciiTheme="majorHAnsi" w:cstheme="majorBidi" w:eastAsia="黑体" w:hAnsi="Times New Roman" w:hAnsiTheme="majorHAnsi"/>
       <w:b/>
       <w:bCs/>
       <w:color w:val="2E4E7E"/>
@@ -3266,7 +3535,7 @@
       <w:outlineLvl w:val="2"/>
     </w:pPr>
     <w:rPr>
-      <w:rFonts w:ascii="Times New Roman" w:asciiTheme="majorHAnsi" w:cstheme="majorBidi" w:eastAsia="黑体" w:eastAsiaTheme="majorEastAsia" w:hAnsi="Times New Roman" w:hAnsiTheme="majorHAnsi"/>
+      <w:rFonts w:ascii="Times New Roman" w:asciiTheme="majorHAnsi" w:cstheme="majorBidi" w:eastAsia="黑体" w:hAnsi="Times New Roman" w:hAnsiTheme="majorHAnsi"/>
       <w:b/>
       <w:bCs/>
       <w:color w:val="2E4E7E"/>
@@ -3290,7 +3559,7 @@
       <w:outlineLvl w:val="3"/>
     </w:pPr>
     <w:rPr>
-      <w:rFonts w:ascii="Times New Roman" w:asciiTheme="majorHAnsi" w:cstheme="majorBidi" w:eastAsia="黑体" w:eastAsiaTheme="majorEastAsia" w:hAnsi="Times New Roman" w:hAnsiTheme="majorHAnsi"/>
+      <w:rFonts w:ascii="Times New Roman" w:asciiTheme="majorHAnsi" w:cstheme="majorBidi" w:eastAsia="黑体" w:hAnsi="Times New Roman" w:hAnsiTheme="majorHAnsi"/>
       <w:b/>
       <w:bCs/>
       <w:i/>
@@ -3316,7 +3585,7 @@
       <w:outlineLvl w:val="4"/>
     </w:pPr>
     <w:rPr>
-      <w:rFonts w:ascii="Times New Roman" w:asciiTheme="majorHAnsi" w:cstheme="majorBidi" w:eastAsia="黑体" w:eastAsiaTheme="majorEastAsia" w:hAnsi="Times New Roman" w:hAnsiTheme="majorHAnsi"/>
+      <w:rFonts w:ascii="Times New Roman" w:asciiTheme="majorHAnsi" w:cstheme="majorBidi" w:eastAsia="黑体" w:hAnsi="Times New Roman" w:hAnsiTheme="majorHAnsi"/>
       <w:b/>
       <w:color w:val="333333"/>
       <w:sz w:val="22"/>
@@ -3339,7 +3608,7 @@
       <w:outlineLvl w:val="5"/>
     </w:pPr>
     <w:rPr>
-      <w:rFonts w:asciiTheme="majorHAnsi" w:cstheme="majorBidi" w:eastAsiaTheme="majorEastAsia" w:hAnsiTheme="majorHAnsi"/>
+      <w:rFonts w:asciiTheme="majorHAnsi" w:cstheme="majorBidi" w:hAnsiTheme="majorHAnsi" w:eastAsia="黑体"/>
       <w:i/>
       <w:iCs/>
       <w:color w:themeColor="accent1" w:themeShade="7F" w:val="243F60"/>
@@ -3362,7 +3631,7 @@
       <w:outlineLvl w:val="6"/>
     </w:pPr>
     <w:rPr>
-      <w:rFonts w:asciiTheme="majorHAnsi" w:cstheme="majorBidi" w:eastAsiaTheme="majorEastAsia" w:hAnsiTheme="majorHAnsi"/>
+      <w:rFonts w:asciiTheme="majorHAnsi" w:cstheme="majorBidi" w:hAnsiTheme="majorHAnsi" w:eastAsia="黑体"/>
       <w:i/>
       <w:iCs/>
       <w:color w:themeColor="text1" w:themeTint="BF" w:val="404040"/>
@@ -3385,7 +3654,7 @@
       <w:outlineLvl w:val="7"/>
     </w:pPr>
     <w:rPr>
-      <w:rFonts w:asciiTheme="majorHAnsi" w:cstheme="majorBidi" w:eastAsiaTheme="majorEastAsia" w:hAnsiTheme="majorHAnsi"/>
+      <w:rFonts w:asciiTheme="majorHAnsi" w:cstheme="majorBidi" w:hAnsiTheme="majorHAnsi" w:eastAsia="黑体"/>
       <w:color w:themeColor="accent1" w:val="4F81BD"/>
       <w:sz w:val="20"/>
       <w:szCs w:val="20"/>
@@ -3408,7 +3677,7 @@
       <w:outlineLvl w:val="8"/>
     </w:pPr>
     <w:rPr>
-      <w:rFonts w:asciiTheme="majorHAnsi" w:cstheme="majorBidi" w:eastAsiaTheme="majorEastAsia" w:hAnsiTheme="majorHAnsi"/>
+      <w:rFonts w:asciiTheme="majorHAnsi" w:cstheme="majorBidi" w:hAnsiTheme="majorHAnsi" w:eastAsia="黑体"/>
       <w:i/>
       <w:iCs/>
       <w:color w:themeColor="text1" w:themeTint="BF" w:val="404040"/>
@@ -3459,7 +3728,7 @@
     <w:uiPriority w:val="9"/>
     <w:rsid w:val="00FC693F"/>
     <w:rPr>
-      <w:rFonts w:asciiTheme="majorHAnsi" w:cstheme="majorBidi" w:eastAsiaTheme="majorEastAsia" w:hAnsiTheme="majorHAnsi"/>
+      <w:rFonts w:asciiTheme="majorHAnsi" w:cstheme="majorBidi" w:hAnsiTheme="majorHAnsi" w:eastAsia="黑体"/>
       <w:b/>
       <w:bCs/>
       <w:color w:themeColor="accent1" w:themeShade="BF" w:val="365F91"/>
@@ -3474,7 +3743,7 @@
     <w:uiPriority w:val="9"/>
     <w:rsid w:val="00FC693F"/>
     <w:rPr>
-      <w:rFonts w:asciiTheme="majorHAnsi" w:cstheme="majorBidi" w:eastAsiaTheme="majorEastAsia" w:hAnsiTheme="majorHAnsi"/>
+      <w:rFonts w:asciiTheme="majorHAnsi" w:cstheme="majorBidi" w:hAnsiTheme="majorHAnsi" w:eastAsia="黑体"/>
       <w:b/>
       <w:bCs/>
       <w:color w:themeColor="accent1" w:val="4F81BD"/>
@@ -3489,7 +3758,7 @@
     <w:uiPriority w:val="9"/>
     <w:rsid w:val="00FC693F"/>
     <w:rPr>
-      <w:rFonts w:asciiTheme="majorHAnsi" w:cstheme="majorBidi" w:eastAsiaTheme="majorEastAsia" w:hAnsiTheme="majorHAnsi"/>
+      <w:rFonts w:asciiTheme="majorHAnsi" w:cstheme="majorBidi" w:hAnsiTheme="majorHAnsi" w:eastAsia="黑体"/>
       <w:b/>
       <w:bCs/>
       <w:color w:themeColor="accent1" w:val="4F81BD"/>
@@ -3512,7 +3781,7 @@
       <w:contextualSpacing/>
     </w:pPr>
     <w:rPr>
-      <w:rFonts w:ascii="Times New Roman" w:asciiTheme="majorHAnsi" w:cstheme="majorBidi" w:eastAsia="黑体" w:eastAsiaTheme="majorEastAsia" w:hAnsi="Times New Roman" w:hAnsiTheme="majorHAnsi"/>
+      <w:rFonts w:ascii="Times New Roman" w:asciiTheme="majorHAnsi" w:cstheme="majorBidi" w:eastAsia="黑体" w:hAnsi="Times New Roman" w:hAnsiTheme="majorHAnsi"/>
       <w:b/>
       <w:color w:val="1F3864"/>
       <w:spacing w:val="5"/>
@@ -3528,7 +3797,7 @@
     <w:uiPriority w:val="10"/>
     <w:rsid w:val="00FC693F"/>
     <w:rPr>
-      <w:rFonts w:asciiTheme="majorHAnsi" w:cstheme="majorBidi" w:eastAsiaTheme="majorEastAsia" w:hAnsiTheme="majorHAnsi"/>
+      <w:rFonts w:asciiTheme="majorHAnsi" w:cstheme="majorBidi" w:hAnsiTheme="majorHAnsi" w:eastAsia="黑体"/>
       <w:color w:themeColor="text2" w:themeShade="BF" w:val="17365D"/>
       <w:spacing w:val="5"/>
       <w:kern w:val="28"/>
@@ -3550,7 +3819,7 @@
       </w:numPr>
     </w:pPr>
     <w:rPr>
-      <w:rFonts w:asciiTheme="majorHAnsi" w:cstheme="majorBidi" w:eastAsiaTheme="majorEastAsia" w:hAnsiTheme="majorHAnsi"/>
+      <w:rFonts w:asciiTheme="majorHAnsi" w:cstheme="majorBidi" w:hAnsiTheme="majorHAnsi" w:eastAsia="黑体"/>
       <w:i/>
       <w:iCs/>
       <w:color w:themeColor="accent1" w:val="4F81BD"/>
@@ -3566,7 +3835,7 @@
     <w:uiPriority w:val="11"/>
     <w:rsid w:val="00FC693F"/>
     <w:rPr>
-      <w:rFonts w:asciiTheme="majorHAnsi" w:cstheme="majorBidi" w:eastAsiaTheme="majorEastAsia" w:hAnsiTheme="majorHAnsi"/>
+      <w:rFonts w:asciiTheme="majorHAnsi" w:cstheme="majorBidi" w:hAnsiTheme="majorHAnsi" w:eastAsia="黑体"/>
       <w:i/>
       <w:iCs/>
       <w:color w:themeColor="accent1" w:val="4F81BD"/>
@@ -3633,6 +3902,7 @@
       <w:spacing w:after="120"/>
     </w:pPr>
     <w:rPr>
+      <w:rFonts w:eastAsia="黑体"/>
       <w:sz w:val="16"/>
       <w:szCs w:val="16"/>
     </w:rPr>
@@ -3644,6 +3914,7 @@
     <w:uiPriority w:val="99"/>
     <w:rsid w:val="00AA1D8D"/>
     <w:rPr>
+      <w:rFonts w:eastAsia="黑体"/>
       <w:sz w:val="16"/>
       <w:szCs w:val="16"/>
     </w:rPr>
@@ -3813,7 +4084,7 @@
       </w:tabs>
     </w:pPr>
     <w:rPr>
-      <w:rFonts w:ascii="Courier" w:hAnsi="Courier"/>
+      <w:rFonts w:ascii="Courier" w:hAnsi="Courier" w:eastAsia="黑体"/>
       <w:sz w:val="20"/>
       <w:szCs w:val="20"/>
     </w:rPr>
@@ -3825,7 +4096,7 @@
     <w:uiPriority w:val="99"/>
     <w:rsid w:val="0029639D"/>
     <w:rPr>
-      <w:rFonts w:ascii="Courier" w:hAnsi="Courier"/>
+      <w:rFonts w:ascii="Courier" w:hAnsi="Courier" w:eastAsia="黑体"/>
       <w:sz w:val="20"/>
       <w:szCs w:val="20"/>
     </w:rPr>
@@ -3861,6 +4132,7 @@
     <w:uiPriority w:val="29"/>
     <w:rsid w:val="00FC693F"/>
     <w:rPr>
+      <w:rFonts w:eastAsia="黑体"/>
       <w:i/>
       <w:iCs/>
       <w:color w:themeColor="text1" w:val="000000"/>
@@ -3874,7 +4146,7 @@
     <w:semiHidden/>
     <w:rsid w:val="00FC693F"/>
     <w:rPr>
-      <w:rFonts w:asciiTheme="majorHAnsi" w:cstheme="majorBidi" w:eastAsiaTheme="majorEastAsia" w:hAnsiTheme="majorHAnsi"/>
+      <w:rFonts w:asciiTheme="majorHAnsi" w:cstheme="majorBidi" w:hAnsiTheme="majorHAnsi" w:eastAsia="黑体"/>
       <w:b/>
       <w:bCs/>
       <w:i/>
@@ -3890,7 +4162,7 @@
     <w:semiHidden/>
     <w:rsid w:val="00FC693F"/>
     <w:rPr>
-      <w:rFonts w:asciiTheme="majorHAnsi" w:cstheme="majorBidi" w:eastAsiaTheme="majorEastAsia" w:hAnsiTheme="majorHAnsi"/>
+      <w:rFonts w:asciiTheme="majorHAnsi" w:cstheme="majorBidi" w:hAnsiTheme="majorHAnsi" w:eastAsia="黑体"/>
       <w:color w:themeColor="accent1" w:themeShade="7F" w:val="243F60"/>
     </w:rPr>
   </w:style>
@@ -3902,7 +4174,7 @@
     <w:semiHidden/>
     <w:rsid w:val="00FC693F"/>
     <w:rPr>
-      <w:rFonts w:asciiTheme="majorHAnsi" w:cstheme="majorBidi" w:eastAsiaTheme="majorEastAsia" w:hAnsiTheme="majorHAnsi"/>
+      <w:rFonts w:asciiTheme="majorHAnsi" w:cstheme="majorBidi" w:hAnsiTheme="majorHAnsi" w:eastAsia="黑体"/>
       <w:i/>
       <w:iCs/>
       <w:color w:themeColor="accent1" w:themeShade="7F" w:val="243F60"/>
@@ -3916,7 +4188,7 @@
     <w:semiHidden/>
     <w:rsid w:val="00FC693F"/>
     <w:rPr>
-      <w:rFonts w:asciiTheme="majorHAnsi" w:cstheme="majorBidi" w:eastAsiaTheme="majorEastAsia" w:hAnsiTheme="majorHAnsi"/>
+      <w:rFonts w:asciiTheme="majorHAnsi" w:cstheme="majorBidi" w:hAnsiTheme="majorHAnsi" w:eastAsia="黑体"/>
       <w:i/>
       <w:iCs/>
       <w:color w:themeColor="text1" w:themeTint="BF" w:val="404040"/>
@@ -3930,7 +4202,7 @@
     <w:semiHidden/>
     <w:rsid w:val="00FC693F"/>
     <w:rPr>
-      <w:rFonts w:asciiTheme="majorHAnsi" w:cstheme="majorBidi" w:eastAsiaTheme="majorEastAsia" w:hAnsiTheme="majorHAnsi"/>
+      <w:rFonts w:asciiTheme="majorHAnsi" w:cstheme="majorBidi" w:hAnsiTheme="majorHAnsi" w:eastAsia="黑体"/>
       <w:color w:themeColor="accent1" w:val="4F81BD"/>
       <w:sz w:val="20"/>
       <w:szCs w:val="20"/>
@@ -3944,7 +4216,7 @@
     <w:semiHidden/>
     <w:rsid w:val="00FC693F"/>
     <w:rPr>
-      <w:rFonts w:asciiTheme="majorHAnsi" w:cstheme="majorBidi" w:eastAsiaTheme="majorEastAsia" w:hAnsiTheme="majorHAnsi"/>
+      <w:rFonts w:asciiTheme="majorHAnsi" w:cstheme="majorBidi" w:hAnsiTheme="majorHAnsi" w:eastAsia="黑体"/>
       <w:i/>
       <w:iCs/>
       <w:color w:themeColor="text1" w:themeTint="BF" w:val="404040"/>
@@ -3965,6 +4237,7 @@
       <w:spacing w:line="240" w:lineRule="auto"/>
     </w:pPr>
     <w:rPr>
+      <w:rFonts w:eastAsia="黑体"/>
       <w:b/>
       <w:bCs/>
       <w:color w:themeColor="accent1" w:val="4F81BD"/>
@@ -3979,6 +4252,7 @@
     <w:qFormat/>
     <w:rsid w:val="00FC693F"/>
     <w:rPr>
+      <w:rFonts w:eastAsia="黑体"/>
       <w:b/>
       <w:bCs/>
     </w:rPr>
@@ -3990,6 +4264,7 @@
     <w:qFormat/>
     <w:rsid w:val="00FC693F"/>
     <w:rPr>
+      <w:rFonts w:eastAsia="黑体"/>
       <w:i/>
       <w:iCs/>
     </w:rPr>
@@ -4010,6 +4285,7 @@
       <w:ind w:left="936" w:right="936"/>
     </w:pPr>
     <w:rPr>
+      <w:rFonts w:eastAsia="黑体"/>
       <w:b/>
       <w:bCs/>
       <w:i/>
@@ -4024,6 +4300,7 @@
     <w:uiPriority w:val="30"/>
     <w:rsid w:val="00FC693F"/>
     <w:rPr>
+      <w:rFonts w:eastAsia="黑体"/>
       <w:b/>
       <w:bCs/>
       <w:i/>
@@ -4038,6 +4315,7 @@
     <w:qFormat/>
     <w:rsid w:val="00FC693F"/>
     <w:rPr>
+      <w:rFonts w:eastAsia="黑体"/>
       <w:i/>
       <w:iCs/>
       <w:color w:themeColor="text1" w:themeTint="7F" w:val="808080"/>
@@ -4050,6 +4328,7 @@
     <w:qFormat/>
     <w:rsid w:val="00FC693F"/>
     <w:rPr>
+      <w:rFonts w:eastAsia="黑体"/>
       <w:b/>
       <w:bCs/>
       <w:i/>
@@ -4064,6 +4343,7 @@
     <w:qFormat/>
     <w:rsid w:val="00FC693F"/>
     <w:rPr>
+      <w:rFonts w:eastAsia="黑体"/>
       <w:smallCaps/>
       <w:color w:themeColor="accent2" w:val="C0504D"/>
       <w:u w:val="single"/>
@@ -4076,6 +4356,7 @@
     <w:qFormat/>
     <w:rsid w:val="00FC693F"/>
     <w:rPr>
+      <w:rFonts w:eastAsia="黑体"/>
       <w:b/>
       <w:bCs/>
       <w:smallCaps/>
@@ -4091,6 +4372,7 @@
     <w:qFormat/>
     <w:rsid w:val="00FC693F"/>
     <w:rPr>
+      <w:rFonts w:eastAsia="黑体"/>
       <w:b/>
       <w:bCs/>
       <w:smallCaps/>
@@ -4145,6 +4427,7 @@
       <w:spacing w:after="0" w:line="240" w:lineRule="auto"/>
     </w:pPr>
     <w:rPr>
+      <w:rFonts w:eastAsia="黑体"/>
       <w:color w:themeColor="text1" w:themeShade="BF" w:val="000000"/>
     </w:rPr>
     <w:tblPr>
@@ -4167,6 +4450,7 @@
         <w:spacing w:after="0" w:before="0" w:line="240" w:lineRule="auto"/>
       </w:pPr>
       <w:rPr>
+        <w:rFonts w:eastAsia="黑体"/>
         <w:b/>
         <w:bCs/>
       </w:rPr>
@@ -4187,6 +4471,7 @@
         <w:spacing w:after="0" w:before="0" w:line="240" w:lineRule="auto"/>
       </w:pPr>
       <w:rPr>
+        <w:rFonts w:eastAsia="黑体"/>
         <w:b/>
         <w:bCs/>
       </w:rPr>
@@ -4204,12 +4489,14 @@
     </w:tblStylePr>
     <w:tblStylePr w:type="firstCol">
       <w:rPr>
+        <w:rFonts w:eastAsia="黑体"/>
         <w:b/>
         <w:bCs/>
       </w:rPr>
     </w:tblStylePr>
     <w:tblStylePr w:type="lastCol">
       <w:rPr>
+        <w:rFonts w:eastAsia="黑体"/>
         <w:b/>
         <w:bCs/>
       </w:rPr>
@@ -4248,6 +4535,7 @@
       <w:spacing w:after="0" w:line="240" w:lineRule="auto"/>
     </w:pPr>
     <w:rPr>
+      <w:rFonts w:eastAsia="黑体"/>
       <w:color w:themeColor="accent1" w:themeShade="BF" w:val="365F91"/>
     </w:rPr>
     <w:tblPr>
@@ -4270,6 +4558,7 @@
         <w:spacing w:after="0" w:before="0" w:line="240" w:lineRule="auto"/>
       </w:pPr>
       <w:rPr>
+        <w:rFonts w:eastAsia="黑体"/>
         <w:b/>
         <w:bCs/>
       </w:rPr>
@@ -4290,6 +4579,7 @@
         <w:spacing w:after="0" w:before="0" w:line="240" w:lineRule="auto"/>
       </w:pPr>
       <w:rPr>
+        <w:rFonts w:eastAsia="黑体"/>
         <w:b/>
         <w:bCs/>
       </w:rPr>
@@ -4307,12 +4597,14 @@
     </w:tblStylePr>
     <w:tblStylePr w:type="firstCol">
       <w:rPr>
+        <w:rFonts w:eastAsia="黑体"/>
         <w:b/>
         <w:bCs/>
       </w:rPr>
     </w:tblStylePr>
     <w:tblStylePr w:type="lastCol">
       <w:rPr>
+        <w:rFonts w:eastAsia="黑体"/>
         <w:b/>
         <w:bCs/>
       </w:rPr>
@@ -4351,6 +4643,7 @@
       <w:spacing w:after="0" w:line="240" w:lineRule="auto"/>
     </w:pPr>
     <w:rPr>
+      <w:rFonts w:eastAsia="黑体"/>
       <w:color w:themeColor="accent2" w:themeShade="BF" w:val="943634"/>
     </w:rPr>
     <w:tblPr>
@@ -4373,6 +4666,7 @@
         <w:spacing w:after="0" w:before="0" w:line="240" w:lineRule="auto"/>
       </w:pPr>
       <w:rPr>
+        <w:rFonts w:eastAsia="黑体"/>
         <w:b/>
         <w:bCs/>
       </w:rPr>
@@ -4393,6 +4687,7 @@
         <w:spacing w:after="0" w:before="0" w:line="240" w:lineRule="auto"/>
       </w:pPr>
       <w:rPr>
+        <w:rFonts w:eastAsia="黑体"/>
         <w:b/>
         <w:bCs/>
       </w:rPr>
@@ -4410,12 +4705,14 @@
     </w:tblStylePr>
     <w:tblStylePr w:type="firstCol">
       <w:rPr>
+        <w:rFonts w:eastAsia="黑体"/>
         <w:b/>
         <w:bCs/>
       </w:rPr>
     </w:tblStylePr>
     <w:tblStylePr w:type="lastCol">
       <w:rPr>
+        <w:rFonts w:eastAsia="黑体"/>
         <w:b/>
         <w:bCs/>
       </w:rPr>
@@ -4454,6 +4751,7 @@
       <w:spacing w:after="0" w:line="240" w:lineRule="auto"/>
     </w:pPr>
     <w:rPr>
+      <w:rFonts w:eastAsia="黑体"/>
       <w:color w:themeColor="accent3" w:themeShade="BF" w:val="76923C"/>
     </w:rPr>
     <w:tblPr>
@@ -4476,6 +4774,7 @@
         <w:spacing w:after="0" w:before="0" w:line="240" w:lineRule="auto"/>
       </w:pPr>
       <w:rPr>
+        <w:rFonts w:eastAsia="黑体"/>
         <w:b/>
         <w:bCs/>
       </w:rPr>
@@ -4496,6 +4795,7 @@
         <w:spacing w:after="0" w:before="0" w:line="240" w:lineRule="auto"/>
       </w:pPr>
       <w:rPr>
+        <w:rFonts w:eastAsia="黑体"/>
         <w:b/>
         <w:bCs/>
       </w:rPr>
@@ -4513,12 +4813,14 @@
     </w:tblStylePr>
     <w:tblStylePr w:type="firstCol">
       <w:rPr>
+        <w:rFonts w:eastAsia="黑体"/>
         <w:b/>
         <w:bCs/>
       </w:rPr>
     </w:tblStylePr>
     <w:tblStylePr w:type="lastCol">
       <w:rPr>
+        <w:rFonts w:eastAsia="黑体"/>
         <w:b/>
         <w:bCs/>
       </w:rPr>
@@ -4557,6 +4859,7 @@
       <w:spacing w:after="0" w:line="240" w:lineRule="auto"/>
     </w:pPr>
     <w:rPr>
+      <w:rFonts w:eastAsia="黑体"/>
       <w:color w:themeColor="accent4" w:themeShade="BF" w:val="5F497A"/>
     </w:rPr>
     <w:tblPr>
@@ -4579,6 +4882,7 @@
         <w:spacing w:after="0" w:before="0" w:line="240" w:lineRule="auto"/>
       </w:pPr>
       <w:rPr>
+        <w:rFonts w:eastAsia="黑体"/>
         <w:b/>
         <w:bCs/>
       </w:rPr>
@@ -4599,6 +4903,7 @@
         <w:spacing w:after="0" w:before="0" w:line="240" w:lineRule="auto"/>
       </w:pPr>
       <w:rPr>
+        <w:rFonts w:eastAsia="黑体"/>
         <w:b/>
         <w:bCs/>
       </w:rPr>
@@ -4616,12 +4921,14 @@
     </w:tblStylePr>
     <w:tblStylePr w:type="firstCol">
       <w:rPr>
+        <w:rFonts w:eastAsia="黑体"/>
         <w:b/>
         <w:bCs/>
       </w:rPr>
     </w:tblStylePr>
     <w:tblStylePr w:type="lastCol">
       <w:rPr>
+        <w:rFonts w:eastAsia="黑体"/>
         <w:b/>
         <w:bCs/>
       </w:rPr>
@@ -4660,6 +4967,7 @@
       <w:spacing w:after="0" w:line="240" w:lineRule="auto"/>
     </w:pPr>
     <w:rPr>
+      <w:rFonts w:eastAsia="黑体"/>
       <w:color w:themeColor="accent5" w:themeShade="BF" w:val="31849B"/>
     </w:rPr>
     <w:tblPr>
@@ -4682,6 +4990,7 @@
         <w:spacing w:after="0" w:before="0" w:line="240" w:lineRule="auto"/>
       </w:pPr>
       <w:rPr>
+        <w:rFonts w:eastAsia="黑体"/>
         <w:b/>
         <w:bCs/>
       </w:rPr>
@@ -4702,6 +5011,7 @@
         <w:spacing w:after="0" w:before="0" w:line="240" w:lineRule="auto"/>
       </w:pPr>
       <w:rPr>
+        <w:rFonts w:eastAsia="黑体"/>
         <w:b/>
         <w:bCs/>
       </w:rPr>
@@ -4719,12 +5029,14 @@
     </w:tblStylePr>
     <w:tblStylePr w:type="firstCol">
       <w:rPr>
+        <w:rFonts w:eastAsia="黑体"/>
         <w:b/>
         <w:bCs/>
       </w:rPr>
     </w:tblStylePr>
     <w:tblStylePr w:type="lastCol">
       <w:rPr>
+        <w:rFonts w:eastAsia="黑体"/>
         <w:b/>
         <w:bCs/>
       </w:rPr>
@@ -4763,6 +5075,7 @@
       <w:spacing w:after="0" w:line="240" w:lineRule="auto"/>
     </w:pPr>
     <w:rPr>
+      <w:rFonts w:eastAsia="黑体"/>
       <w:color w:themeColor="accent6" w:themeShade="BF" w:val="E36C0A"/>
     </w:rPr>
     <w:tblPr>
@@ -4785,6 +5098,7 @@
         <w:spacing w:after="0" w:before="0" w:line="240" w:lineRule="auto"/>
       </w:pPr>
       <w:rPr>
+        <w:rFonts w:eastAsia="黑体"/>
         <w:b/>
         <w:bCs/>
       </w:rPr>
@@ -4805,6 +5119,7 @@
         <w:spacing w:after="0" w:before="0" w:line="240" w:lineRule="auto"/>
       </w:pPr>
       <w:rPr>
+        <w:rFonts w:eastAsia="黑体"/>
         <w:b/>
         <w:bCs/>
       </w:rPr>
@@ -4822,12 +5137,14 @@
     </w:tblStylePr>
     <w:tblStylePr w:type="firstCol">
       <w:rPr>
+        <w:rFonts w:eastAsia="黑体"/>
         <w:b/>
         <w:bCs/>
       </w:rPr>
     </w:tblStylePr>
     <w:tblStylePr w:type="lastCol">
       <w:rPr>
+        <w:rFonts w:eastAsia="黑体"/>
         <w:b/>
         <w:bCs/>
       </w:rPr>
@@ -4887,6 +5204,7 @@
         <w:spacing w:after="0" w:before="0" w:line="240" w:lineRule="auto"/>
       </w:pPr>
       <w:rPr>
+        <w:rFonts w:eastAsia="黑体"/>
         <w:b/>
         <w:bCs/>
         <w:color w:themeColor="background1" w:val="FFFFFF"/>
@@ -4901,6 +5219,7 @@
         <w:spacing w:after="0" w:before="0" w:line="240" w:lineRule="auto"/>
       </w:pPr>
       <w:rPr>
+        <w:rFonts w:eastAsia="黑体"/>
         <w:b/>
         <w:bCs/>
       </w:rPr>
@@ -4916,12 +5235,14 @@
     </w:tblStylePr>
     <w:tblStylePr w:type="firstCol">
       <w:rPr>
+        <w:rFonts w:eastAsia="黑体"/>
         <w:b/>
         <w:bCs/>
       </w:rPr>
     </w:tblStylePr>
     <w:tblStylePr w:type="lastCol">
       <w:rPr>
+        <w:rFonts w:eastAsia="黑体"/>
         <w:b/>
         <w:bCs/>
       </w:rPr>
@@ -4979,6 +5300,7 @@
         <w:spacing w:after="0" w:before="0" w:line="240" w:lineRule="auto"/>
       </w:pPr>
       <w:rPr>
+        <w:rFonts w:eastAsia="黑体"/>
         <w:b/>
         <w:bCs/>
         <w:color w:themeColor="background1" w:val="FFFFFF"/>
@@ -4993,6 +5315,7 @@
         <w:spacing w:after="0" w:before="0" w:line="240" w:lineRule="auto"/>
       </w:pPr>
       <w:rPr>
+        <w:rFonts w:eastAsia="黑体"/>
         <w:b/>
         <w:bCs/>
       </w:rPr>
@@ -5008,12 +5331,14 @@
     </w:tblStylePr>
     <w:tblStylePr w:type="firstCol">
       <w:rPr>
+        <w:rFonts w:eastAsia="黑体"/>
         <w:b/>
         <w:bCs/>
       </w:rPr>
     </w:tblStylePr>
     <w:tblStylePr w:type="lastCol">
       <w:rPr>
+        <w:rFonts w:eastAsia="黑体"/>
         <w:b/>
         <w:bCs/>
       </w:rPr>
@@ -5071,6 +5396,7 @@
         <w:spacing w:after="0" w:before="0" w:line="240" w:lineRule="auto"/>
       </w:pPr>
       <w:rPr>
+        <w:rFonts w:eastAsia="黑体"/>
         <w:b/>
         <w:bCs/>
         <w:color w:themeColor="background1" w:val="FFFFFF"/>
@@ -5085,6 +5411,7 @@
         <w:spacing w:after="0" w:before="0" w:line="240" w:lineRule="auto"/>
       </w:pPr>
       <w:rPr>
+        <w:rFonts w:eastAsia="黑体"/>
         <w:b/>
         <w:bCs/>
       </w:rPr>
@@ -5100,12 +5427,14 @@
     </w:tblStylePr>
     <w:tblStylePr w:type="firstCol">
       <w:rPr>
+        <w:rFonts w:eastAsia="黑体"/>
         <w:b/>
         <w:bCs/>
       </w:rPr>
     </w:tblStylePr>
     <w:tblStylePr w:type="lastCol">
       <w:rPr>
+        <w:rFonts w:eastAsia="黑体"/>
         <w:b/>
         <w:bCs/>
       </w:rPr>
@@ -5163,6 +5492,7 @@
         <w:spacing w:after="0" w:before="0" w:line="240" w:lineRule="auto"/>
       </w:pPr>
       <w:rPr>
+        <w:rFonts w:eastAsia="黑体"/>
         <w:b/>
         <w:bCs/>
         <w:color w:themeColor="background1" w:val="FFFFFF"/>
@@ -5177,6 +5507,7 @@
         <w:spacing w:after="0" w:before="0" w:line="240" w:lineRule="auto"/>
       </w:pPr>
       <w:rPr>
+        <w:rFonts w:eastAsia="黑体"/>
         <w:b/>
         <w:bCs/>
       </w:rPr>
@@ -5192,12 +5523,14 @@
     </w:tblStylePr>
     <w:tblStylePr w:type="firstCol">
       <w:rPr>
+        <w:rFonts w:eastAsia="黑体"/>
         <w:b/>
         <w:bCs/>
       </w:rPr>
     </w:tblStylePr>
     <w:tblStylePr w:type="lastCol">
       <w:rPr>
+        <w:rFonts w:eastAsia="黑体"/>
         <w:b/>
         <w:bCs/>
       </w:rPr>
@@ -5255,6 +5588,7 @@
         <w:spacing w:after="0" w:before="0" w:line="240" w:lineRule="auto"/>
       </w:pPr>
       <w:rPr>
+        <w:rFonts w:eastAsia="黑体"/>
         <w:b/>
         <w:bCs/>
         <w:color w:themeColor="background1" w:val="FFFFFF"/>
@@ -5269,6 +5603,7 @@
         <w:spacing w:after="0" w:before="0" w:line="240" w:lineRule="auto"/>
       </w:pPr>
       <w:rPr>
+        <w:rFonts w:eastAsia="黑体"/>
         <w:b/>
         <w:bCs/>
       </w:rPr>
@@ -5284,12 +5619,14 @@
     </w:tblStylePr>
     <w:tblStylePr w:type="firstCol">
       <w:rPr>
+        <w:rFonts w:eastAsia="黑体"/>
         <w:b/>
         <w:bCs/>
       </w:rPr>
     </w:tblStylePr>
     <w:tblStylePr w:type="lastCol">
       <w:rPr>
+        <w:rFonts w:eastAsia="黑体"/>
         <w:b/>
         <w:bCs/>
       </w:rPr>
@@ -5347,6 +5684,7 @@
         <w:spacing w:after="0" w:before="0" w:line="240" w:lineRule="auto"/>
       </w:pPr>
       <w:rPr>
+        <w:rFonts w:eastAsia="黑体"/>
         <w:b/>
         <w:bCs/>
         <w:color w:themeColor="background1" w:val="FFFFFF"/>
@@ -5361,6 +5699,7 @@
         <w:spacing w:after="0" w:before="0" w:line="240" w:lineRule="auto"/>
       </w:pPr>
       <w:rPr>
+        <w:rFonts w:eastAsia="黑体"/>
         <w:b/>
         <w:bCs/>
       </w:rPr>
@@ -5376,12 +5715,14 @@
     </w:tblStylePr>
     <w:tblStylePr w:type="firstCol">
       <w:rPr>
+        <w:rFonts w:eastAsia="黑体"/>
         <w:b/>
         <w:bCs/>
       </w:rPr>
     </w:tblStylePr>
     <w:tblStylePr w:type="lastCol">
       <w:rPr>
+        <w:rFonts w:eastAsia="黑体"/>
         <w:b/>
         <w:bCs/>
       </w:rPr>
@@ -5439,6 +5780,7 @@
         <w:spacing w:after="0" w:before="0" w:line="240" w:lineRule="auto"/>
       </w:pPr>
       <w:rPr>
+        <w:rFonts w:eastAsia="黑体"/>
         <w:b/>
         <w:bCs/>
         <w:color w:themeColor="background1" w:val="FFFFFF"/>
@@ -5453,6 +5795,7 @@
         <w:spacing w:after="0" w:before="0" w:line="240" w:lineRule="auto"/>
       </w:pPr>
       <w:rPr>
+        <w:rFonts w:eastAsia="黑体"/>
         <w:b/>
         <w:bCs/>
       </w:rPr>
@@ -5468,12 +5811,14 @@
     </w:tblStylePr>
     <w:tblStylePr w:type="firstCol">
       <w:rPr>
+        <w:rFonts w:eastAsia="黑体"/>
         <w:b/>
         <w:bCs/>
       </w:rPr>
     </w:tblStylePr>
     <w:tblStylePr w:type="lastCol">
       <w:rPr>
+        <w:rFonts w:eastAsia="黑体"/>
         <w:b/>
         <w:bCs/>
       </w:rPr>
@@ -5533,7 +5878,7 @@
         <w:spacing w:after="0" w:before="0" w:line="240" w:lineRule="auto"/>
       </w:pPr>
       <w:rPr>
-        <w:rFonts w:asciiTheme="majorHAnsi" w:cstheme="majorBidi" w:eastAsiaTheme="majorEastAsia" w:hAnsiTheme="majorHAnsi"/>
+        <w:rFonts w:asciiTheme="majorHAnsi" w:cstheme="majorBidi" w:hAnsiTheme="majorHAnsi" w:eastAsia="黑体"/>
         <w:b/>
         <w:bCs/>
       </w:rPr>
@@ -5554,7 +5899,7 @@
         <w:spacing w:after="0" w:before="0" w:line="240" w:lineRule="auto"/>
       </w:pPr>
       <w:rPr>
-        <w:rFonts w:asciiTheme="majorHAnsi" w:cstheme="majorBidi" w:eastAsiaTheme="majorEastAsia" w:hAnsiTheme="majorHAnsi"/>
+        <w:rFonts w:asciiTheme="majorHAnsi" w:cstheme="majorBidi" w:hAnsiTheme="majorHAnsi" w:eastAsia="黑体"/>
         <w:b/>
         <w:bCs/>
       </w:rPr>
@@ -5572,14 +5917,14 @@
     </w:tblStylePr>
     <w:tblStylePr w:type="firstCol">
       <w:rPr>
-        <w:rFonts w:asciiTheme="majorHAnsi" w:cstheme="majorBidi" w:eastAsiaTheme="majorEastAsia" w:hAnsiTheme="majorHAnsi"/>
+        <w:rFonts w:asciiTheme="majorHAnsi" w:cstheme="majorBidi" w:hAnsiTheme="majorHAnsi" w:eastAsia="黑体"/>
         <w:b/>
         <w:bCs/>
       </w:rPr>
     </w:tblStylePr>
     <w:tblStylePr w:type="lastCol">
       <w:rPr>
-        <w:rFonts w:asciiTheme="majorHAnsi" w:cstheme="majorBidi" w:eastAsiaTheme="majorEastAsia" w:hAnsiTheme="majorHAnsi"/>
+        <w:rFonts w:asciiTheme="majorHAnsi" w:cstheme="majorBidi" w:hAnsiTheme="majorHAnsi" w:eastAsia="黑体"/>
         <w:b/>
         <w:bCs/>
       </w:rPr>
@@ -5663,7 +6008,7 @@
         <w:spacing w:after="0" w:before="0" w:line="240" w:lineRule="auto"/>
       </w:pPr>
       <w:rPr>
-        <w:rFonts w:asciiTheme="majorHAnsi" w:cstheme="majorBidi" w:eastAsiaTheme="majorEastAsia" w:hAnsiTheme="majorHAnsi"/>
+        <w:rFonts w:asciiTheme="majorHAnsi" w:cstheme="majorBidi" w:hAnsiTheme="majorHAnsi" w:eastAsia="黑体"/>
         <w:b/>
         <w:bCs/>
       </w:rPr>
@@ -5684,7 +6029,7 @@
         <w:spacing w:after="0" w:before="0" w:line="240" w:lineRule="auto"/>
       </w:pPr>
       <w:rPr>
-        <w:rFonts w:asciiTheme="majorHAnsi" w:cstheme="majorBidi" w:eastAsiaTheme="majorEastAsia" w:hAnsiTheme="majorHAnsi"/>
+        <w:rFonts w:asciiTheme="majorHAnsi" w:cstheme="majorBidi" w:hAnsiTheme="majorHAnsi" w:eastAsia="黑体"/>
         <w:b/>
         <w:bCs/>
       </w:rPr>
@@ -5702,14 +6047,14 @@
     </w:tblStylePr>
     <w:tblStylePr w:type="firstCol">
       <w:rPr>
-        <w:rFonts w:asciiTheme="majorHAnsi" w:cstheme="majorBidi" w:eastAsiaTheme="majorEastAsia" w:hAnsiTheme="majorHAnsi"/>
+        <w:rFonts w:asciiTheme="majorHAnsi" w:cstheme="majorBidi" w:hAnsiTheme="majorHAnsi" w:eastAsia="黑体"/>
         <w:b/>
         <w:bCs/>
       </w:rPr>
     </w:tblStylePr>
     <w:tblStylePr w:type="lastCol">
       <w:rPr>
-        <w:rFonts w:asciiTheme="majorHAnsi" w:cstheme="majorBidi" w:eastAsiaTheme="majorEastAsia" w:hAnsiTheme="majorHAnsi"/>
+        <w:rFonts w:asciiTheme="majorHAnsi" w:cstheme="majorBidi" w:hAnsiTheme="majorHAnsi" w:eastAsia="黑体"/>
         <w:b/>
         <w:bCs/>
       </w:rPr>
@@ -5793,7 +6138,7 @@
         <w:spacing w:after="0" w:before="0" w:line="240" w:lineRule="auto"/>
       </w:pPr>
       <w:rPr>
-        <w:rFonts w:asciiTheme="majorHAnsi" w:cstheme="majorBidi" w:eastAsiaTheme="majorEastAsia" w:hAnsiTheme="majorHAnsi"/>
+        <w:rFonts w:asciiTheme="majorHAnsi" w:cstheme="majorBidi" w:hAnsiTheme="majorHAnsi" w:eastAsia="黑体"/>
         <w:b/>
         <w:bCs/>
       </w:rPr>
@@ -5814,7 +6159,7 @@
         <w:spacing w:after="0" w:before="0" w:line="240" w:lineRule="auto"/>
       </w:pPr>
       <w:rPr>
-        <w:rFonts w:asciiTheme="majorHAnsi" w:cstheme="majorBidi" w:eastAsiaTheme="majorEastAsia" w:hAnsiTheme="majorHAnsi"/>
+        <w:rFonts w:asciiTheme="majorHAnsi" w:cstheme="majorBidi" w:hAnsiTheme="majorHAnsi" w:eastAsia="黑体"/>
         <w:b/>
         <w:bCs/>
       </w:rPr>
@@ -5832,14 +6177,14 @@
     </w:tblStylePr>
     <w:tblStylePr w:type="firstCol">
       <w:rPr>
-        <w:rFonts w:asciiTheme="majorHAnsi" w:cstheme="majorBidi" w:eastAsiaTheme="majorEastAsia" w:hAnsiTheme="majorHAnsi"/>
+        <w:rFonts w:asciiTheme="majorHAnsi" w:cstheme="majorBidi" w:hAnsiTheme="majorHAnsi" w:eastAsia="黑体"/>
         <w:b/>
         <w:bCs/>
       </w:rPr>
     </w:tblStylePr>
     <w:tblStylePr w:type="lastCol">
       <w:rPr>
-        <w:rFonts w:asciiTheme="majorHAnsi" w:cstheme="majorBidi" w:eastAsiaTheme="majorEastAsia" w:hAnsiTheme="majorHAnsi"/>
+        <w:rFonts w:asciiTheme="majorHAnsi" w:cstheme="majorBidi" w:hAnsiTheme="majorHAnsi" w:eastAsia="黑体"/>
         <w:b/>
         <w:bCs/>
       </w:rPr>
@@ -5923,7 +6268,7 @@
         <w:spacing w:after="0" w:before="0" w:line="240" w:lineRule="auto"/>
       </w:pPr>
       <w:rPr>
-        <w:rFonts w:asciiTheme="majorHAnsi" w:cstheme="majorBidi" w:eastAsiaTheme="majorEastAsia" w:hAnsiTheme="majorHAnsi"/>
+        <w:rFonts w:asciiTheme="majorHAnsi" w:cstheme="majorBidi" w:hAnsiTheme="majorHAnsi" w:eastAsia="黑体"/>
         <w:b/>
         <w:bCs/>
       </w:rPr>
@@ -5944,7 +6289,7 @@
         <w:spacing w:after="0" w:before="0" w:line="240" w:lineRule="auto"/>
       </w:pPr>
       <w:rPr>
-        <w:rFonts w:asciiTheme="majorHAnsi" w:cstheme="majorBidi" w:eastAsiaTheme="majorEastAsia" w:hAnsiTheme="majorHAnsi"/>
+        <w:rFonts w:asciiTheme="majorHAnsi" w:cstheme="majorBidi" w:hAnsiTheme="majorHAnsi" w:eastAsia="黑体"/>
         <w:b/>
         <w:bCs/>
       </w:rPr>
@@ -5962,14 +6307,14 @@
     </w:tblStylePr>
     <w:tblStylePr w:type="firstCol">
       <w:rPr>
-        <w:rFonts w:asciiTheme="majorHAnsi" w:cstheme="majorBidi" w:eastAsiaTheme="majorEastAsia" w:hAnsiTheme="majorHAnsi"/>
+        <w:rFonts w:asciiTheme="majorHAnsi" w:cstheme="majorBidi" w:hAnsiTheme="majorHAnsi" w:eastAsia="黑体"/>
         <w:b/>
         <w:bCs/>
       </w:rPr>
     </w:tblStylePr>
     <w:tblStylePr w:type="lastCol">
       <w:rPr>
-        <w:rFonts w:asciiTheme="majorHAnsi" w:cstheme="majorBidi" w:eastAsiaTheme="majorEastAsia" w:hAnsiTheme="majorHAnsi"/>
+        <w:rFonts w:asciiTheme="majorHAnsi" w:cstheme="majorBidi" w:hAnsiTheme="majorHAnsi" w:eastAsia="黑体"/>
         <w:b/>
         <w:bCs/>
       </w:rPr>
@@ -6053,7 +6398,7 @@
         <w:spacing w:after="0" w:before="0" w:line="240" w:lineRule="auto"/>
       </w:pPr>
       <w:rPr>
-        <w:rFonts w:asciiTheme="majorHAnsi" w:cstheme="majorBidi" w:eastAsiaTheme="majorEastAsia" w:hAnsiTheme="majorHAnsi"/>
+        <w:rFonts w:asciiTheme="majorHAnsi" w:cstheme="majorBidi" w:hAnsiTheme="majorHAnsi" w:eastAsia="黑体"/>
         <w:b/>
         <w:bCs/>
       </w:rPr>
@@ -6074,7 +6419,7 @@
         <w:spacing w:after="0" w:before="0" w:line="240" w:lineRule="auto"/>
       </w:pPr>
       <w:rPr>
-        <w:rFonts w:asciiTheme="majorHAnsi" w:cstheme="majorBidi" w:eastAsiaTheme="majorEastAsia" w:hAnsiTheme="majorHAnsi"/>
+        <w:rFonts w:asciiTheme="majorHAnsi" w:cstheme="majorBidi" w:hAnsiTheme="majorHAnsi" w:eastAsia="黑体"/>
         <w:b/>
         <w:bCs/>
       </w:rPr>
@@ -6092,14 +6437,14 @@
     </w:tblStylePr>
     <w:tblStylePr w:type="firstCol">
       <w:rPr>
-        <w:rFonts w:asciiTheme="majorHAnsi" w:cstheme="majorBidi" w:eastAsiaTheme="majorEastAsia" w:hAnsiTheme="majorHAnsi"/>
+        <w:rFonts w:asciiTheme="majorHAnsi" w:cstheme="majorBidi" w:hAnsiTheme="majorHAnsi" w:eastAsia="黑体"/>
         <w:b/>
         <w:bCs/>
       </w:rPr>
     </w:tblStylePr>
     <w:tblStylePr w:type="lastCol">
       <w:rPr>
-        <w:rFonts w:asciiTheme="majorHAnsi" w:cstheme="majorBidi" w:eastAsiaTheme="majorEastAsia" w:hAnsiTheme="majorHAnsi"/>
+        <w:rFonts w:asciiTheme="majorHAnsi" w:cstheme="majorBidi" w:hAnsiTheme="majorHAnsi" w:eastAsia="黑体"/>
         <w:b/>
         <w:bCs/>
       </w:rPr>
@@ -6183,7 +6528,7 @@
         <w:spacing w:after="0" w:before="0" w:line="240" w:lineRule="auto"/>
       </w:pPr>
       <w:rPr>
-        <w:rFonts w:asciiTheme="majorHAnsi" w:cstheme="majorBidi" w:eastAsiaTheme="majorEastAsia" w:hAnsiTheme="majorHAnsi"/>
+        <w:rFonts w:asciiTheme="majorHAnsi" w:cstheme="majorBidi" w:hAnsiTheme="majorHAnsi" w:eastAsia="黑体"/>
         <w:b/>
         <w:bCs/>
       </w:rPr>
@@ -6204,7 +6549,7 @@
         <w:spacing w:after="0" w:before="0" w:line="240" w:lineRule="auto"/>
       </w:pPr>
       <w:rPr>
-        <w:rFonts w:asciiTheme="majorHAnsi" w:cstheme="majorBidi" w:eastAsiaTheme="majorEastAsia" w:hAnsiTheme="majorHAnsi"/>
+        <w:rFonts w:asciiTheme="majorHAnsi" w:cstheme="majorBidi" w:hAnsiTheme="majorHAnsi" w:eastAsia="黑体"/>
         <w:b/>
         <w:bCs/>
       </w:rPr>
@@ -6222,14 +6567,14 @@
     </w:tblStylePr>
     <w:tblStylePr w:type="firstCol">
       <w:rPr>
-        <w:rFonts w:asciiTheme="majorHAnsi" w:cstheme="majorBidi" w:eastAsiaTheme="majorEastAsia" w:hAnsiTheme="majorHAnsi"/>
+        <w:rFonts w:asciiTheme="majorHAnsi" w:cstheme="majorBidi" w:hAnsiTheme="majorHAnsi" w:eastAsia="黑体"/>
         <w:b/>
         <w:bCs/>
       </w:rPr>
     </w:tblStylePr>
     <w:tblStylePr w:type="lastCol">
       <w:rPr>
-        <w:rFonts w:asciiTheme="majorHAnsi" w:cstheme="majorBidi" w:eastAsiaTheme="majorEastAsia" w:hAnsiTheme="majorHAnsi"/>
+        <w:rFonts w:asciiTheme="majorHAnsi" w:cstheme="majorBidi" w:hAnsiTheme="majorHAnsi" w:eastAsia="黑体"/>
         <w:b/>
         <w:bCs/>
       </w:rPr>
@@ -6313,7 +6658,7 @@
         <w:spacing w:after="0" w:before="0" w:line="240" w:lineRule="auto"/>
       </w:pPr>
       <w:rPr>
-        <w:rFonts w:asciiTheme="majorHAnsi" w:cstheme="majorBidi" w:eastAsiaTheme="majorEastAsia" w:hAnsiTheme="majorHAnsi"/>
+        <w:rFonts w:asciiTheme="majorHAnsi" w:cstheme="majorBidi" w:hAnsiTheme="majorHAnsi" w:eastAsia="黑体"/>
         <w:b/>
         <w:bCs/>
       </w:rPr>
@@ -6334,7 +6679,7 @@
         <w:spacing w:after="0" w:before="0" w:line="240" w:lineRule="auto"/>
       </w:pPr>
       <w:rPr>
-        <w:rFonts w:asciiTheme="majorHAnsi" w:cstheme="majorBidi" w:eastAsiaTheme="majorEastAsia" w:hAnsiTheme="majorHAnsi"/>
+        <w:rFonts w:asciiTheme="majorHAnsi" w:cstheme="majorBidi" w:hAnsiTheme="majorHAnsi" w:eastAsia="黑体"/>
         <w:b/>
         <w:bCs/>
       </w:rPr>
@@ -6352,14 +6697,14 @@
     </w:tblStylePr>
     <w:tblStylePr w:type="firstCol">
       <w:rPr>
-        <w:rFonts w:asciiTheme="majorHAnsi" w:cstheme="majorBidi" w:eastAsiaTheme="majorEastAsia" w:hAnsiTheme="majorHAnsi"/>
+        <w:rFonts w:asciiTheme="majorHAnsi" w:cstheme="majorBidi" w:hAnsiTheme="majorHAnsi" w:eastAsia="黑体"/>
         <w:b/>
         <w:bCs/>
       </w:rPr>
     </w:tblStylePr>
     <w:tblStylePr w:type="lastCol">
       <w:rPr>
-        <w:rFonts w:asciiTheme="majorHAnsi" w:cstheme="majorBidi" w:eastAsiaTheme="majorEastAsia" w:hAnsiTheme="majorHAnsi"/>
+        <w:rFonts w:asciiTheme="majorHAnsi" w:cstheme="majorBidi" w:hAnsiTheme="majorHAnsi" w:eastAsia="黑体"/>
         <w:b/>
         <w:bCs/>
       </w:rPr>
@@ -6442,6 +6787,7 @@
         <w:spacing w:after="0" w:before="0" w:line="240" w:lineRule="auto"/>
       </w:pPr>
       <w:rPr>
+        <w:rFonts w:eastAsia="黑体"/>
         <w:b/>
         <w:bCs/>
         <w:color w:themeColor="background1" w:val="FFFFFF"/>
@@ -6464,6 +6810,7 @@
         <w:spacing w:after="0" w:before="0" w:line="240" w:lineRule="auto"/>
       </w:pPr>
       <w:rPr>
+        <w:rFonts w:eastAsia="黑体"/>
         <w:b/>
         <w:bCs/>
       </w:rPr>
@@ -6481,12 +6828,14 @@
     </w:tblStylePr>
     <w:tblStylePr w:type="firstCol">
       <w:rPr>
+        <w:rFonts w:eastAsia="黑体"/>
         <w:b/>
         <w:bCs/>
       </w:rPr>
     </w:tblStylePr>
     <w:tblStylePr w:type="lastCol">
       <w:rPr>
+        <w:rFonts w:eastAsia="黑体"/>
         <w:b/>
         <w:bCs/>
       </w:rPr>
@@ -6548,6 +6897,7 @@
         <w:spacing w:after="0" w:before="0" w:line="240" w:lineRule="auto"/>
       </w:pPr>
       <w:rPr>
+        <w:rFonts w:eastAsia="黑体"/>
         <w:b/>
         <w:bCs/>
         <w:color w:themeColor="background1" w:val="FFFFFF"/>
@@ -6570,6 +6920,7 @@
         <w:spacing w:after="0" w:before="0" w:line="240" w:lineRule="auto"/>
       </w:pPr>
       <w:rPr>
+        <w:rFonts w:eastAsia="黑体"/>
         <w:b/>
         <w:bCs/>
       </w:rPr>
@@ -6587,12 +6938,14 @@
     </w:tblStylePr>
     <w:tblStylePr w:type="firstCol">
       <w:rPr>
+        <w:rFonts w:eastAsia="黑体"/>
         <w:b/>
         <w:bCs/>
       </w:rPr>
     </w:tblStylePr>
     <w:tblStylePr w:type="lastCol">
       <w:rPr>
+        <w:rFonts w:eastAsia="黑体"/>
         <w:b/>
         <w:bCs/>
       </w:rPr>
@@ -6654,6 +7007,7 @@
         <w:spacing w:after="0" w:before="0" w:line="240" w:lineRule="auto"/>
       </w:pPr>
       <w:rPr>
+        <w:rFonts w:eastAsia="黑体"/>
         <w:b/>
         <w:bCs/>
         <w:color w:themeColor="background1" w:val="FFFFFF"/>
@@ -6676,6 +7030,7 @@
         <w:spacing w:after="0" w:before="0" w:line="240" w:lineRule="auto"/>
       </w:pPr>
       <w:rPr>
+        <w:rFonts w:eastAsia="黑体"/>
         <w:b/>
         <w:bCs/>
       </w:rPr>
@@ -6693,12 +7048,14 @@
     </w:tblStylePr>
     <w:tblStylePr w:type="firstCol">
       <w:rPr>
+        <w:rFonts w:eastAsia="黑体"/>
         <w:b/>
         <w:bCs/>
       </w:rPr>
     </w:tblStylePr>
     <w:tblStylePr w:type="lastCol">
       <w:rPr>
+        <w:rFonts w:eastAsia="黑体"/>
         <w:b/>
         <w:bCs/>
       </w:rPr>
@@ -6760,6 +7117,7 @@
         <w:spacing w:after="0" w:before="0" w:line="240" w:lineRule="auto"/>
       </w:pPr>
       <w:rPr>
+        <w:rFonts w:eastAsia="黑体"/>
         <w:b/>
         <w:bCs/>
         <w:color w:themeColor="background1" w:val="FFFFFF"/>
@@ -6782,6 +7140,7 @@
         <w:spacing w:after="0" w:before="0" w:line="240" w:lineRule="auto"/>
       </w:pPr>
       <w:rPr>
+        <w:rFonts w:eastAsia="黑体"/>
         <w:b/>
         <w:bCs/>
       </w:rPr>
@@ -6799,12 +7158,14 @@
     </w:tblStylePr>
     <w:tblStylePr w:type="firstCol">
       <w:rPr>
+        <w:rFonts w:eastAsia="黑体"/>
         <w:b/>
         <w:bCs/>
       </w:rPr>
     </w:tblStylePr>
     <w:tblStylePr w:type="lastCol">
       <w:rPr>
+        <w:rFonts w:eastAsia="黑体"/>
         <w:b/>
         <w:bCs/>
       </w:rPr>
@@ -6866,6 +7227,7 @@
         <w:spacing w:after="0" w:before="0" w:line="240" w:lineRule="auto"/>
       </w:pPr>
       <w:rPr>
+        <w:rFonts w:eastAsia="黑体"/>
         <w:b/>
         <w:bCs/>
         <w:color w:themeColor="background1" w:val="FFFFFF"/>
@@ -6888,6 +7250,7 @@
         <w:spacing w:after="0" w:before="0" w:line="240" w:lineRule="auto"/>
       </w:pPr>
       <w:rPr>
+        <w:rFonts w:eastAsia="黑体"/>
         <w:b/>
         <w:bCs/>
       </w:rPr>
@@ -6905,12 +7268,14 @@
     </w:tblStylePr>
     <w:tblStylePr w:type="firstCol">
       <w:rPr>
+        <w:rFonts w:eastAsia="黑体"/>
         <w:b/>
         <w:bCs/>
       </w:rPr>
     </w:tblStylePr>
     <w:tblStylePr w:type="lastCol">
       <w:rPr>
+        <w:rFonts w:eastAsia="黑体"/>
         <w:b/>
         <w:bCs/>
       </w:rPr>
@@ -6972,6 +7337,7 @@
         <w:spacing w:after="0" w:before="0" w:line="240" w:lineRule="auto"/>
       </w:pPr>
       <w:rPr>
+        <w:rFonts w:eastAsia="黑体"/>
         <w:b/>
         <w:bCs/>
         <w:color w:themeColor="background1" w:val="FFFFFF"/>
@@ -6994,6 +7360,7 @@
         <w:spacing w:after="0" w:before="0" w:line="240" w:lineRule="auto"/>
       </w:pPr>
       <w:rPr>
+        <w:rFonts w:eastAsia="黑体"/>
         <w:b/>
         <w:bCs/>
       </w:rPr>
@@ -7011,12 +7378,14 @@
     </w:tblStylePr>
     <w:tblStylePr w:type="firstCol">
       <w:rPr>
+        <w:rFonts w:eastAsia="黑体"/>
         <w:b/>
         <w:bCs/>
       </w:rPr>
     </w:tblStylePr>
     <w:tblStylePr w:type="lastCol">
       <w:rPr>
+        <w:rFonts w:eastAsia="黑体"/>
         <w:b/>
         <w:bCs/>
       </w:rPr>
@@ -7078,6 +7447,7 @@
         <w:spacing w:after="0" w:before="0" w:line="240" w:lineRule="auto"/>
       </w:pPr>
       <w:rPr>
+        <w:rFonts w:eastAsia="黑体"/>
         <w:b/>
         <w:bCs/>
         <w:color w:themeColor="background1" w:val="FFFFFF"/>
@@ -7100,6 +7470,7 @@
         <w:spacing w:after="0" w:before="0" w:line="240" w:lineRule="auto"/>
       </w:pPr>
       <w:rPr>
+        <w:rFonts w:eastAsia="黑体"/>
         <w:b/>
         <w:bCs/>
       </w:rPr>
@@ -7117,12 +7488,14 @@
     </w:tblStylePr>
     <w:tblStylePr w:type="firstCol">
       <w:rPr>
+        <w:rFonts w:eastAsia="黑体"/>
         <w:b/>
         <w:bCs/>
       </w:rPr>
     </w:tblStylePr>
     <w:tblStylePr w:type="lastCol">
       <w:rPr>
+        <w:rFonts w:eastAsia="黑体"/>
         <w:b/>
         <w:bCs/>
       </w:rPr>
@@ -7181,6 +7554,7 @@
         <w:spacing w:after="0" w:before="0" w:line="240" w:lineRule="auto"/>
       </w:pPr>
       <w:rPr>
+        <w:rFonts w:eastAsia="黑体"/>
         <w:b/>
         <w:bCs/>
         <w:color w:themeColor="background1" w:val="FFFFFF"/>
@@ -7203,6 +7577,7 @@
         <w:spacing w:after="0" w:before="0" w:line="240" w:lineRule="auto"/>
       </w:pPr>
       <w:rPr>
+        <w:rFonts w:eastAsia="黑体"/>
         <w:color w:val="auto"/>
       </w:rPr>
       <w:tblPr/>
@@ -7220,6 +7595,7 @@
     </w:tblStylePr>
     <w:tblStylePr w:type="firstCol">
       <w:rPr>
+        <w:rFonts w:eastAsia="黑体"/>
         <w:b/>
         <w:bCs/>
         <w:color w:themeColor="background1" w:val="FFFFFF"/>
@@ -7239,6 +7615,7 @@
     </w:tblStylePr>
     <w:tblStylePr w:type="lastCol">
       <w:rPr>
+        <w:rFonts w:eastAsia="黑体"/>
         <w:b/>
         <w:bCs/>
         <w:color w:themeColor="background1" w:val="FFFFFF"/>
@@ -7287,6 +7664,7 @@
     </w:tblStylePr>
     <w:tblStylePr w:type="nwCell">
       <w:rPr>
+        <w:rFonts w:eastAsia="黑体"/>
         <w:color w:themeColor="background1" w:val="FFFFFF"/>
       </w:rPr>
       <w:tblPr/>
@@ -7330,6 +7708,7 @@
         <w:spacing w:after="0" w:before="0" w:line="240" w:lineRule="auto"/>
       </w:pPr>
       <w:rPr>
+        <w:rFonts w:eastAsia="黑体"/>
         <w:b/>
         <w:bCs/>
         <w:color w:themeColor="background1" w:val="FFFFFF"/>
@@ -7352,6 +7731,7 @@
         <w:spacing w:after="0" w:before="0" w:line="240" w:lineRule="auto"/>
       </w:pPr>
       <w:rPr>
+        <w:rFonts w:eastAsia="黑体"/>
         <w:color w:val="auto"/>
       </w:rPr>
       <w:tblPr/>
@@ -7369,6 +7749,7 @@
     </w:tblStylePr>
     <w:tblStylePr w:type="firstCol">
       <w:rPr>
+        <w:rFonts w:eastAsia="黑体"/>
         <w:b/>
         <w:bCs/>
         <w:color w:themeColor="background1" w:val="FFFFFF"/>
@@ -7388,6 +7769,7 @@
     </w:tblStylePr>
     <w:tblStylePr w:type="lastCol">
       <w:rPr>
+        <w:rFonts w:eastAsia="黑体"/>
         <w:b/>
         <w:bCs/>
         <w:color w:themeColor="background1" w:val="FFFFFF"/>
@@ -7436,6 +7818,7 @@
     </w:tblStylePr>
     <w:tblStylePr w:type="nwCell">
       <w:rPr>
+        <w:rFonts w:eastAsia="黑体"/>
         <w:color w:themeColor="background1" w:val="FFFFFF"/>
       </w:rPr>
       <w:tblPr/>
@@ -7479,6 +7862,7 @@
         <w:spacing w:after="0" w:before="0" w:line="240" w:lineRule="auto"/>
       </w:pPr>
       <w:rPr>
+        <w:rFonts w:eastAsia="黑体"/>
         <w:b/>
         <w:bCs/>
         <w:color w:themeColor="background1" w:val="FFFFFF"/>
@@ -7501,6 +7885,7 @@
         <w:spacing w:after="0" w:before="0" w:line="240" w:lineRule="auto"/>
       </w:pPr>
       <w:rPr>
+        <w:rFonts w:eastAsia="黑体"/>
         <w:color w:val="auto"/>
       </w:rPr>
       <w:tblPr/>
@@ -7518,6 +7903,7 @@
     </w:tblStylePr>
     <w:tblStylePr w:type="firstCol">
       <w:rPr>
+        <w:rFonts w:eastAsia="黑体"/>
         <w:b/>
         <w:bCs/>
         <w:color w:themeColor="background1" w:val="FFFFFF"/>
@@ -7537,6 +7923,7 @@
     </w:tblStylePr>
     <w:tblStylePr w:type="lastCol">
       <w:rPr>
+        <w:rFonts w:eastAsia="黑体"/>
         <w:b/>
         <w:bCs/>
         <w:color w:themeColor="background1" w:val="FFFFFF"/>
@@ -7585,6 +7972,7 @@
     </w:tblStylePr>
     <w:tblStylePr w:type="nwCell">
       <w:rPr>
+        <w:rFonts w:eastAsia="黑体"/>
         <w:color w:themeColor="background1" w:val="FFFFFF"/>
       </w:rPr>
       <w:tblPr/>
@@ -7628,6 +8016,7 @@
         <w:spacing w:after="0" w:before="0" w:line="240" w:lineRule="auto"/>
       </w:pPr>
       <w:rPr>
+        <w:rFonts w:eastAsia="黑体"/>
         <w:b/>
         <w:bCs/>
         <w:color w:themeColor="background1" w:val="FFFFFF"/>
@@ -7650,6 +8039,7 @@
         <w:spacing w:after="0" w:before="0" w:line="240" w:lineRule="auto"/>
       </w:pPr>
       <w:rPr>
+        <w:rFonts w:eastAsia="黑体"/>
         <w:color w:val="auto"/>
       </w:rPr>
       <w:tblPr/>
@@ -7667,6 +8057,7 @@
     </w:tblStylePr>
     <w:tblStylePr w:type="firstCol">
       <w:rPr>
+        <w:rFonts w:eastAsia="黑体"/>
         <w:b/>
         <w:bCs/>
         <w:color w:themeColor="background1" w:val="FFFFFF"/>
@@ -7686,6 +8077,7 @@
     </w:tblStylePr>
     <w:tblStylePr w:type="lastCol">
       <w:rPr>
+        <w:rFonts w:eastAsia="黑体"/>
         <w:b/>
         <w:bCs/>
         <w:color w:themeColor="background1" w:val="FFFFFF"/>
@@ -7734,6 +8126,7 @@
     </w:tblStylePr>
     <w:tblStylePr w:type="nwCell">
       <w:rPr>
+        <w:rFonts w:eastAsia="黑体"/>
         <w:color w:themeColor="background1" w:val="FFFFFF"/>
       </w:rPr>
       <w:tblPr/>
@@ -7777,6 +8170,7 @@
         <w:spacing w:after="0" w:before="0" w:line="240" w:lineRule="auto"/>
       </w:pPr>
       <w:rPr>
+        <w:rFonts w:eastAsia="黑体"/>
         <w:b/>
         <w:bCs/>
         <w:color w:themeColor="background1" w:val="FFFFFF"/>
@@ -7799,6 +8193,7 @@
         <w:spacing w:after="0" w:before="0" w:line="240" w:lineRule="auto"/>
       </w:pPr>
       <w:rPr>
+        <w:rFonts w:eastAsia="黑体"/>
         <w:color w:val="auto"/>
       </w:rPr>
       <w:tblPr/>
@@ -7816,6 +8211,7 @@
     </w:tblStylePr>
     <w:tblStylePr w:type="firstCol">
       <w:rPr>
+        <w:rFonts w:eastAsia="黑体"/>
         <w:b/>
         <w:bCs/>
         <w:color w:themeColor="background1" w:val="FFFFFF"/>
@@ -7835,6 +8231,7 @@
     </w:tblStylePr>
     <w:tblStylePr w:type="lastCol">
       <w:rPr>
+        <w:rFonts w:eastAsia="黑体"/>
         <w:b/>
         <w:bCs/>
         <w:color w:themeColor="background1" w:val="FFFFFF"/>
@@ -7883,6 +8280,7 @@
     </w:tblStylePr>
     <w:tblStylePr w:type="nwCell">
       <w:rPr>
+        <w:rFonts w:eastAsia="黑体"/>
         <w:color w:themeColor="background1" w:val="FFFFFF"/>
       </w:rPr>
       <w:tblPr/>
@@ -7926,6 +8324,7 @@
         <w:spacing w:after="0" w:before="0" w:line="240" w:lineRule="auto"/>
       </w:pPr>
       <w:rPr>
+        <w:rFonts w:eastAsia="黑体"/>
         <w:b/>
         <w:bCs/>
         <w:color w:themeColor="background1" w:val="FFFFFF"/>
@@ -7948,6 +8347,7 @@
         <w:spacing w:after="0" w:before="0" w:line="240" w:lineRule="auto"/>
       </w:pPr>
       <w:rPr>
+        <w:rFonts w:eastAsia="黑体"/>
         <w:color w:val="auto"/>
       </w:rPr>
       <w:tblPr/>
@@ -7965,6 +8365,7 @@
     </w:tblStylePr>
     <w:tblStylePr w:type="firstCol">
       <w:rPr>
+        <w:rFonts w:eastAsia="黑体"/>
         <w:b/>
         <w:bCs/>
         <w:color w:themeColor="background1" w:val="FFFFFF"/>
@@ -7984,6 +8385,7 @@
     </w:tblStylePr>
     <w:tblStylePr w:type="lastCol">
       <w:rPr>
+        <w:rFonts w:eastAsia="黑体"/>
         <w:b/>
         <w:bCs/>
         <w:color w:themeColor="background1" w:val="FFFFFF"/>
@@ -8032,6 +8434,7 @@
     </w:tblStylePr>
     <w:tblStylePr w:type="nwCell">
       <w:rPr>
+        <w:rFonts w:eastAsia="黑体"/>
         <w:color w:themeColor="background1" w:val="FFFFFF"/>
       </w:rPr>
       <w:tblPr/>
@@ -8075,6 +8478,7 @@
         <w:spacing w:after="0" w:before="0" w:line="240" w:lineRule="auto"/>
       </w:pPr>
       <w:rPr>
+        <w:rFonts w:eastAsia="黑体"/>
         <w:b/>
         <w:bCs/>
         <w:color w:themeColor="background1" w:val="FFFFFF"/>
@@ -8097,6 +8501,7 @@
         <w:spacing w:after="0" w:before="0" w:line="240" w:lineRule="auto"/>
       </w:pPr>
       <w:rPr>
+        <w:rFonts w:eastAsia="黑体"/>
         <w:color w:val="auto"/>
       </w:rPr>
       <w:tblPr/>
@@ -8114,6 +8519,7 @@
     </w:tblStylePr>
     <w:tblStylePr w:type="firstCol">
       <w:rPr>
+        <w:rFonts w:eastAsia="黑体"/>
         <w:b/>
         <w:bCs/>
         <w:color w:themeColor="background1" w:val="FFFFFF"/>
@@ -8133,6 +8539,7 @@
     </w:tblStylePr>
     <w:tblStylePr w:type="lastCol">
       <w:rPr>
+        <w:rFonts w:eastAsia="黑体"/>
         <w:b/>
         <w:bCs/>
         <w:color w:themeColor="background1" w:val="FFFFFF"/>
@@ -8181,6 +8588,7 @@
     </w:tblStylePr>
     <w:tblStylePr w:type="nwCell">
       <w:rPr>
+        <w:rFonts w:eastAsia="黑体"/>
         <w:color w:themeColor="background1" w:val="FFFFFF"/>
       </w:rPr>
       <w:tblPr/>
@@ -8205,6 +8613,7 @@
       <w:spacing w:after="0" w:line="240" w:lineRule="auto"/>
     </w:pPr>
     <w:rPr>
+      <w:rFonts w:eastAsia="黑体"/>
       <w:color w:themeColor="text1" w:val="000000"/>
     </w:rPr>
     <w:tblPr>
@@ -8224,7 +8633,7 @@
     </w:tblPr>
     <w:tblStylePr w:type="firstRow">
       <w:rPr>
-        <w:rFonts w:asciiTheme="majorHAnsi" w:cstheme="majorBidi" w:eastAsiaTheme="majorEastAsia" w:hAnsiTheme="majorHAnsi"/>
+        <w:rFonts w:asciiTheme="majorHAnsi" w:cstheme="majorBidi" w:hAnsiTheme="majorHAnsi" w:eastAsia="黑体"/>
       </w:rPr>
       <w:tblPr/>
       <w:tcPr>
@@ -8236,6 +8645,7 @@
     </w:tblStylePr>
     <w:tblStylePr w:type="lastRow">
       <w:rPr>
+        <w:rFonts w:eastAsia="黑体"/>
         <w:b/>
         <w:bCs/>
         <w:color w:themeColor="text2" w:val="1F497D"/>
@@ -8250,12 +8660,14 @@
     </w:tblStylePr>
     <w:tblStylePr w:type="firstCol">
       <w:rPr>
+        <w:rFonts w:eastAsia="黑体"/>
         <w:b/>
         <w:bCs/>
       </w:rPr>
     </w:tblStylePr>
     <w:tblStylePr w:type="lastCol">
       <w:rPr>
+        <w:rFonts w:eastAsia="黑体"/>
         <w:b/>
         <w:bCs/>
       </w:rPr>
@@ -8289,6 +8701,7 @@
       <w:spacing w:after="0" w:line="240" w:lineRule="auto"/>
     </w:pPr>
     <w:rPr>
+      <w:rFonts w:eastAsia="黑体"/>
       <w:color w:themeColor="text1" w:val="000000"/>
     </w:rPr>
     <w:tblPr>
@@ -8308,7 +8721,7 @@
     </w:tblPr>
     <w:tblStylePr w:type="firstRow">
       <w:rPr>
-        <w:rFonts w:asciiTheme="majorHAnsi" w:cstheme="majorBidi" w:eastAsiaTheme="majorEastAsia" w:hAnsiTheme="majorHAnsi"/>
+        <w:rFonts w:asciiTheme="majorHAnsi" w:cstheme="majorBidi" w:hAnsiTheme="majorHAnsi" w:eastAsia="黑体"/>
       </w:rPr>
       <w:tblPr/>
       <w:tcPr>
@@ -8320,6 +8733,7 @@
     </w:tblStylePr>
     <w:tblStylePr w:type="lastRow">
       <w:rPr>
+        <w:rFonts w:eastAsia="黑体"/>
         <w:b/>
         <w:bCs/>
         <w:color w:themeColor="text2" w:val="1F497D"/>
@@ -8334,12 +8748,14 @@
     </w:tblStylePr>
     <w:tblStylePr w:type="firstCol">
       <w:rPr>
+        <w:rFonts w:eastAsia="黑体"/>
         <w:b/>
         <w:bCs/>
       </w:rPr>
     </w:tblStylePr>
     <w:tblStylePr w:type="lastCol">
       <w:rPr>
+        <w:rFonts w:eastAsia="黑体"/>
         <w:b/>
         <w:bCs/>
       </w:rPr>
@@ -8373,6 +8789,7 @@
       <w:spacing w:after="0" w:line="240" w:lineRule="auto"/>
     </w:pPr>
     <w:rPr>
+      <w:rFonts w:eastAsia="黑体"/>
       <w:color w:themeColor="text1" w:val="000000"/>
     </w:rPr>
     <w:tblPr>
@@ -8392,7 +8809,7 @@
     </w:tblPr>
     <w:tblStylePr w:type="firstRow">
       <w:rPr>
-        <w:rFonts w:asciiTheme="majorHAnsi" w:cstheme="majorBidi" w:eastAsiaTheme="majorEastAsia" w:hAnsiTheme="majorHAnsi"/>
+        <w:rFonts w:asciiTheme="majorHAnsi" w:cstheme="majorBidi" w:hAnsiTheme="majorHAnsi" w:eastAsia="黑体"/>
       </w:rPr>
       <w:tblPr/>
       <w:tcPr>
@@ -8404,6 +8821,7 @@
     </w:tblStylePr>
     <w:tblStylePr w:type="lastRow">
       <w:rPr>
+        <w:rFonts w:eastAsia="黑体"/>
         <w:b/>
         <w:bCs/>
         <w:color w:themeColor="text2" w:val="1F497D"/>
@@ -8418,12 +8836,14 @@
     </w:tblStylePr>
     <w:tblStylePr w:type="firstCol">
       <w:rPr>
+        <w:rFonts w:eastAsia="黑体"/>
         <w:b/>
         <w:bCs/>
       </w:rPr>
     </w:tblStylePr>
     <w:tblStylePr w:type="lastCol">
       <w:rPr>
+        <w:rFonts w:eastAsia="黑体"/>
         <w:b/>
         <w:bCs/>
       </w:rPr>
@@ -8457,6 +8877,7 @@
       <w:spacing w:after="0" w:line="240" w:lineRule="auto"/>
     </w:pPr>
     <w:rPr>
+      <w:rFonts w:eastAsia="黑体"/>
       <w:color w:themeColor="text1" w:val="000000"/>
     </w:rPr>
     <w:tblPr>
@@ -8476,7 +8897,7 @@
     </w:tblPr>
     <w:tblStylePr w:type="firstRow">
       <w:rPr>
-        <w:rFonts w:asciiTheme="majorHAnsi" w:cstheme="majorBidi" w:eastAsiaTheme="majorEastAsia" w:hAnsiTheme="majorHAnsi"/>
+        <w:rFonts w:asciiTheme="majorHAnsi" w:cstheme="majorBidi" w:hAnsiTheme="majorHAnsi" w:eastAsia="黑体"/>
       </w:rPr>
       <w:tblPr/>
       <w:tcPr>
@@ -8488,6 +8909,7 @@
     </w:tblStylePr>
     <w:tblStylePr w:type="lastRow">
       <w:rPr>
+        <w:rFonts w:eastAsia="黑体"/>
         <w:b/>
         <w:bCs/>
         <w:color w:themeColor="text2" w:val="1F497D"/>
@@ -8502,12 +8924,14 @@
     </w:tblStylePr>
     <w:tblStylePr w:type="firstCol">
       <w:rPr>
+        <w:rFonts w:eastAsia="黑体"/>
         <w:b/>
         <w:bCs/>
       </w:rPr>
     </w:tblStylePr>
     <w:tblStylePr w:type="lastCol">
       <w:rPr>
+        <w:rFonts w:eastAsia="黑体"/>
         <w:b/>
         <w:bCs/>
       </w:rPr>
@@ -8541,6 +8965,7 @@
       <w:spacing w:after="0" w:line="240" w:lineRule="auto"/>
     </w:pPr>
     <w:rPr>
+      <w:rFonts w:eastAsia="黑体"/>
       <w:color w:themeColor="text1" w:val="000000"/>
     </w:rPr>
     <w:tblPr>
@@ -8560,7 +8985,7 @@
     </w:tblPr>
     <w:tblStylePr w:type="firstRow">
       <w:rPr>
-        <w:rFonts w:asciiTheme="majorHAnsi" w:cstheme="majorBidi" w:eastAsiaTheme="majorEastAsia" w:hAnsiTheme="majorHAnsi"/>
+        <w:rFonts w:asciiTheme="majorHAnsi" w:cstheme="majorBidi" w:hAnsiTheme="majorHAnsi" w:eastAsia="黑体"/>
       </w:rPr>
       <w:tblPr/>
       <w:tcPr>
@@ -8572,6 +8997,7 @@
     </w:tblStylePr>
     <w:tblStylePr w:type="lastRow">
       <w:rPr>
+        <w:rFonts w:eastAsia="黑体"/>
         <w:b/>
         <w:bCs/>
         <w:color w:themeColor="text2" w:val="1F497D"/>
@@ -8586,12 +9012,14 @@
     </w:tblStylePr>
     <w:tblStylePr w:type="firstCol">
       <w:rPr>
+        <w:rFonts w:eastAsia="黑体"/>
         <w:b/>
         <w:bCs/>
       </w:rPr>
     </w:tblStylePr>
     <w:tblStylePr w:type="lastCol">
       <w:rPr>
+        <w:rFonts w:eastAsia="黑体"/>
         <w:b/>
         <w:bCs/>
       </w:rPr>
@@ -8625,6 +9053,7 @@
       <w:spacing w:after="0" w:line="240" w:lineRule="auto"/>
     </w:pPr>
     <w:rPr>
+      <w:rFonts w:eastAsia="黑体"/>
       <w:color w:themeColor="text1" w:val="000000"/>
     </w:rPr>
     <w:tblPr>
@@ -8644,7 +9073,7 @@
     </w:tblPr>
     <w:tblStylePr w:type="firstRow">
       <w:rPr>
-        <w:rFonts w:asciiTheme="majorHAnsi" w:cstheme="majorBidi" w:eastAsiaTheme="majorEastAsia" w:hAnsiTheme="majorHAnsi"/>
+        <w:rFonts w:asciiTheme="majorHAnsi" w:cstheme="majorBidi" w:hAnsiTheme="majorHAnsi" w:eastAsia="黑体"/>
       </w:rPr>
       <w:tblPr/>
       <w:tcPr>
@@ -8656,6 +9085,7 @@
     </w:tblStylePr>
     <w:tblStylePr w:type="lastRow">
       <w:rPr>
+        <w:rFonts w:eastAsia="黑体"/>
         <w:b/>
         <w:bCs/>
         <w:color w:themeColor="text2" w:val="1F497D"/>
@@ -8670,12 +9100,14 @@
     </w:tblStylePr>
     <w:tblStylePr w:type="firstCol">
       <w:rPr>
+        <w:rFonts w:eastAsia="黑体"/>
         <w:b/>
         <w:bCs/>
       </w:rPr>
     </w:tblStylePr>
     <w:tblStylePr w:type="lastCol">
       <w:rPr>
+        <w:rFonts w:eastAsia="黑体"/>
         <w:b/>
         <w:bCs/>
       </w:rPr>
@@ -8709,6 +9141,7 @@
       <w:spacing w:after="0" w:line="240" w:lineRule="auto"/>
     </w:pPr>
     <w:rPr>
+      <w:rFonts w:eastAsia="黑体"/>
       <w:color w:themeColor="text1" w:val="000000"/>
     </w:rPr>
     <w:tblPr>
@@ -8728,7 +9161,7 @@
     </w:tblPr>
     <w:tblStylePr w:type="firstRow">
       <w:rPr>
-        <w:rFonts w:asciiTheme="majorHAnsi" w:cstheme="majorBidi" w:eastAsiaTheme="majorEastAsia" w:hAnsiTheme="majorHAnsi"/>
+        <w:rFonts w:asciiTheme="majorHAnsi" w:cstheme="majorBidi" w:hAnsiTheme="majorHAnsi" w:eastAsia="黑体"/>
       </w:rPr>
       <w:tblPr/>
       <w:tcPr>
@@ -8740,6 +9173,7 @@
     </w:tblStylePr>
     <w:tblStylePr w:type="lastRow">
       <w:rPr>
+        <w:rFonts w:eastAsia="黑体"/>
         <w:b/>
         <w:bCs/>
         <w:color w:themeColor="text2" w:val="1F497D"/>
@@ -8754,12 +9188,14 @@
     </w:tblStylePr>
     <w:tblStylePr w:type="firstCol">
       <w:rPr>
+        <w:rFonts w:eastAsia="黑体"/>
         <w:b/>
         <w:bCs/>
       </w:rPr>
     </w:tblStylePr>
     <w:tblStylePr w:type="lastCol">
       <w:rPr>
+        <w:rFonts w:eastAsia="黑体"/>
         <w:b/>
         <w:bCs/>
       </w:rPr>
@@ -8793,7 +9229,7 @@
       <w:spacing w:after="0" w:line="240" w:lineRule="auto"/>
     </w:pPr>
     <w:rPr>
-      <w:rFonts w:asciiTheme="majorHAnsi" w:cstheme="majorBidi" w:eastAsiaTheme="majorEastAsia" w:hAnsiTheme="majorHAnsi"/>
+      <w:rFonts w:asciiTheme="majorHAnsi" w:cstheme="majorBidi" w:hAnsiTheme="majorHAnsi" w:eastAsia="黑体"/>
       <w:color w:themeColor="text1" w:val="000000"/>
     </w:rPr>
     <w:tblPr>
@@ -8815,6 +9251,7 @@
     </w:tblPr>
     <w:tblStylePr w:type="firstRow">
       <w:rPr>
+        <w:rFonts w:eastAsia="黑体"/>
         <w:sz w:val="24"/>
         <w:szCs w:val="24"/>
       </w:rPr>
@@ -8921,7 +9358,7 @@
       <w:spacing w:after="0" w:line="240" w:lineRule="auto"/>
     </w:pPr>
     <w:rPr>
-      <w:rFonts w:asciiTheme="majorHAnsi" w:cstheme="majorBidi" w:eastAsiaTheme="majorEastAsia" w:hAnsiTheme="majorHAnsi"/>
+      <w:rFonts w:asciiTheme="majorHAnsi" w:cstheme="majorBidi" w:hAnsiTheme="majorHAnsi" w:eastAsia="黑体"/>
       <w:color w:themeColor="text1" w:val="000000"/>
     </w:rPr>
     <w:tblPr>
@@ -8943,6 +9380,7 @@
     </w:tblPr>
     <w:tblStylePr w:type="firstRow">
       <w:rPr>
+        <w:rFonts w:eastAsia="黑体"/>
         <w:sz w:val="24"/>
         <w:szCs w:val="24"/>
       </w:rPr>
@@ -9049,7 +9487,7 @@
       <w:spacing w:after="0" w:line="240" w:lineRule="auto"/>
     </w:pPr>
     <w:rPr>
-      <w:rFonts w:asciiTheme="majorHAnsi" w:cstheme="majorBidi" w:eastAsiaTheme="majorEastAsia" w:hAnsiTheme="majorHAnsi"/>
+      <w:rFonts w:asciiTheme="majorHAnsi" w:cstheme="majorBidi" w:hAnsiTheme="majorHAnsi" w:eastAsia="黑体"/>
       <w:color w:themeColor="text1" w:val="000000"/>
     </w:rPr>
     <w:tblPr>
@@ -9071,6 +9509,7 @@
     </w:tblPr>
     <w:tblStylePr w:type="firstRow">
       <w:rPr>
+        <w:rFonts w:eastAsia="黑体"/>
         <w:sz w:val="24"/>
         <w:szCs w:val="24"/>
       </w:rPr>
@@ -9177,7 +9616,7 @@
       <w:spacing w:after="0" w:line="240" w:lineRule="auto"/>
     </w:pPr>
     <w:rPr>
-      <w:rFonts w:asciiTheme="majorHAnsi" w:cstheme="majorBidi" w:eastAsiaTheme="majorEastAsia" w:hAnsiTheme="majorHAnsi"/>
+      <w:rFonts w:asciiTheme="majorHAnsi" w:cstheme="majorBidi" w:hAnsiTheme="majorHAnsi" w:eastAsia="黑体"/>
       <w:color w:themeColor="text1" w:val="000000"/>
     </w:rPr>
     <w:tblPr>
@@ -9199,6 +9638,7 @@
     </w:tblPr>
     <w:tblStylePr w:type="firstRow">
       <w:rPr>
+        <w:rFonts w:eastAsia="黑体"/>
         <w:sz w:val="24"/>
         <w:szCs w:val="24"/>
       </w:rPr>
@@ -9305,7 +9745,7 @@
       <w:spacing w:after="0" w:line="240" w:lineRule="auto"/>
     </w:pPr>
     <w:rPr>
-      <w:rFonts w:asciiTheme="majorHAnsi" w:cstheme="majorBidi" w:eastAsiaTheme="majorEastAsia" w:hAnsiTheme="majorHAnsi"/>
+      <w:rFonts w:asciiTheme="majorHAnsi" w:cstheme="majorBidi" w:hAnsiTheme="majorHAnsi" w:eastAsia="黑体"/>
       <w:color w:themeColor="text1" w:val="000000"/>
     </w:rPr>
     <w:tblPr>
@@ -9327,6 +9767,7 @@
     </w:tblPr>
     <w:tblStylePr w:type="firstRow">
       <w:rPr>
+        <w:rFonts w:eastAsia="黑体"/>
         <w:sz w:val="24"/>
         <w:szCs w:val="24"/>
       </w:rPr>
@@ -9433,7 +9874,7 @@
       <w:spacing w:after="0" w:line="240" w:lineRule="auto"/>
     </w:pPr>
     <w:rPr>
-      <w:rFonts w:asciiTheme="majorHAnsi" w:cstheme="majorBidi" w:eastAsiaTheme="majorEastAsia" w:hAnsiTheme="majorHAnsi"/>
+      <w:rFonts w:asciiTheme="majorHAnsi" w:cstheme="majorBidi" w:hAnsiTheme="majorHAnsi" w:eastAsia="黑体"/>
       <w:color w:themeColor="text1" w:val="000000"/>
     </w:rPr>
     <w:tblPr>
@@ -9455,6 +9896,7 @@
     </w:tblPr>
     <w:tblStylePr w:type="firstRow">
       <w:rPr>
+        <w:rFonts w:eastAsia="黑体"/>
         <w:sz w:val="24"/>
         <w:szCs w:val="24"/>
       </w:rPr>
@@ -9561,7 +10003,7 @@
       <w:spacing w:after="0" w:line="240" w:lineRule="auto"/>
     </w:pPr>
     <w:rPr>
-      <w:rFonts w:asciiTheme="majorHAnsi" w:cstheme="majorBidi" w:eastAsiaTheme="majorEastAsia" w:hAnsiTheme="majorHAnsi"/>
+      <w:rFonts w:asciiTheme="majorHAnsi" w:cstheme="majorBidi" w:hAnsiTheme="majorHAnsi" w:eastAsia="黑体"/>
       <w:color w:themeColor="text1" w:val="000000"/>
     </w:rPr>
     <w:tblPr>
@@ -9583,6 +10025,7 @@
     </w:tblPr>
     <w:tblStylePr w:type="firstRow">
       <w:rPr>
+        <w:rFonts w:eastAsia="黑体"/>
         <w:sz w:val="24"/>
         <w:szCs w:val="24"/>
       </w:rPr>
@@ -9712,12 +10155,14 @@
     </w:tcPr>
     <w:tblStylePr w:type="firstRow">
       <w:rPr>
+        <w:rFonts w:eastAsia="黑体"/>
         <w:b/>
         <w:bCs/>
       </w:rPr>
     </w:tblStylePr>
     <w:tblStylePr w:type="lastRow">
       <w:rPr>
+        <w:rFonts w:eastAsia="黑体"/>
         <w:b/>
         <w:bCs/>
       </w:rPr>
@@ -9730,12 +10175,14 @@
     </w:tblStylePr>
     <w:tblStylePr w:type="firstCol">
       <w:rPr>
+        <w:rFonts w:eastAsia="黑体"/>
         <w:b/>
         <w:bCs/>
       </w:rPr>
     </w:tblStylePr>
     <w:tblStylePr w:type="lastCol">
       <w:rPr>
+        <w:rFonts w:eastAsia="黑体"/>
         <w:b/>
         <w:bCs/>
       </w:rPr>
@@ -9785,12 +10232,14 @@
     </w:tcPr>
     <w:tblStylePr w:type="firstRow">
       <w:rPr>
+        <w:rFonts w:eastAsia="黑体"/>
         <w:b/>
         <w:bCs/>
       </w:rPr>
     </w:tblStylePr>
     <w:tblStylePr w:type="lastRow">
       <w:rPr>
+        <w:rFonts w:eastAsia="黑体"/>
         <w:b/>
         <w:bCs/>
       </w:rPr>
@@ -9803,12 +10252,14 @@
     </w:tblStylePr>
     <w:tblStylePr w:type="firstCol">
       <w:rPr>
+        <w:rFonts w:eastAsia="黑体"/>
         <w:b/>
         <w:bCs/>
       </w:rPr>
     </w:tblStylePr>
     <w:tblStylePr w:type="lastCol">
       <w:rPr>
+        <w:rFonts w:eastAsia="黑体"/>
         <w:b/>
         <w:bCs/>
       </w:rPr>
@@ -9858,12 +10309,14 @@
     </w:tcPr>
     <w:tblStylePr w:type="firstRow">
       <w:rPr>
+        <w:rFonts w:eastAsia="黑体"/>
         <w:b/>
         <w:bCs/>
       </w:rPr>
     </w:tblStylePr>
     <w:tblStylePr w:type="lastRow">
       <w:rPr>
+        <w:rFonts w:eastAsia="黑体"/>
         <w:b/>
         <w:bCs/>
       </w:rPr>
@@ -9876,12 +10329,14 @@
     </w:tblStylePr>
     <w:tblStylePr w:type="firstCol">
       <w:rPr>
+        <w:rFonts w:eastAsia="黑体"/>
         <w:b/>
         <w:bCs/>
       </w:rPr>
     </w:tblStylePr>
     <w:tblStylePr w:type="lastCol">
       <w:rPr>
+        <w:rFonts w:eastAsia="黑体"/>
         <w:b/>
         <w:bCs/>
       </w:rPr>
@@ -9931,12 +10386,14 @@
     </w:tcPr>
     <w:tblStylePr w:type="firstRow">
       <w:rPr>
+        <w:rFonts w:eastAsia="黑体"/>
         <w:b/>
         <w:bCs/>
       </w:rPr>
     </w:tblStylePr>
     <w:tblStylePr w:type="lastRow">
       <w:rPr>
+        <w:rFonts w:eastAsia="黑体"/>
         <w:b/>
         <w:bCs/>
       </w:rPr>
@@ -9949,12 +10406,14 @@
     </w:tblStylePr>
     <w:tblStylePr w:type="firstCol">
       <w:rPr>
+        <w:rFonts w:eastAsia="黑体"/>
         <w:b/>
         <w:bCs/>
       </w:rPr>
     </w:tblStylePr>
     <w:tblStylePr w:type="lastCol">
       <w:rPr>
+        <w:rFonts w:eastAsia="黑体"/>
         <w:b/>
         <w:bCs/>
       </w:rPr>
@@ -10004,12 +10463,14 @@
     </w:tcPr>
     <w:tblStylePr w:type="firstRow">
       <w:rPr>
+        <w:rFonts w:eastAsia="黑体"/>
         <w:b/>
         <w:bCs/>
       </w:rPr>
     </w:tblStylePr>
     <w:tblStylePr w:type="lastRow">
       <w:rPr>
+        <w:rFonts w:eastAsia="黑体"/>
         <w:b/>
         <w:bCs/>
       </w:rPr>
@@ -10022,12 +10483,14 @@
     </w:tblStylePr>
     <w:tblStylePr w:type="firstCol">
       <w:rPr>
+        <w:rFonts w:eastAsia="黑体"/>
         <w:b/>
         <w:bCs/>
       </w:rPr>
     </w:tblStylePr>
     <w:tblStylePr w:type="lastCol">
       <w:rPr>
+        <w:rFonts w:eastAsia="黑体"/>
         <w:b/>
         <w:bCs/>
       </w:rPr>
@@ -10077,12 +10540,14 @@
     </w:tcPr>
     <w:tblStylePr w:type="firstRow">
       <w:rPr>
+        <w:rFonts w:eastAsia="黑体"/>
         <w:b/>
         <w:bCs/>
       </w:rPr>
     </w:tblStylePr>
     <w:tblStylePr w:type="lastRow">
       <w:rPr>
+        <w:rFonts w:eastAsia="黑体"/>
         <w:b/>
         <w:bCs/>
       </w:rPr>
@@ -10095,12 +10560,14 @@
     </w:tblStylePr>
     <w:tblStylePr w:type="firstCol">
       <w:rPr>
+        <w:rFonts w:eastAsia="黑体"/>
         <w:b/>
         <w:bCs/>
       </w:rPr>
     </w:tblStylePr>
     <w:tblStylePr w:type="lastCol">
       <w:rPr>
+        <w:rFonts w:eastAsia="黑体"/>
         <w:b/>
         <w:bCs/>
       </w:rPr>
@@ -10150,12 +10617,14 @@
     </w:tcPr>
     <w:tblStylePr w:type="firstRow">
       <w:rPr>
+        <w:rFonts w:eastAsia="黑体"/>
         <w:b/>
         <w:bCs/>
       </w:rPr>
     </w:tblStylePr>
     <w:tblStylePr w:type="lastRow">
       <w:rPr>
+        <w:rFonts w:eastAsia="黑体"/>
         <w:b/>
         <w:bCs/>
       </w:rPr>
@@ -10168,12 +10637,14 @@
     </w:tblStylePr>
     <w:tblStylePr w:type="firstCol">
       <w:rPr>
+        <w:rFonts w:eastAsia="黑体"/>
         <w:b/>
         <w:bCs/>
       </w:rPr>
     </w:tblStylePr>
     <w:tblStylePr w:type="lastCol">
       <w:rPr>
+        <w:rFonts w:eastAsia="黑体"/>
         <w:b/>
         <w:bCs/>
       </w:rPr>
@@ -10200,7 +10671,7 @@
       <w:spacing w:after="0" w:line="240" w:lineRule="auto"/>
     </w:pPr>
     <w:rPr>
-      <w:rFonts w:asciiTheme="majorHAnsi" w:cstheme="majorBidi" w:eastAsiaTheme="majorEastAsia" w:hAnsiTheme="majorHAnsi"/>
+      <w:rFonts w:asciiTheme="majorHAnsi" w:cstheme="majorBidi" w:hAnsiTheme="majorHAnsi" w:eastAsia="黑体"/>
       <w:color w:themeColor="text1" w:val="000000"/>
     </w:rPr>
     <w:tblPr>
@@ -10227,6 +10698,7 @@
     </w:tcPr>
     <w:tblStylePr w:type="firstRow">
       <w:rPr>
+        <w:rFonts w:eastAsia="黑体"/>
         <w:b/>
         <w:bCs/>
         <w:color w:themeColor="text1" w:val="000000"/>
@@ -10238,6 +10710,7 @@
     </w:tblStylePr>
     <w:tblStylePr w:type="lastRow">
       <w:rPr>
+        <w:rFonts w:eastAsia="黑体"/>
         <w:b/>
         <w:bCs/>
         <w:color w:themeColor="text1" w:val="000000"/>
@@ -10257,6 +10730,7 @@
     </w:tblStylePr>
     <w:tblStylePr w:type="firstCol">
       <w:rPr>
+        <w:rFonts w:eastAsia="黑体"/>
         <w:b/>
         <w:bCs/>
         <w:color w:themeColor="text1" w:val="000000"/>
@@ -10276,6 +10750,7 @@
     </w:tblStylePr>
     <w:tblStylePr w:type="lastCol">
       <w:rPr>
+        <w:rFonts w:eastAsia="黑体"/>
         <w:b w:val="0"/>
         <w:bCs w:val="0"/>
         <w:color w:themeColor="text1" w:val="000000"/>
@@ -10325,7 +10800,7 @@
       <w:spacing w:after="0" w:line="240" w:lineRule="auto"/>
     </w:pPr>
     <w:rPr>
-      <w:rFonts w:asciiTheme="majorHAnsi" w:cstheme="majorBidi" w:eastAsiaTheme="majorEastAsia" w:hAnsiTheme="majorHAnsi"/>
+      <w:rFonts w:asciiTheme="majorHAnsi" w:cstheme="majorBidi" w:hAnsiTheme="majorHAnsi" w:eastAsia="黑体"/>
       <w:color w:themeColor="text1" w:val="000000"/>
     </w:rPr>
     <w:tblPr>
@@ -10352,6 +10827,7 @@
     </w:tcPr>
     <w:tblStylePr w:type="firstRow">
       <w:rPr>
+        <w:rFonts w:eastAsia="黑体"/>
         <w:b/>
         <w:bCs/>
         <w:color w:themeColor="text1" w:val="000000"/>
@@ -10363,6 +10839,7 @@
     </w:tblStylePr>
     <w:tblStylePr w:type="lastRow">
       <w:rPr>
+        <w:rFonts w:eastAsia="黑体"/>
         <w:b/>
         <w:bCs/>
         <w:color w:themeColor="text1" w:val="000000"/>
@@ -10382,6 +10859,7 @@
     </w:tblStylePr>
     <w:tblStylePr w:type="firstCol">
       <w:rPr>
+        <w:rFonts w:eastAsia="黑体"/>
         <w:b/>
         <w:bCs/>
         <w:color w:themeColor="text1" w:val="000000"/>
@@ -10401,6 +10879,7 @@
     </w:tblStylePr>
     <w:tblStylePr w:type="lastCol">
       <w:rPr>
+        <w:rFonts w:eastAsia="黑体"/>
         <w:b w:val="0"/>
         <w:bCs w:val="0"/>
         <w:color w:themeColor="text1" w:val="000000"/>
@@ -10450,7 +10929,7 @@
       <w:spacing w:after="0" w:line="240" w:lineRule="auto"/>
     </w:pPr>
     <w:rPr>
-      <w:rFonts w:asciiTheme="majorHAnsi" w:cstheme="majorBidi" w:eastAsiaTheme="majorEastAsia" w:hAnsiTheme="majorHAnsi"/>
+      <w:rFonts w:asciiTheme="majorHAnsi" w:cstheme="majorBidi" w:hAnsiTheme="majorHAnsi" w:eastAsia="黑体"/>
       <w:color w:themeColor="text1" w:val="000000"/>
     </w:rPr>
     <w:tblPr>
@@ -10477,6 +10956,7 @@
     </w:tcPr>
     <w:tblStylePr w:type="firstRow">
       <w:rPr>
+        <w:rFonts w:eastAsia="黑体"/>
         <w:b/>
         <w:bCs/>
         <w:color w:themeColor="text1" w:val="000000"/>
@@ -10488,6 +10968,7 @@
     </w:tblStylePr>
     <w:tblStylePr w:type="lastRow">
       <w:rPr>
+        <w:rFonts w:eastAsia="黑体"/>
         <w:b/>
         <w:bCs/>
         <w:color w:themeColor="text1" w:val="000000"/>
@@ -10507,6 +10988,7 @@
     </w:tblStylePr>
     <w:tblStylePr w:type="firstCol">
       <w:rPr>
+        <w:rFonts w:eastAsia="黑体"/>
         <w:b/>
         <w:bCs/>
         <w:color w:themeColor="text1" w:val="000000"/>
@@ -10526,6 +11008,7 @@
     </w:tblStylePr>
     <w:tblStylePr w:type="lastCol">
       <w:rPr>
+        <w:rFonts w:eastAsia="黑体"/>
         <w:b w:val="0"/>
         <w:bCs w:val="0"/>
         <w:color w:themeColor="text1" w:val="000000"/>
@@ -10575,7 +11058,7 @@
       <w:spacing w:after="0" w:line="240" w:lineRule="auto"/>
     </w:pPr>
     <w:rPr>
-      <w:rFonts w:asciiTheme="majorHAnsi" w:cstheme="majorBidi" w:eastAsiaTheme="majorEastAsia" w:hAnsiTheme="majorHAnsi"/>
+      <w:rFonts w:asciiTheme="majorHAnsi" w:cstheme="majorBidi" w:hAnsiTheme="majorHAnsi" w:eastAsia="黑体"/>
       <w:color w:themeColor="text1" w:val="000000"/>
     </w:rPr>
     <w:tblPr>
@@ -10602,6 +11085,7 @@
     </w:tcPr>
     <w:tblStylePr w:type="firstRow">
       <w:rPr>
+        <w:rFonts w:eastAsia="黑体"/>
         <w:b/>
         <w:bCs/>
         <w:color w:themeColor="text1" w:val="000000"/>
@@ -10613,6 +11097,7 @@
     </w:tblStylePr>
     <w:tblStylePr w:type="lastRow">
       <w:rPr>
+        <w:rFonts w:eastAsia="黑体"/>
         <w:b/>
         <w:bCs/>
         <w:color w:themeColor="text1" w:val="000000"/>
@@ -10632,6 +11117,7 @@
     </w:tblStylePr>
     <w:tblStylePr w:type="firstCol">
       <w:rPr>
+        <w:rFonts w:eastAsia="黑体"/>
         <w:b/>
         <w:bCs/>
         <w:color w:themeColor="text1" w:val="000000"/>
@@ -10651,6 +11137,7 @@
     </w:tblStylePr>
     <w:tblStylePr w:type="lastCol">
       <w:rPr>
+        <w:rFonts w:eastAsia="黑体"/>
         <w:b w:val="0"/>
         <w:bCs w:val="0"/>
         <w:color w:themeColor="text1" w:val="000000"/>
@@ -10700,7 +11187,7 @@
       <w:spacing w:after="0" w:line="240" w:lineRule="auto"/>
     </w:pPr>
     <w:rPr>
-      <w:rFonts w:asciiTheme="majorHAnsi" w:cstheme="majorBidi" w:eastAsiaTheme="majorEastAsia" w:hAnsiTheme="majorHAnsi"/>
+      <w:rFonts w:asciiTheme="majorHAnsi" w:cstheme="majorBidi" w:hAnsiTheme="majorHAnsi" w:eastAsia="黑体"/>
       <w:color w:themeColor="text1" w:val="000000"/>
     </w:rPr>
     <w:tblPr>
@@ -10727,6 +11214,7 @@
     </w:tcPr>
     <w:tblStylePr w:type="firstRow">
       <w:rPr>
+        <w:rFonts w:eastAsia="黑体"/>
         <w:b/>
         <w:bCs/>
         <w:color w:themeColor="text1" w:val="000000"/>
@@ -10738,6 +11226,7 @@
     </w:tblStylePr>
     <w:tblStylePr w:type="lastRow">
       <w:rPr>
+        <w:rFonts w:eastAsia="黑体"/>
         <w:b/>
         <w:bCs/>
         <w:color w:themeColor="text1" w:val="000000"/>
@@ -10757,6 +11246,7 @@
     </w:tblStylePr>
     <w:tblStylePr w:type="firstCol">
       <w:rPr>
+        <w:rFonts w:eastAsia="黑体"/>
         <w:b/>
         <w:bCs/>
         <w:color w:themeColor="text1" w:val="000000"/>
@@ -10776,6 +11266,7 @@
     </w:tblStylePr>
     <w:tblStylePr w:type="lastCol">
       <w:rPr>
+        <w:rFonts w:eastAsia="黑体"/>
         <w:b w:val="0"/>
         <w:bCs w:val="0"/>
         <w:color w:themeColor="text1" w:val="000000"/>
@@ -10825,7 +11316,7 @@
       <w:spacing w:after="0" w:line="240" w:lineRule="auto"/>
     </w:pPr>
     <w:rPr>
-      <w:rFonts w:asciiTheme="majorHAnsi" w:cstheme="majorBidi" w:eastAsiaTheme="majorEastAsia" w:hAnsiTheme="majorHAnsi"/>
+      <w:rFonts w:asciiTheme="majorHAnsi" w:cstheme="majorBidi" w:hAnsiTheme="majorHAnsi" w:eastAsia="黑体"/>
       <w:color w:themeColor="text1" w:val="000000"/>
     </w:rPr>
     <w:tblPr>
@@ -10852,6 +11343,7 @@
     </w:tcPr>
     <w:tblStylePr w:type="firstRow">
       <w:rPr>
+        <w:rFonts w:eastAsia="黑体"/>
         <w:b/>
         <w:bCs/>
         <w:color w:themeColor="text1" w:val="000000"/>
@@ -10863,6 +11355,7 @@
     </w:tblStylePr>
     <w:tblStylePr w:type="lastRow">
       <w:rPr>
+        <w:rFonts w:eastAsia="黑体"/>
         <w:b/>
         <w:bCs/>
         <w:color w:themeColor="text1" w:val="000000"/>
@@ -10882,6 +11375,7 @@
     </w:tblStylePr>
     <w:tblStylePr w:type="firstCol">
       <w:rPr>
+        <w:rFonts w:eastAsia="黑体"/>
         <w:b/>
         <w:bCs/>
         <w:color w:themeColor="text1" w:val="000000"/>
@@ -10901,6 +11395,7 @@
     </w:tblStylePr>
     <w:tblStylePr w:type="lastCol">
       <w:rPr>
+        <w:rFonts w:eastAsia="黑体"/>
         <w:b w:val="0"/>
         <w:bCs w:val="0"/>
         <w:color w:themeColor="text1" w:val="000000"/>
@@ -10950,7 +11445,7 @@
       <w:spacing w:after="0" w:line="240" w:lineRule="auto"/>
     </w:pPr>
     <w:rPr>
-      <w:rFonts w:asciiTheme="majorHAnsi" w:cstheme="majorBidi" w:eastAsiaTheme="majorEastAsia" w:hAnsiTheme="majorHAnsi"/>
+      <w:rFonts w:asciiTheme="majorHAnsi" w:cstheme="majorBidi" w:hAnsiTheme="majorHAnsi" w:eastAsia="黑体"/>
       <w:color w:themeColor="text1" w:val="000000"/>
     </w:rPr>
     <w:tblPr>
@@ -10977,6 +11472,7 @@
     </w:tcPr>
     <w:tblStylePr w:type="firstRow">
       <w:rPr>
+        <w:rFonts w:eastAsia="黑体"/>
         <w:b/>
         <w:bCs/>
         <w:color w:themeColor="text1" w:val="000000"/>
@@ -10988,6 +11484,7 @@
     </w:tblStylePr>
     <w:tblStylePr w:type="lastRow">
       <w:rPr>
+        <w:rFonts w:eastAsia="黑体"/>
         <w:b/>
         <w:bCs/>
         <w:color w:themeColor="text1" w:val="000000"/>
@@ -11007,6 +11504,7 @@
     </w:tblStylePr>
     <w:tblStylePr w:type="firstCol">
       <w:rPr>
+        <w:rFonts w:eastAsia="黑体"/>
         <w:b/>
         <w:bCs/>
         <w:color w:themeColor="text1" w:val="000000"/>
@@ -11026,6 +11524,7 @@
     </w:tblStylePr>
     <w:tblStylePr w:type="lastCol">
       <w:rPr>
+        <w:rFonts w:eastAsia="黑体"/>
         <w:b w:val="0"/>
         <w:bCs w:val="0"/>
         <w:color w:themeColor="text1" w:val="000000"/>
@@ -11098,6 +11597,7 @@
     </w:tcPr>
     <w:tblStylePr w:type="firstRow">
       <w:rPr>
+        <w:rFonts w:eastAsia="黑体"/>
         <w:b/>
         <w:bCs/>
         <w:i w:val="0"/>
@@ -11119,6 +11619,7 @@
     </w:tblStylePr>
     <w:tblStylePr w:type="lastRow">
       <w:rPr>
+        <w:rFonts w:eastAsia="黑体"/>
         <w:b/>
         <w:bCs/>
         <w:i w:val="0"/>
@@ -11140,6 +11641,7 @@
     </w:tblStylePr>
     <w:tblStylePr w:type="firstCol">
       <w:rPr>
+        <w:rFonts w:eastAsia="黑体"/>
         <w:b/>
         <w:bCs/>
         <w:i w:val="0"/>
@@ -11159,6 +11661,7 @@
     </w:tblStylePr>
     <w:tblStylePr w:type="lastCol">
       <w:rPr>
+        <w:rFonts w:eastAsia="黑体"/>
         <w:b/>
         <w:bCs/>
         <w:i w:val="0"/>
@@ -11239,6 +11742,7 @@
     </w:tcPr>
     <w:tblStylePr w:type="firstRow">
       <w:rPr>
+        <w:rFonts w:eastAsia="黑体"/>
         <w:b/>
         <w:bCs/>
         <w:i w:val="0"/>
@@ -11260,6 +11764,7 @@
     </w:tblStylePr>
     <w:tblStylePr w:type="lastRow">
       <w:rPr>
+        <w:rFonts w:eastAsia="黑体"/>
         <w:b/>
         <w:bCs/>
         <w:i w:val="0"/>
@@ -11281,6 +11786,7 @@
     </w:tblStylePr>
     <w:tblStylePr w:type="firstCol">
       <w:rPr>
+        <w:rFonts w:eastAsia="黑体"/>
         <w:b/>
         <w:bCs/>
         <w:i w:val="0"/>
@@ -11300,6 +11806,7 @@
     </w:tblStylePr>
     <w:tblStylePr w:type="lastCol">
       <w:rPr>
+        <w:rFonts w:eastAsia="黑体"/>
         <w:b/>
         <w:bCs/>
         <w:i w:val="0"/>
@@ -11380,6 +11887,7 @@
     </w:tcPr>
     <w:tblStylePr w:type="firstRow">
       <w:rPr>
+        <w:rFonts w:eastAsia="黑体"/>
         <w:b/>
         <w:bCs/>
         <w:i w:val="0"/>
@@ -11401,6 +11909,7 @@
     </w:tblStylePr>
     <w:tblStylePr w:type="lastRow">
       <w:rPr>
+        <w:rFonts w:eastAsia="黑体"/>
         <w:b/>
         <w:bCs/>
         <w:i w:val="0"/>
@@ -11422,6 +11931,7 @@
     </w:tblStylePr>
     <w:tblStylePr w:type="firstCol">
       <w:rPr>
+        <w:rFonts w:eastAsia="黑体"/>
         <w:b/>
         <w:bCs/>
         <w:i w:val="0"/>
@@ -11441,6 +11951,7 @@
     </w:tblStylePr>
     <w:tblStylePr w:type="lastCol">
       <w:rPr>
+        <w:rFonts w:eastAsia="黑体"/>
         <w:b/>
         <w:bCs/>
         <w:i w:val="0"/>
@@ -11521,6 +12032,7 @@
     </w:tcPr>
     <w:tblStylePr w:type="firstRow">
       <w:rPr>
+        <w:rFonts w:eastAsia="黑体"/>
         <w:b/>
         <w:bCs/>
         <w:i w:val="0"/>
@@ -11542,6 +12054,7 @@
     </w:tblStylePr>
     <w:tblStylePr w:type="lastRow">
       <w:rPr>
+        <w:rFonts w:eastAsia="黑体"/>
         <w:b/>
         <w:bCs/>
         <w:i w:val="0"/>
@@ -11563,6 +12076,7 @@
     </w:tblStylePr>
     <w:tblStylePr w:type="firstCol">
       <w:rPr>
+        <w:rFonts w:eastAsia="黑体"/>
         <w:b/>
         <w:bCs/>
         <w:i w:val="0"/>
@@ -11582,6 +12096,7 @@
     </w:tblStylePr>
     <w:tblStylePr w:type="lastCol">
       <w:rPr>
+        <w:rFonts w:eastAsia="黑体"/>
         <w:b/>
         <w:bCs/>
         <w:i w:val="0"/>
@@ -11662,6 +12177,7 @@
     </w:tcPr>
     <w:tblStylePr w:type="firstRow">
       <w:rPr>
+        <w:rFonts w:eastAsia="黑体"/>
         <w:b/>
         <w:bCs/>
         <w:i w:val="0"/>
@@ -11683,6 +12199,7 @@
     </w:tblStylePr>
     <w:tblStylePr w:type="lastRow">
       <w:rPr>
+        <w:rFonts w:eastAsia="黑体"/>
         <w:b/>
         <w:bCs/>
         <w:i w:val="0"/>
@@ -11704,6 +12221,7 @@
     </w:tblStylePr>
     <w:tblStylePr w:type="firstCol">
       <w:rPr>
+        <w:rFonts w:eastAsia="黑体"/>
         <w:b/>
         <w:bCs/>
         <w:i w:val="0"/>
@@ -11723,6 +12241,7 @@
     </w:tblStylePr>
     <w:tblStylePr w:type="lastCol">
       <w:rPr>
+        <w:rFonts w:eastAsia="黑体"/>
         <w:b/>
         <w:bCs/>
         <w:i w:val="0"/>
@@ -11803,6 +12322,7 @@
     </w:tcPr>
     <w:tblStylePr w:type="firstRow">
       <w:rPr>
+        <w:rFonts w:eastAsia="黑体"/>
         <w:b/>
         <w:bCs/>
         <w:i w:val="0"/>
@@ -11824,6 +12344,7 @@
     </w:tblStylePr>
     <w:tblStylePr w:type="lastRow">
       <w:rPr>
+        <w:rFonts w:eastAsia="黑体"/>
         <w:b/>
         <w:bCs/>
         <w:i w:val="0"/>
@@ -11845,6 +12366,7 @@
     </w:tblStylePr>
     <w:tblStylePr w:type="firstCol">
       <w:rPr>
+        <w:rFonts w:eastAsia="黑体"/>
         <w:b/>
         <w:bCs/>
         <w:i w:val="0"/>
@@ -11864,6 +12386,7 @@
     </w:tblStylePr>
     <w:tblStylePr w:type="lastCol">
       <w:rPr>
+        <w:rFonts w:eastAsia="黑体"/>
         <w:b/>
         <w:bCs/>
         <w:i w:val="0"/>
@@ -11944,6 +12467,7 @@
     </w:tcPr>
     <w:tblStylePr w:type="firstRow">
       <w:rPr>
+        <w:rFonts w:eastAsia="黑体"/>
         <w:b/>
         <w:bCs/>
         <w:i w:val="0"/>
@@ -11965,6 +12489,7 @@
     </w:tblStylePr>
     <w:tblStylePr w:type="lastRow">
       <w:rPr>
+        <w:rFonts w:eastAsia="黑体"/>
         <w:b/>
         <w:bCs/>
         <w:i w:val="0"/>
@@ -11986,6 +12511,7 @@
     </w:tblStylePr>
     <w:tblStylePr w:type="firstCol">
       <w:rPr>
+        <w:rFonts w:eastAsia="黑体"/>
         <w:b/>
         <w:bCs/>
         <w:i w:val="0"/>
@@ -12005,6 +12531,7 @@
     </w:tblStylePr>
     <w:tblStylePr w:type="lastCol">
       <w:rPr>
+        <w:rFonts w:eastAsia="黑体"/>
         <w:b/>
         <w:bCs/>
         <w:i w:val="0"/>
@@ -12062,6 +12589,7 @@
       <w:spacing w:after="0" w:line="240" w:lineRule="auto"/>
     </w:pPr>
     <w:rPr>
+      <w:rFonts w:eastAsia="黑体"/>
       <w:color w:themeColor="background1" w:val="FFFFFF"/>
     </w:rPr>
     <w:tblPr>
@@ -12080,6 +12608,7 @@
     </w:tcPr>
     <w:tblStylePr w:type="firstRow">
       <w:rPr>
+        <w:rFonts w:eastAsia="黑体"/>
         <w:b/>
         <w:bCs/>
       </w:rPr>
@@ -12176,6 +12705,7 @@
       <w:spacing w:after="0" w:line="240" w:lineRule="auto"/>
     </w:pPr>
     <w:rPr>
+      <w:rFonts w:eastAsia="黑体"/>
       <w:color w:themeColor="background1" w:val="FFFFFF"/>
     </w:rPr>
     <w:tblPr>
@@ -12194,6 +12724,7 @@
     </w:tcPr>
     <w:tblStylePr w:type="firstRow">
       <w:rPr>
+        <w:rFonts w:eastAsia="黑体"/>
         <w:b/>
         <w:bCs/>
       </w:rPr>
@@ -12290,6 +12821,7 @@
       <w:spacing w:after="0" w:line="240" w:lineRule="auto"/>
     </w:pPr>
     <w:rPr>
+      <w:rFonts w:eastAsia="黑体"/>
       <w:color w:themeColor="background1" w:val="FFFFFF"/>
     </w:rPr>
     <w:tblPr>
@@ -12308,6 +12840,7 @@
     </w:tcPr>
     <w:tblStylePr w:type="firstRow">
       <w:rPr>
+        <w:rFonts w:eastAsia="黑体"/>
         <w:b/>
         <w:bCs/>
       </w:rPr>
@@ -12404,6 +12937,7 @@
       <w:spacing w:after="0" w:line="240" w:lineRule="auto"/>
     </w:pPr>
     <w:rPr>
+      <w:rFonts w:eastAsia="黑体"/>
       <w:color w:themeColor="background1" w:val="FFFFFF"/>
     </w:rPr>
     <w:tblPr>
@@ -12422,6 +12956,7 @@
     </w:tcPr>
     <w:tblStylePr w:type="firstRow">
       <w:rPr>
+        <w:rFonts w:eastAsia="黑体"/>
         <w:b/>
         <w:bCs/>
       </w:rPr>
@@ -12518,6 +13053,7 @@
       <w:spacing w:after="0" w:line="240" w:lineRule="auto"/>
     </w:pPr>
     <w:rPr>
+      <w:rFonts w:eastAsia="黑体"/>
       <w:color w:themeColor="background1" w:val="FFFFFF"/>
     </w:rPr>
     <w:tblPr>
@@ -12536,6 +13072,7 @@
     </w:tcPr>
     <w:tblStylePr w:type="firstRow">
       <w:rPr>
+        <w:rFonts w:eastAsia="黑体"/>
         <w:b/>
         <w:bCs/>
       </w:rPr>
@@ -12632,6 +13169,7 @@
       <w:spacing w:after="0" w:line="240" w:lineRule="auto"/>
     </w:pPr>
     <w:rPr>
+      <w:rFonts w:eastAsia="黑体"/>
       <w:color w:themeColor="background1" w:val="FFFFFF"/>
     </w:rPr>
     <w:tblPr>
@@ -12650,6 +13188,7 @@
     </w:tcPr>
     <w:tblStylePr w:type="firstRow">
       <w:rPr>
+        <w:rFonts w:eastAsia="黑体"/>
         <w:b/>
         <w:bCs/>
       </w:rPr>
@@ -12746,6 +13285,7 @@
       <w:spacing w:after="0" w:line="240" w:lineRule="auto"/>
     </w:pPr>
     <w:rPr>
+      <w:rFonts w:eastAsia="黑体"/>
       <w:color w:themeColor="background1" w:val="FFFFFF"/>
     </w:rPr>
     <w:tblPr>
@@ -12764,6 +13304,7 @@
     </w:tcPr>
     <w:tblStylePr w:type="firstRow">
       <w:rPr>
+        <w:rFonts w:eastAsia="黑体"/>
         <w:b/>
         <w:bCs/>
       </w:rPr>
@@ -12860,6 +13401,7 @@
       <w:spacing w:after="0" w:line="240" w:lineRule="auto"/>
     </w:pPr>
     <w:rPr>
+      <w:rFonts w:eastAsia="黑体"/>
       <w:color w:themeColor="text1" w:val="000000"/>
     </w:rPr>
     <w:tblPr>
@@ -12886,6 +13428,7 @@
     </w:tcPr>
     <w:tblStylePr w:type="firstRow">
       <w:rPr>
+        <w:rFonts w:eastAsia="黑体"/>
         <w:b/>
         <w:bCs/>
       </w:rPr>
@@ -12904,6 +13447,7 @@
     </w:tblStylePr>
     <w:tblStylePr w:type="lastRow">
       <w:rPr>
+        <w:rFonts w:eastAsia="黑体"/>
         <w:b/>
         <w:bCs/>
         <w:color w:themeColor="background1" w:val="FFFFFF"/>
@@ -12918,6 +13462,7 @@
     </w:tblStylePr>
     <w:tblStylePr w:type="firstCol">
       <w:rPr>
+        <w:rFonts w:eastAsia="黑体"/>
         <w:color w:themeColor="background1" w:val="FFFFFF"/>
       </w:rPr>
       <w:tblPr/>
@@ -12935,6 +13480,7 @@
     </w:tblStylePr>
     <w:tblStylePr w:type="lastCol">
       <w:rPr>
+        <w:rFonts w:eastAsia="黑体"/>
         <w:color w:themeColor="background1" w:val="FFFFFF"/>
       </w:rPr>
       <w:tblPr/>
@@ -12964,11 +13510,13 @@
     </w:tblStylePr>
     <w:tblStylePr w:type="neCell">
       <w:rPr>
+        <w:rFonts w:eastAsia="黑体"/>
         <w:color w:themeColor="text1" w:val="000000"/>
       </w:rPr>
     </w:tblStylePr>
     <w:tblStylePr w:type="nwCell">
       <w:rPr>
+        <w:rFonts w:eastAsia="黑体"/>
         <w:color w:themeColor="text1" w:val="000000"/>
       </w:rPr>
     </w:tblStylePr>
@@ -12982,6 +13530,7 @@
       <w:spacing w:after="0" w:line="240" w:lineRule="auto"/>
     </w:pPr>
     <w:rPr>
+      <w:rFonts w:eastAsia="黑体"/>
       <w:color w:themeColor="text1" w:val="000000"/>
     </w:rPr>
     <w:tblPr>
@@ -13008,6 +13557,7 @@
     </w:tcPr>
     <w:tblStylePr w:type="firstRow">
       <w:rPr>
+        <w:rFonts w:eastAsia="黑体"/>
         <w:b/>
         <w:bCs/>
       </w:rPr>
@@ -13026,6 +13576,7 @@
     </w:tblStylePr>
     <w:tblStylePr w:type="lastRow">
       <w:rPr>
+        <w:rFonts w:eastAsia="黑体"/>
         <w:b/>
         <w:bCs/>
         <w:color w:themeColor="background1" w:val="FFFFFF"/>
@@ -13040,6 +13591,7 @@
     </w:tblStylePr>
     <w:tblStylePr w:type="firstCol">
       <w:rPr>
+        <w:rFonts w:eastAsia="黑体"/>
         <w:color w:themeColor="background1" w:val="FFFFFF"/>
       </w:rPr>
       <w:tblPr/>
@@ -13057,6 +13609,7 @@
     </w:tblStylePr>
     <w:tblStylePr w:type="lastCol">
       <w:rPr>
+        <w:rFonts w:eastAsia="黑体"/>
         <w:color w:themeColor="background1" w:val="FFFFFF"/>
       </w:rPr>
       <w:tblPr/>
@@ -13086,11 +13639,13 @@
     </w:tblStylePr>
     <w:tblStylePr w:type="neCell">
       <w:rPr>
+        <w:rFonts w:eastAsia="黑体"/>
         <w:color w:themeColor="text1" w:val="000000"/>
       </w:rPr>
     </w:tblStylePr>
     <w:tblStylePr w:type="nwCell">
       <w:rPr>
+        <w:rFonts w:eastAsia="黑体"/>
         <w:color w:themeColor="text1" w:val="000000"/>
       </w:rPr>
     </w:tblStylePr>
@@ -13104,6 +13659,7 @@
       <w:spacing w:after="0" w:line="240" w:lineRule="auto"/>
     </w:pPr>
     <w:rPr>
+      <w:rFonts w:eastAsia="黑体"/>
       <w:color w:themeColor="text1" w:val="000000"/>
     </w:rPr>
     <w:tblPr>
@@ -13130,6 +13686,7 @@
     </w:tcPr>
     <w:tblStylePr w:type="firstRow">
       <w:rPr>
+        <w:rFonts w:eastAsia="黑体"/>
         <w:b/>
         <w:bCs/>
       </w:rPr>
@@ -13148,6 +13705,7 @@
     </w:tblStylePr>
     <w:tblStylePr w:type="lastRow">
       <w:rPr>
+        <w:rFonts w:eastAsia="黑体"/>
         <w:b/>
         <w:bCs/>
         <w:color w:themeColor="background1" w:val="FFFFFF"/>
@@ -13162,6 +13720,7 @@
     </w:tblStylePr>
     <w:tblStylePr w:type="firstCol">
       <w:rPr>
+        <w:rFonts w:eastAsia="黑体"/>
         <w:color w:themeColor="background1" w:val="FFFFFF"/>
       </w:rPr>
       <w:tblPr/>
@@ -13179,6 +13738,7 @@
     </w:tblStylePr>
     <w:tblStylePr w:type="lastCol">
       <w:rPr>
+        <w:rFonts w:eastAsia="黑体"/>
         <w:color w:themeColor="background1" w:val="FFFFFF"/>
       </w:rPr>
       <w:tblPr/>
@@ -13208,11 +13768,13 @@
     </w:tblStylePr>
     <w:tblStylePr w:type="neCell">
       <w:rPr>
+        <w:rFonts w:eastAsia="黑体"/>
         <w:color w:themeColor="text1" w:val="000000"/>
       </w:rPr>
     </w:tblStylePr>
     <w:tblStylePr w:type="nwCell">
       <w:rPr>
+        <w:rFonts w:eastAsia="黑体"/>
         <w:color w:themeColor="text1" w:val="000000"/>
       </w:rPr>
     </w:tblStylePr>
@@ -13226,6 +13788,7 @@
       <w:spacing w:after="0" w:line="240" w:lineRule="auto"/>
     </w:pPr>
     <w:rPr>
+      <w:rFonts w:eastAsia="黑体"/>
       <w:color w:themeColor="text1" w:val="000000"/>
     </w:rPr>
     <w:tblPr>
@@ -13252,6 +13815,7 @@
     </w:tcPr>
     <w:tblStylePr w:type="firstRow">
       <w:rPr>
+        <w:rFonts w:eastAsia="黑体"/>
         <w:b/>
         <w:bCs/>
       </w:rPr>
@@ -13270,6 +13834,7 @@
     </w:tblStylePr>
     <w:tblStylePr w:type="lastRow">
       <w:rPr>
+        <w:rFonts w:eastAsia="黑体"/>
         <w:b/>
         <w:bCs/>
         <w:color w:themeColor="background1" w:val="FFFFFF"/>
@@ -13284,6 +13849,7 @@
     </w:tblStylePr>
     <w:tblStylePr w:type="firstCol">
       <w:rPr>
+        <w:rFonts w:eastAsia="黑体"/>
         <w:color w:themeColor="background1" w:val="FFFFFF"/>
       </w:rPr>
       <w:tblPr/>
@@ -13301,6 +13867,7 @@
     </w:tblStylePr>
     <w:tblStylePr w:type="lastCol">
       <w:rPr>
+        <w:rFonts w:eastAsia="黑体"/>
         <w:color w:themeColor="background1" w:val="FFFFFF"/>
       </w:rPr>
       <w:tblPr/>
@@ -13338,6 +13905,7 @@
       <w:spacing w:after="0" w:line="240" w:lineRule="auto"/>
     </w:pPr>
     <w:rPr>
+      <w:rFonts w:eastAsia="黑体"/>
       <w:color w:themeColor="text1" w:val="000000"/>
     </w:rPr>
     <w:tblPr>
@@ -13364,6 +13932,7 @@
     </w:tcPr>
     <w:tblStylePr w:type="firstRow">
       <w:rPr>
+        <w:rFonts w:eastAsia="黑体"/>
         <w:b/>
         <w:bCs/>
       </w:rPr>
@@ -13382,6 +13951,7 @@
     </w:tblStylePr>
     <w:tblStylePr w:type="lastRow">
       <w:rPr>
+        <w:rFonts w:eastAsia="黑体"/>
         <w:b/>
         <w:bCs/>
         <w:color w:themeColor="background1" w:val="FFFFFF"/>
@@ -13396,6 +13966,7 @@
     </w:tblStylePr>
     <w:tblStylePr w:type="firstCol">
       <w:rPr>
+        <w:rFonts w:eastAsia="黑体"/>
         <w:color w:themeColor="background1" w:val="FFFFFF"/>
       </w:rPr>
       <w:tblPr/>
@@ -13413,6 +13984,7 @@
     </w:tblStylePr>
     <w:tblStylePr w:type="lastCol">
       <w:rPr>
+        <w:rFonts w:eastAsia="黑体"/>
         <w:color w:themeColor="background1" w:val="FFFFFF"/>
       </w:rPr>
       <w:tblPr/>
@@ -13442,11 +14014,13 @@
     </w:tblStylePr>
     <w:tblStylePr w:type="neCell">
       <w:rPr>
+        <w:rFonts w:eastAsia="黑体"/>
         <w:color w:themeColor="text1" w:val="000000"/>
       </w:rPr>
     </w:tblStylePr>
     <w:tblStylePr w:type="nwCell">
       <w:rPr>
+        <w:rFonts w:eastAsia="黑体"/>
         <w:color w:themeColor="text1" w:val="000000"/>
       </w:rPr>
     </w:tblStylePr>
@@ -13460,6 +14034,7 @@
       <w:spacing w:after="0" w:line="240" w:lineRule="auto"/>
     </w:pPr>
     <w:rPr>
+      <w:rFonts w:eastAsia="黑体"/>
       <w:color w:themeColor="text1" w:val="000000"/>
     </w:rPr>
     <w:tblPr>
@@ -13486,6 +14061,7 @@
     </w:tcPr>
     <w:tblStylePr w:type="firstRow">
       <w:rPr>
+        <w:rFonts w:eastAsia="黑体"/>
         <w:b/>
         <w:bCs/>
       </w:rPr>
@@ -13504,6 +14080,7 @@
     </w:tblStylePr>
     <w:tblStylePr w:type="lastRow">
       <w:rPr>
+        <w:rFonts w:eastAsia="黑体"/>
         <w:b/>
         <w:bCs/>
         <w:color w:themeColor="background1" w:val="FFFFFF"/>
@@ -13518,6 +14095,7 @@
     </w:tblStylePr>
     <w:tblStylePr w:type="firstCol">
       <w:rPr>
+        <w:rFonts w:eastAsia="黑体"/>
         <w:color w:themeColor="background1" w:val="FFFFFF"/>
       </w:rPr>
       <w:tblPr/>
@@ -13535,6 +14113,7 @@
     </w:tblStylePr>
     <w:tblStylePr w:type="lastCol">
       <w:rPr>
+        <w:rFonts w:eastAsia="黑体"/>
         <w:color w:themeColor="background1" w:val="FFFFFF"/>
       </w:rPr>
       <w:tblPr/>
@@ -13564,11 +14143,13 @@
     </w:tblStylePr>
     <w:tblStylePr w:type="neCell">
       <w:rPr>
+        <w:rFonts w:eastAsia="黑体"/>
         <w:color w:themeColor="text1" w:val="000000"/>
       </w:rPr>
     </w:tblStylePr>
     <w:tblStylePr w:type="nwCell">
       <w:rPr>
+        <w:rFonts w:eastAsia="黑体"/>
         <w:color w:themeColor="text1" w:val="000000"/>
       </w:rPr>
     </w:tblStylePr>
@@ -13582,6 +14163,7 @@
       <w:spacing w:after="0" w:line="240" w:lineRule="auto"/>
     </w:pPr>
     <w:rPr>
+      <w:rFonts w:eastAsia="黑体"/>
       <w:color w:themeColor="text1" w:val="000000"/>
     </w:rPr>
     <w:tblPr>
@@ -13608,6 +14190,7 @@
     </w:tcPr>
     <w:tblStylePr w:type="firstRow">
       <w:rPr>
+        <w:rFonts w:eastAsia="黑体"/>
         <w:b/>
         <w:bCs/>
       </w:rPr>
@@ -13626,6 +14209,7 @@
     </w:tblStylePr>
     <w:tblStylePr w:type="lastRow">
       <w:rPr>
+        <w:rFonts w:eastAsia="黑体"/>
         <w:b/>
         <w:bCs/>
         <w:color w:themeColor="background1" w:val="FFFFFF"/>
@@ -13640,6 +14224,7 @@
     </w:tblStylePr>
     <w:tblStylePr w:type="firstCol">
       <w:rPr>
+        <w:rFonts w:eastAsia="黑体"/>
         <w:color w:themeColor="background1" w:val="FFFFFF"/>
       </w:rPr>
       <w:tblPr/>
@@ -13657,6 +14242,7 @@
     </w:tblStylePr>
     <w:tblStylePr w:type="lastCol">
       <w:rPr>
+        <w:rFonts w:eastAsia="黑体"/>
         <w:color w:themeColor="background1" w:val="FFFFFF"/>
       </w:rPr>
       <w:tblPr/>
@@ -13686,11 +14272,13 @@
     </w:tblStylePr>
     <w:tblStylePr w:type="neCell">
       <w:rPr>
+        <w:rFonts w:eastAsia="黑体"/>
         <w:color w:themeColor="text1" w:val="000000"/>
       </w:rPr>
     </w:tblStylePr>
     <w:tblStylePr w:type="nwCell">
       <w:rPr>
+        <w:rFonts w:eastAsia="黑体"/>
         <w:color w:themeColor="text1" w:val="000000"/>
       </w:rPr>
     </w:tblStylePr>
@@ -13704,6 +14292,7 @@
       <w:spacing w:after="0" w:line="240" w:lineRule="auto"/>
     </w:pPr>
     <w:rPr>
+      <w:rFonts w:eastAsia="黑体"/>
       <w:color w:themeColor="text1" w:val="000000"/>
     </w:rPr>
     <w:tblPr>
@@ -13722,6 +14311,7 @@
     </w:tcPr>
     <w:tblStylePr w:type="firstRow">
       <w:rPr>
+        <w:rFonts w:eastAsia="黑体"/>
         <w:b/>
         <w:bCs/>
         <w:color w:themeColor="background1" w:val="FFFFFF"/>
@@ -13736,6 +14326,7 @@
     </w:tblStylePr>
     <w:tblStylePr w:type="lastRow">
       <w:rPr>
+        <w:rFonts w:eastAsia="黑体"/>
         <w:b/>
         <w:bCs/>
         <w:color w:themeColor="accent2" w:themeShade="CC" w:val="9E3A38"/>
@@ -13750,12 +14341,14 @@
     </w:tblStylePr>
     <w:tblStylePr w:type="firstCol">
       <w:rPr>
+        <w:rFonts w:eastAsia="黑体"/>
         <w:b/>
         <w:bCs/>
       </w:rPr>
     </w:tblStylePr>
     <w:tblStylePr w:type="lastCol">
       <w:rPr>
+        <w:rFonts w:eastAsia="黑体"/>
         <w:b/>
         <w:bCs/>
       </w:rPr>
@@ -13790,6 +14383,7 @@
       <w:spacing w:after="0" w:line="240" w:lineRule="auto"/>
     </w:pPr>
     <w:rPr>
+      <w:rFonts w:eastAsia="黑体"/>
       <w:color w:themeColor="text1" w:val="000000"/>
     </w:rPr>
     <w:tblPr>
@@ -13808,6 +14402,7 @@
     </w:tcPr>
     <w:tblStylePr w:type="firstRow">
       <w:rPr>
+        <w:rFonts w:eastAsia="黑体"/>
         <w:b/>
         <w:bCs/>
         <w:color w:themeColor="background1" w:val="FFFFFF"/>
@@ -13822,6 +14417,7 @@
     </w:tblStylePr>
     <w:tblStylePr w:type="lastRow">
       <w:rPr>
+        <w:rFonts w:eastAsia="黑体"/>
         <w:b/>
         <w:bCs/>
         <w:color w:themeColor="accent2" w:themeShade="CC" w:val="9E3A38"/>
@@ -13836,12 +14432,14 @@
     </w:tblStylePr>
     <w:tblStylePr w:type="firstCol">
       <w:rPr>
+        <w:rFonts w:eastAsia="黑体"/>
         <w:b/>
         <w:bCs/>
       </w:rPr>
     </w:tblStylePr>
     <w:tblStylePr w:type="lastCol">
       <w:rPr>
+        <w:rFonts w:eastAsia="黑体"/>
         <w:b/>
         <w:bCs/>
       </w:rPr>
@@ -13876,6 +14474,7 @@
       <w:spacing w:after="0" w:line="240" w:lineRule="auto"/>
     </w:pPr>
     <w:rPr>
+      <w:rFonts w:eastAsia="黑体"/>
       <w:color w:themeColor="text1" w:val="000000"/>
     </w:rPr>
     <w:tblPr>
@@ -13894,6 +14493,7 @@
     </w:tcPr>
     <w:tblStylePr w:type="firstRow">
       <w:rPr>
+        <w:rFonts w:eastAsia="黑体"/>
         <w:b/>
         <w:bCs/>
         <w:color w:themeColor="background1" w:val="FFFFFF"/>
@@ -13908,6 +14508,7 @@
     </w:tblStylePr>
     <w:tblStylePr w:type="lastRow">
       <w:rPr>
+        <w:rFonts w:eastAsia="黑体"/>
         <w:b/>
         <w:bCs/>
         <w:color w:themeColor="accent2" w:themeShade="CC" w:val="9E3A38"/>
@@ -13922,12 +14523,14 @@
     </w:tblStylePr>
     <w:tblStylePr w:type="firstCol">
       <w:rPr>
+        <w:rFonts w:eastAsia="黑体"/>
         <w:b/>
         <w:bCs/>
       </w:rPr>
     </w:tblStylePr>
     <w:tblStylePr w:type="lastCol">
       <w:rPr>
+        <w:rFonts w:eastAsia="黑体"/>
         <w:b/>
         <w:bCs/>
       </w:rPr>
@@ -13962,6 +14565,7 @@
       <w:spacing w:after="0" w:line="240" w:lineRule="auto"/>
     </w:pPr>
     <w:rPr>
+      <w:rFonts w:eastAsia="黑体"/>
       <w:color w:themeColor="text1" w:val="000000"/>
     </w:rPr>
     <w:tblPr>
@@ -13980,6 +14584,7 @@
     </w:tcPr>
     <w:tblStylePr w:type="firstRow">
       <w:rPr>
+        <w:rFonts w:eastAsia="黑体"/>
         <w:b/>
         <w:bCs/>
         <w:color w:themeColor="background1" w:val="FFFFFF"/>
@@ -13994,6 +14599,7 @@
     </w:tblStylePr>
     <w:tblStylePr w:type="lastRow">
       <w:rPr>
+        <w:rFonts w:eastAsia="黑体"/>
         <w:b/>
         <w:bCs/>
         <w:color w:themeColor="accent4" w:themeShade="CC" w:val="664E82"/>
@@ -14008,12 +14614,14 @@
     </w:tblStylePr>
     <w:tblStylePr w:type="firstCol">
       <w:rPr>
+        <w:rFonts w:eastAsia="黑体"/>
         <w:b/>
         <w:bCs/>
       </w:rPr>
     </w:tblStylePr>
     <w:tblStylePr w:type="lastCol">
       <w:rPr>
+        <w:rFonts w:eastAsia="黑体"/>
         <w:b/>
         <w:bCs/>
       </w:rPr>
@@ -14048,6 +14656,7 @@
       <w:spacing w:after="0" w:line="240" w:lineRule="auto"/>
     </w:pPr>
     <w:rPr>
+      <w:rFonts w:eastAsia="黑体"/>
       <w:color w:themeColor="text1" w:val="000000"/>
     </w:rPr>
     <w:tblPr>
@@ -14066,6 +14675,7 @@
     </w:tcPr>
     <w:tblStylePr w:type="firstRow">
       <w:rPr>
+        <w:rFonts w:eastAsia="黑体"/>
         <w:b/>
         <w:bCs/>
         <w:color w:themeColor="background1" w:val="FFFFFF"/>
@@ -14080,6 +14690,7 @@
     </w:tblStylePr>
     <w:tblStylePr w:type="lastRow">
       <w:rPr>
+        <w:rFonts w:eastAsia="黑体"/>
         <w:b/>
         <w:bCs/>
         <w:color w:themeColor="accent3" w:themeShade="CC" w:val="7E9C40"/>
@@ -14094,12 +14705,14 @@
     </w:tblStylePr>
     <w:tblStylePr w:type="firstCol">
       <w:rPr>
+        <w:rFonts w:eastAsia="黑体"/>
         <w:b/>
         <w:bCs/>
       </w:rPr>
     </w:tblStylePr>
     <w:tblStylePr w:type="lastCol">
       <w:rPr>
+        <w:rFonts w:eastAsia="黑体"/>
         <w:b/>
         <w:bCs/>
       </w:rPr>
@@ -14134,6 +14747,7 @@
       <w:spacing w:after="0" w:line="240" w:lineRule="auto"/>
     </w:pPr>
     <w:rPr>
+      <w:rFonts w:eastAsia="黑体"/>
       <w:color w:themeColor="text1" w:val="000000"/>
     </w:rPr>
     <w:tblPr>
@@ -14152,6 +14766,7 @@
     </w:tcPr>
     <w:tblStylePr w:type="firstRow">
       <w:rPr>
+        <w:rFonts w:eastAsia="黑体"/>
         <w:b/>
         <w:bCs/>
         <w:color w:themeColor="background1" w:val="FFFFFF"/>
@@ -14166,6 +14781,7 @@
     </w:tblStylePr>
     <w:tblStylePr w:type="lastRow">
       <w:rPr>
+        <w:rFonts w:eastAsia="黑体"/>
         <w:b/>
         <w:bCs/>
         <w:color w:themeColor="accent6" w:themeShade="CC" w:val="F2730A"/>
@@ -14180,12 +14796,14 @@
     </w:tblStylePr>
     <w:tblStylePr w:type="firstCol">
       <w:rPr>
+        <w:rFonts w:eastAsia="黑体"/>
         <w:b/>
         <w:bCs/>
       </w:rPr>
     </w:tblStylePr>
     <w:tblStylePr w:type="lastCol">
       <w:rPr>
+        <w:rFonts w:eastAsia="黑体"/>
         <w:b/>
         <w:bCs/>
       </w:rPr>
@@ -14220,6 +14838,7 @@
       <w:spacing w:after="0" w:line="240" w:lineRule="auto"/>
     </w:pPr>
     <w:rPr>
+      <w:rFonts w:eastAsia="黑体"/>
       <w:color w:themeColor="text1" w:val="000000"/>
     </w:rPr>
     <w:tblPr>
@@ -14238,6 +14857,7 @@
     </w:tcPr>
     <w:tblStylePr w:type="firstRow">
       <w:rPr>
+        <w:rFonts w:eastAsia="黑体"/>
         <w:b/>
         <w:bCs/>
         <w:color w:themeColor="background1" w:val="FFFFFF"/>
@@ -14252,6 +14872,7 @@
     </w:tblStylePr>
     <w:tblStylePr w:type="lastRow">
       <w:rPr>
+        <w:rFonts w:eastAsia="黑体"/>
         <w:b/>
         <w:bCs/>
         <w:color w:themeColor="accent5" w:themeShade="CC" w:val="348DA5"/>
@@ -14266,12 +14887,14 @@
     </w:tblStylePr>
     <w:tblStylePr w:type="firstCol">
       <w:rPr>
+        <w:rFonts w:eastAsia="黑体"/>
         <w:b/>
         <w:bCs/>
       </w:rPr>
     </w:tblStylePr>
     <w:tblStylePr w:type="lastCol">
       <w:rPr>
+        <w:rFonts w:eastAsia="黑体"/>
         <w:b/>
         <w:bCs/>
       </w:rPr>
@@ -14306,6 +14929,7 @@
       <w:spacing w:after="0" w:line="240" w:lineRule="auto"/>
     </w:pPr>
     <w:rPr>
+      <w:rFonts w:eastAsia="黑体"/>
       <w:color w:themeColor="text1" w:val="000000"/>
     </w:rPr>
     <w:tblPr>
@@ -14327,6 +14951,7 @@
     </w:tcPr>
     <w:tblStylePr w:type="firstRow">
       <w:rPr>
+        <w:rFonts w:eastAsia="黑体"/>
         <w:b/>
         <w:bCs/>
       </w:rPr>
@@ -14337,6 +14962,7 @@
     </w:tblStylePr>
     <w:tblStylePr w:type="lastRow">
       <w:rPr>
+        <w:rFonts w:eastAsia="黑体"/>
         <w:b/>
         <w:bCs/>
         <w:color w:themeColor="text1" w:val="000000"/>
@@ -14348,6 +14974,7 @@
     </w:tblStylePr>
     <w:tblStylePr w:type="firstCol">
       <w:rPr>
+        <w:rFonts w:eastAsia="黑体"/>
         <w:color w:themeColor="background1" w:val="FFFFFF"/>
       </w:rPr>
       <w:tblPr/>
@@ -14357,6 +14984,7 @@
     </w:tblStylePr>
     <w:tblStylePr w:type="lastCol">
       <w:rPr>
+        <w:rFonts w:eastAsia="黑体"/>
         <w:color w:themeColor="background1" w:val="FFFFFF"/>
       </w:rPr>
       <w:tblPr/>
@@ -14386,6 +15014,7 @@
       <w:spacing w:after="0" w:line="240" w:lineRule="auto"/>
     </w:pPr>
     <w:rPr>
+      <w:rFonts w:eastAsia="黑体"/>
       <w:color w:themeColor="text1" w:val="000000"/>
     </w:rPr>
     <w:tblPr>
@@ -14407,6 +15036,7 @@
     </w:tcPr>
     <w:tblStylePr w:type="firstRow">
       <w:rPr>
+        <w:rFonts w:eastAsia="黑体"/>
         <w:b/>
         <w:bCs/>
       </w:rPr>
@@ -14417,6 +15047,7 @@
     </w:tblStylePr>
     <w:tblStylePr w:type="lastRow">
       <w:rPr>
+        <w:rFonts w:eastAsia="黑体"/>
         <w:b/>
         <w:bCs/>
         <w:color w:themeColor="text1" w:val="000000"/>
@@ -14428,6 +15059,7 @@
     </w:tblStylePr>
     <w:tblStylePr w:type="firstCol">
       <w:rPr>
+        <w:rFonts w:eastAsia="黑体"/>
         <w:color w:themeColor="background1" w:val="FFFFFF"/>
       </w:rPr>
       <w:tblPr/>
@@ -14437,6 +15069,7 @@
     </w:tblStylePr>
     <w:tblStylePr w:type="lastCol">
       <w:rPr>
+        <w:rFonts w:eastAsia="黑体"/>
         <w:color w:themeColor="background1" w:val="FFFFFF"/>
       </w:rPr>
       <w:tblPr/>
@@ -14466,6 +15099,7 @@
       <w:spacing w:after="0" w:line="240" w:lineRule="auto"/>
     </w:pPr>
     <w:rPr>
+      <w:rFonts w:eastAsia="黑体"/>
       <w:color w:themeColor="text1" w:val="000000"/>
     </w:rPr>
     <w:tblPr>
@@ -14487,6 +15121,7 @@
     </w:tcPr>
     <w:tblStylePr w:type="firstRow">
       <w:rPr>
+        <w:rFonts w:eastAsia="黑体"/>
         <w:b/>
         <w:bCs/>
       </w:rPr>
@@ -14497,6 +15132,7 @@
     </w:tblStylePr>
     <w:tblStylePr w:type="lastRow">
       <w:rPr>
+        <w:rFonts w:eastAsia="黑体"/>
         <w:b/>
         <w:bCs/>
         <w:color w:themeColor="text1" w:val="000000"/>
@@ -14508,6 +15144,7 @@
     </w:tblStylePr>
     <w:tblStylePr w:type="firstCol">
       <w:rPr>
+        <w:rFonts w:eastAsia="黑体"/>
         <w:color w:themeColor="background1" w:val="FFFFFF"/>
       </w:rPr>
       <w:tblPr/>
@@ -14517,6 +15154,7 @@
     </w:tblStylePr>
     <w:tblStylePr w:type="lastCol">
       <w:rPr>
+        <w:rFonts w:eastAsia="黑体"/>
         <w:color w:themeColor="background1" w:val="FFFFFF"/>
       </w:rPr>
       <w:tblPr/>
@@ -14546,6 +15184,7 @@
       <w:spacing w:after="0" w:line="240" w:lineRule="auto"/>
     </w:pPr>
     <w:rPr>
+      <w:rFonts w:eastAsia="黑体"/>
       <w:color w:themeColor="text1" w:val="000000"/>
     </w:rPr>
     <w:tblPr>
@@ -14567,6 +15206,7 @@
     </w:tcPr>
     <w:tblStylePr w:type="firstRow">
       <w:rPr>
+        <w:rFonts w:eastAsia="黑体"/>
         <w:b/>
         <w:bCs/>
       </w:rPr>
@@ -14577,6 +15217,7 @@
     </w:tblStylePr>
     <w:tblStylePr w:type="lastRow">
       <w:rPr>
+        <w:rFonts w:eastAsia="黑体"/>
         <w:b/>
         <w:bCs/>
         <w:color w:themeColor="text1" w:val="000000"/>
@@ -14588,6 +15229,7 @@
     </w:tblStylePr>
     <w:tblStylePr w:type="firstCol">
       <w:rPr>
+        <w:rFonts w:eastAsia="黑体"/>
         <w:color w:themeColor="background1" w:val="FFFFFF"/>
       </w:rPr>
       <w:tblPr/>
@@ -14597,6 +15239,7 @@
     </w:tblStylePr>
     <w:tblStylePr w:type="lastCol">
       <w:rPr>
+        <w:rFonts w:eastAsia="黑体"/>
         <w:color w:themeColor="background1" w:val="FFFFFF"/>
       </w:rPr>
       <w:tblPr/>
@@ -14626,6 +15269,7 @@
       <w:spacing w:after="0" w:line="240" w:lineRule="auto"/>
     </w:pPr>
     <w:rPr>
+      <w:rFonts w:eastAsia="黑体"/>
       <w:color w:themeColor="text1" w:val="000000"/>
     </w:rPr>
     <w:tblPr>
@@ -14647,6 +15291,7 @@
     </w:tcPr>
     <w:tblStylePr w:type="firstRow">
       <w:rPr>
+        <w:rFonts w:eastAsia="黑体"/>
         <w:b/>
         <w:bCs/>
       </w:rPr>
@@ -14657,6 +15302,7 @@
     </w:tblStylePr>
     <w:tblStylePr w:type="lastRow">
       <w:rPr>
+        <w:rFonts w:eastAsia="黑体"/>
         <w:b/>
         <w:bCs/>
         <w:color w:themeColor="text1" w:val="000000"/>
@@ -14668,6 +15314,7 @@
     </w:tblStylePr>
     <w:tblStylePr w:type="firstCol">
       <w:rPr>
+        <w:rFonts w:eastAsia="黑体"/>
         <w:color w:themeColor="background1" w:val="FFFFFF"/>
       </w:rPr>
       <w:tblPr/>
@@ -14677,6 +15324,7 @@
     </w:tblStylePr>
     <w:tblStylePr w:type="lastCol">
       <w:rPr>
+        <w:rFonts w:eastAsia="黑体"/>
         <w:color w:themeColor="background1" w:val="FFFFFF"/>
       </w:rPr>
       <w:tblPr/>
@@ -14706,6 +15354,7 @@
       <w:spacing w:after="0" w:line="240" w:lineRule="auto"/>
     </w:pPr>
     <w:rPr>
+      <w:rFonts w:eastAsia="黑体"/>
       <w:color w:themeColor="text1" w:val="000000"/>
     </w:rPr>
     <w:tblPr>
@@ -14727,6 +15376,7 @@
     </w:tcPr>
     <w:tblStylePr w:type="firstRow">
       <w:rPr>
+        <w:rFonts w:eastAsia="黑体"/>
         <w:b/>
         <w:bCs/>
       </w:rPr>
@@ -14737,6 +15387,7 @@
     </w:tblStylePr>
     <w:tblStylePr w:type="lastRow">
       <w:rPr>
+        <w:rFonts w:eastAsia="黑体"/>
         <w:b/>
         <w:bCs/>
         <w:color w:themeColor="text1" w:val="000000"/>
@@ -14748,6 +15399,7 @@
     </w:tblStylePr>
     <w:tblStylePr w:type="firstCol">
       <w:rPr>
+        <w:rFonts w:eastAsia="黑体"/>
         <w:color w:themeColor="background1" w:val="FFFFFF"/>
       </w:rPr>
       <w:tblPr/>
@@ -14757,6 +15409,7 @@
     </w:tblStylePr>
     <w:tblStylePr w:type="lastCol">
       <w:rPr>
+        <w:rFonts w:eastAsia="黑体"/>
         <w:color w:themeColor="background1" w:val="FFFFFF"/>
       </w:rPr>
       <w:tblPr/>
@@ -14786,6 +15439,7 @@
       <w:spacing w:after="0" w:line="240" w:lineRule="auto"/>
     </w:pPr>
     <w:rPr>
+      <w:rFonts w:eastAsia="黑体"/>
       <w:color w:themeColor="text1" w:val="000000"/>
     </w:rPr>
     <w:tblPr>
@@ -14807,6 +15461,7 @@
     </w:tcPr>
     <w:tblStylePr w:type="firstRow">
       <w:rPr>
+        <w:rFonts w:eastAsia="黑体"/>
         <w:b/>
         <w:bCs/>
       </w:rPr>
@@ -14817,6 +15472,7 @@
     </w:tblStylePr>
     <w:tblStylePr w:type="lastRow">
       <w:rPr>
+        <w:rFonts w:eastAsia="黑体"/>
         <w:b/>
         <w:bCs/>
         <w:color w:themeColor="text1" w:val="000000"/>
@@ -14828,6 +15484,7 @@
     </w:tblStylePr>
     <w:tblStylePr w:type="firstCol">
       <w:rPr>
+        <w:rFonts w:eastAsia="黑体"/>
         <w:color w:themeColor="background1" w:val="FFFFFF"/>
       </w:rPr>
       <w:tblPr/>
@@ -14837,6 +15494,7 @@
     </w:tblStylePr>
     <w:tblStylePr w:type="lastCol">
       <w:rPr>
+        <w:rFonts w:eastAsia="黑体"/>
         <w:color w:themeColor="background1" w:val="FFFFFF"/>
       </w:rPr>
       <w:tblPr/>
@@ -14869,6 +15527,7 @@
     <w:name w:val="KeywordTok"/>
     <w:basedOn w:val="VerbatimChar"/>
     <w:rPr>
+      <w:rFonts w:eastAsia="黑体"/>
       <w:b/>
       <w:color w:val="007020"/>
     </w:rPr>
@@ -14877,6 +15536,7 @@
     <w:name w:val="DataTypeTok"/>
     <w:basedOn w:val="VerbatimChar"/>
     <w:rPr>
+      <w:rFonts w:eastAsia="黑体"/>
       <w:color w:val="902000"/>
     </w:rPr>
   </w:style>
@@ -14884,6 +15544,7 @@
     <w:name w:val="DecValTok"/>
     <w:basedOn w:val="VerbatimChar"/>
     <w:rPr>
+      <w:rFonts w:eastAsia="黑体"/>
       <w:color w:val="40a070"/>
     </w:rPr>
   </w:style>
@@ -14891,6 +15552,7 @@
     <w:name w:val="BaseNTok"/>
     <w:basedOn w:val="VerbatimChar"/>
     <w:rPr>
+      <w:rFonts w:eastAsia="黑体"/>
       <w:color w:val="40a070"/>
     </w:rPr>
   </w:style>
@@ -14898,6 +15560,7 @@
     <w:name w:val="FloatTok"/>
     <w:basedOn w:val="VerbatimChar"/>
     <w:rPr>
+      <w:rFonts w:eastAsia="黑体"/>
       <w:color w:val="40a070"/>
     </w:rPr>
   </w:style>
@@ -14905,6 +15568,7 @@
     <w:name w:val="ConstantTok"/>
     <w:basedOn w:val="VerbatimChar"/>
     <w:rPr>
+      <w:rFonts w:eastAsia="黑体"/>
       <w:color w:val="880000"/>
     </w:rPr>
   </w:style>
@@ -14912,6 +15576,7 @@
     <w:name w:val="CharTok"/>
     <w:basedOn w:val="VerbatimChar"/>
     <w:rPr>
+      <w:rFonts w:eastAsia="黑体"/>
       <w:color w:val="4070a0"/>
     </w:rPr>
   </w:style>
@@ -14919,6 +15584,7 @@
     <w:name w:val="SpecialCharTok"/>
     <w:basedOn w:val="VerbatimChar"/>
     <w:rPr>
+      <w:rFonts w:eastAsia="黑体"/>
       <w:color w:val="4070a0"/>
     </w:rPr>
   </w:style>
@@ -14926,6 +15592,7 @@
     <w:name w:val="StringTok"/>
     <w:basedOn w:val="VerbatimChar"/>
     <w:rPr>
+      <w:rFonts w:eastAsia="黑体"/>
       <w:color w:val="4070a0"/>
     </w:rPr>
   </w:style>
@@ -14933,6 +15600,7 @@
     <w:name w:val="VerbatimStringTok"/>
     <w:basedOn w:val="VerbatimChar"/>
     <w:rPr>
+      <w:rFonts w:eastAsia="黑体"/>
       <w:color w:val="4070a0"/>
     </w:rPr>
   </w:style>
@@ -14940,6 +15608,7 @@
     <w:name w:val="SpecialStringTok"/>
     <w:basedOn w:val="VerbatimChar"/>
     <w:rPr>
+      <w:rFonts w:eastAsia="黑体"/>
       <w:color w:val="bb6688"/>
     </w:rPr>
   </w:style>
@@ -14947,6 +15616,7 @@
     <w:name w:val="ImportTok"/>
     <w:basedOn w:val="VerbatimChar"/>
     <w:rPr>
+      <w:rFonts w:eastAsia="黑体"/>
       <w:b/>
       <w:color w:val="008000"/>
     </w:rPr>
@@ -14955,6 +15625,7 @@
     <w:name w:val="CommentTok"/>
     <w:basedOn w:val="VerbatimChar"/>
     <w:rPr>
+      <w:rFonts w:eastAsia="黑体"/>
       <w:i/>
       <w:color w:val="60a0b0"/>
     </w:rPr>
@@ -14963,6 +15634,7 @@
     <w:name w:val="DocumentationTok"/>
     <w:basedOn w:val="VerbatimChar"/>
     <w:rPr>
+      <w:rFonts w:eastAsia="黑体"/>
       <w:i/>
       <w:color w:val="ba2121"/>
     </w:rPr>
@@ -14971,6 +15643,7 @@
     <w:name w:val="AnnotationTok"/>
     <w:basedOn w:val="VerbatimChar"/>
     <w:rPr>
+      <w:rFonts w:eastAsia="黑体"/>
       <w:b/>
       <w:i/>
       <w:color w:val="60a0b0"/>
@@ -14980,6 +15653,7 @@
     <w:name w:val="CommentVarTok"/>
     <w:basedOn w:val="VerbatimChar"/>
     <w:rPr>
+      <w:rFonts w:eastAsia="黑体"/>
       <w:b/>
       <w:i/>
       <w:color w:val="60a0b0"/>
@@ -14989,6 +15663,7 @@
     <w:name w:val="OtherTok"/>
     <w:basedOn w:val="VerbatimChar"/>
     <w:rPr>
+      <w:rFonts w:eastAsia="黑体"/>
       <w:color w:val="007020"/>
     </w:rPr>
   </w:style>
@@ -14996,6 +15671,7 @@
     <w:name w:val="FunctionTok"/>
     <w:basedOn w:val="VerbatimChar"/>
     <w:rPr>
+      <w:rFonts w:eastAsia="黑体"/>
       <w:color w:val="06287e"/>
     </w:rPr>
   </w:style>
@@ -15003,6 +15679,7 @@
     <w:name w:val="VariableTok"/>
     <w:basedOn w:val="VerbatimChar"/>
     <w:rPr>
+      <w:rFonts w:eastAsia="黑体"/>
       <w:color w:val="19177c"/>
     </w:rPr>
   </w:style>
@@ -15010,6 +15687,7 @@
     <w:name w:val="ControlFlowTok"/>
     <w:basedOn w:val="VerbatimChar"/>
     <w:rPr>
+      <w:rFonts w:eastAsia="黑体"/>
       <w:b/>
       <w:color w:val="007020"/>
     </w:rPr>
@@ -15018,6 +15696,7 @@
     <w:name w:val="OperatorTok"/>
     <w:basedOn w:val="VerbatimChar"/>
     <w:rPr>
+      <w:rFonts w:eastAsia="黑体"/>
       <w:color w:val="666666"/>
     </w:rPr>
   </w:style>
@@ -15025,18 +15704,22 @@
     <w:name w:val="BuiltInTok"/>
     <w:basedOn w:val="VerbatimChar"/>
     <w:rPr>
+      <w:rFonts w:eastAsia="黑体"/>
       <w:color w:val="008000"/>
     </w:rPr>
   </w:style>
   <w:style w:type="character" w:customStyle="1" w:styleId="ExtensionTok">
     <w:name w:val="ExtensionTok"/>
     <w:basedOn w:val="VerbatimChar"/>
-    <w:rPr/>
+    <w:rPr>
+      <w:rFonts w:eastAsia="黑体"/>
+    </w:rPr>
   </w:style>
   <w:style w:type="character" w:customStyle="1" w:styleId="PreprocessorTok">
     <w:name w:val="PreprocessorTok"/>
     <w:basedOn w:val="VerbatimChar"/>
     <w:rPr>
+      <w:rFonts w:eastAsia="黑体"/>
       <w:color w:val="bc7a00"/>
     </w:rPr>
   </w:style>
@@ -15044,18 +15727,22 @@
     <w:name w:val="AttributeTok"/>
     <w:basedOn w:val="VerbatimChar"/>
     <w:rPr>
+      <w:rFonts w:eastAsia="黑体"/>
       <w:color w:val="7d9029"/>
     </w:rPr>
   </w:style>
   <w:style w:type="character" w:customStyle="1" w:styleId="RegionMarkerTok">
     <w:name w:val="RegionMarkerTok"/>
     <w:basedOn w:val="VerbatimChar"/>
-    <w:rPr/>
+    <w:rPr>
+      <w:rFonts w:eastAsia="黑体"/>
+    </w:rPr>
   </w:style>
   <w:style w:type="character" w:customStyle="1" w:styleId="InformationTok">
     <w:name w:val="InformationTok"/>
     <w:basedOn w:val="VerbatimChar"/>
     <w:rPr>
+      <w:rFonts w:eastAsia="黑体"/>
       <w:b/>
       <w:i/>
       <w:color w:val="60a0b0"/>
@@ -15065,6 +15752,7 @@
     <w:name w:val="WarningTok"/>
     <w:basedOn w:val="VerbatimChar"/>
     <w:rPr>
+      <w:rFonts w:eastAsia="黑体"/>
       <w:b/>
       <w:i/>
       <w:color w:val="60a0b0"/>
@@ -15074,6 +15762,7 @@
     <w:name w:val="AlertTok"/>
     <w:basedOn w:val="VerbatimChar"/>
     <w:rPr>
+      <w:rFonts w:eastAsia="黑体"/>
       <w:b/>
       <w:color w:val="ff0000"/>
     </w:rPr>
@@ -15082,6 +15771,7 @@
     <w:name w:val="ErrorTok"/>
     <w:basedOn w:val="VerbatimChar"/>
     <w:rPr>
+      <w:rFonts w:eastAsia="黑体"/>
       <w:b/>
       <w:color w:val="ff0000"/>
     </w:rPr>
@@ -15089,7 +15779,9 @@
   <w:style w:type="character" w:customStyle="1" w:styleId="NormalTok">
     <w:name w:val="NormalTok"/>
     <w:basedOn w:val="VerbatimChar"/>
-    <w:rPr/>
+    <w:rPr>
+      <w:rFonts w:eastAsia="黑体"/>
+    </w:rPr>
   </w:style>
 </w:styles>
 </file>
@@ -15138,12 +15830,12 @@
     <a:fontScheme name="Office">
       <a:majorFont>
         <a:latin typeface="Calibri"/>
-        <a:ea typeface=""/>
+        <a:ea typeface="黑体"/>
         <a:cs typeface=""/>
         <a:font script="Jpan" typeface="ＭＳ ゴシック"/>
         <a:font script="Hang" typeface="맑은 고딕"/>
-        <a:font script="Hans" typeface="宋体"/>
-        <a:font script="Hant" typeface="新細明體"/>
+        <a:font script="Hans" typeface="黑体"/>
+        <a:font script="Hant" typeface="黑体"/>
         <a:font script="Arab" typeface="Times New Roman"/>
         <a:font script="Hebr" typeface="Times New Roman"/>
         <a:font script="Thai" typeface="Angsana New"/>
@@ -15173,12 +15865,12 @@
       </a:majorFont>
       <a:minorFont>
         <a:latin typeface="Cambria"/>
-        <a:ea typeface=""/>
+        <a:ea typeface="黑体"/>
         <a:cs typeface=""/>
         <a:font script="Jpan" typeface="ＭＳ 明朝"/>
         <a:font script="Hang" typeface="맑은 고딕"/>
-        <a:font script="Hans" typeface="宋体"/>
-        <a:font script="Hant" typeface="新細明體"/>
+        <a:font script="Hans" typeface="黑体"/>
+        <a:font script="Hant" typeface="黑体"/>
         <a:font script="Arab" typeface="Arial"/>
         <a:font script="Hebr" typeface="Arial"/>
         <a:font script="Thai" typeface="Cordia New"/>

--- a/04-滤波电路/05-其他滤波器/巴特沃斯滤波器/巴特沃斯滤波器.docx
+++ b/04-滤波电路/05-其他滤波器/巴特沃斯滤波器/巴特沃斯滤波器.docx
@@ -2759,7 +2759,7 @@
           <w:color w:val="555555"/>
           <w:sz w:val="21"/>
         </w:rPr>
-        <w:t>材料收集者：杜文杰，WX手机：19519196569，QQ:3478827729</w:t>
+        <w:t>材料收集者：杜文杰，微信/手机：19519196569，QQ:3478827729</w:t>
       </w:r>
     </w:p>
     <w:sectPr>
